--- a/Дз 2, Сбор и работа с требованиями и изменениями/Решения/VladimirtsevA_ТЗ.docx
+++ b/Дз 2, Сбор и работа с требованиями и изменениями/Решения/VladimirtsevA_ТЗ.docx
@@ -262,6 +262,4947 @@
         <w:br w:type="page"/>
       </w:r>
     </w:p>
+    <w:sdt>
+      <w:sdtPr>
+        <w:rPr>
+          <w:rFonts w:ascii="Times New Roman" w:eastAsia="Times New Roman" w:hAnsi="Times New Roman" w:cs="Times New Roman"/>
+          <w:color w:val="auto"/>
+          <w:sz w:val="24"/>
+          <w:szCs w:val="24"/>
+        </w:rPr>
+        <w:id w:val="888840704"/>
+        <w:docPartObj>
+          <w:docPartGallery w:val="Table of Contents"/>
+          <w:docPartUnique/>
+        </w:docPartObj>
+      </w:sdtPr>
+      <w:sdtEndPr>
+        <w:rPr>
+          <w:b/>
+          <w:bCs/>
+        </w:rPr>
+      </w:sdtEndPr>
+      <w:sdtContent>
+        <w:p>
+          <w:pPr>
+            <w:pStyle w:val="afff1"/>
+            <w:jc w:val="center"/>
+            <w:rPr>
+              <w:rFonts w:ascii="Times New Roman" w:hAnsi="Times New Roman" w:cs="Times New Roman"/>
+              <w:b/>
+              <w:bCs/>
+              <w:color w:val="000000" w:themeColor="text1"/>
+              <w:sz w:val="24"/>
+              <w:szCs w:val="24"/>
+            </w:rPr>
+          </w:pPr>
+          <w:r>
+            <w:rPr>
+              <w:rFonts w:ascii="Times New Roman" w:hAnsi="Times New Roman" w:cs="Times New Roman"/>
+              <w:b/>
+              <w:bCs/>
+              <w:color w:val="000000" w:themeColor="text1"/>
+              <w:sz w:val="24"/>
+              <w:szCs w:val="24"/>
+            </w:rPr>
+            <w:t>Содержание</w:t>
+          </w:r>
+        </w:p>
+        <w:p>
+          <w:pPr>
+            <w:pStyle w:val="16"/>
+            <w:rPr>
+              <w:rFonts w:asciiTheme="minorHAnsi" w:eastAsiaTheme="minorEastAsia" w:hAnsiTheme="minorHAnsi" w:cstheme="minorBidi"/>
+              <w:b w:val="0"/>
+              <w:bCs w:val="0"/>
+              <w:caps w:val="0"/>
+              <w:noProof/>
+              <w:kern w:val="2"/>
+              <w:sz w:val="24"/>
+              <w:szCs w:val="24"/>
+              <w14:ligatures w14:val="standardContextual"/>
+            </w:rPr>
+          </w:pPr>
+          <w:r>
+            <w:rPr>
+              <w:sz w:val="24"/>
+              <w:szCs w:val="24"/>
+            </w:rPr>
+            <w:fldChar w:fldCharType="begin"/>
+          </w:r>
+          <w:r>
+            <w:rPr>
+              <w:sz w:val="24"/>
+              <w:szCs w:val="24"/>
+            </w:rPr>
+            <w:instrText xml:space="preserve"> TOC \o "1-3" \h \z \u </w:instrText>
+          </w:r>
+          <w:r>
+            <w:rPr>
+              <w:sz w:val="24"/>
+              <w:szCs w:val="24"/>
+            </w:rPr>
+            <w:fldChar w:fldCharType="separate"/>
+          </w:r>
+          <w:hyperlink w:anchor="_Toc228471185" w:history="1">
+            <w:r>
+              <w:rPr>
+                <w:rStyle w:val="ab"/>
+                <w:b w:val="0"/>
+                <w:bCs w:val="0"/>
+                <w:noProof/>
+                <w:sz w:val="24"/>
+                <w:szCs w:val="24"/>
+              </w:rPr>
+              <w:t>1.</w:t>
+            </w:r>
+            <w:r>
+              <w:rPr>
+                <w:rFonts w:asciiTheme="minorHAnsi" w:eastAsiaTheme="minorEastAsia" w:hAnsiTheme="minorHAnsi" w:cstheme="minorBidi"/>
+                <w:b w:val="0"/>
+                <w:bCs w:val="0"/>
+                <w:caps w:val="0"/>
+                <w:noProof/>
+                <w:kern w:val="2"/>
+                <w:sz w:val="24"/>
+                <w:szCs w:val="24"/>
+                <w14:ligatures w14:val="standardContextual"/>
+              </w:rPr>
+              <w:tab/>
+            </w:r>
+            <w:r>
+              <w:rPr>
+                <w:rStyle w:val="ab"/>
+                <w:b w:val="0"/>
+                <w:bCs w:val="0"/>
+                <w:caps w:val="0"/>
+                <w:noProof/>
+                <w:sz w:val="24"/>
+                <w:szCs w:val="24"/>
+              </w:rPr>
+              <w:t>Глоссарий</w:t>
+            </w:r>
+            <w:r>
+              <w:rPr>
+                <w:b w:val="0"/>
+                <w:bCs w:val="0"/>
+                <w:noProof/>
+                <w:webHidden/>
+                <w:sz w:val="24"/>
+                <w:szCs w:val="24"/>
+              </w:rPr>
+              <w:tab/>
+            </w:r>
+            <w:r>
+              <w:rPr>
+                <w:b w:val="0"/>
+                <w:bCs w:val="0"/>
+                <w:noProof/>
+                <w:webHidden/>
+                <w:sz w:val="24"/>
+                <w:szCs w:val="24"/>
+              </w:rPr>
+              <w:fldChar w:fldCharType="begin"/>
+            </w:r>
+            <w:r>
+              <w:rPr>
+                <w:b w:val="0"/>
+                <w:bCs w:val="0"/>
+                <w:noProof/>
+                <w:webHidden/>
+                <w:sz w:val="24"/>
+                <w:szCs w:val="24"/>
+              </w:rPr>
+              <w:instrText xml:space="preserve"> PAGEREF _Toc228471185 \h </w:instrText>
+            </w:r>
+            <w:r>
+              <w:rPr>
+                <w:b w:val="0"/>
+                <w:bCs w:val="0"/>
+                <w:noProof/>
+                <w:webHidden/>
+                <w:sz w:val="24"/>
+                <w:szCs w:val="24"/>
+              </w:rPr>
+            </w:r>
+            <w:r>
+              <w:rPr>
+                <w:b w:val="0"/>
+                <w:bCs w:val="0"/>
+                <w:noProof/>
+                <w:webHidden/>
+                <w:sz w:val="24"/>
+                <w:szCs w:val="24"/>
+              </w:rPr>
+              <w:fldChar w:fldCharType="separate"/>
+            </w:r>
+            <w:r>
+              <w:rPr>
+                <w:b w:val="0"/>
+                <w:bCs w:val="0"/>
+                <w:noProof/>
+                <w:webHidden/>
+                <w:sz w:val="24"/>
+                <w:szCs w:val="24"/>
+              </w:rPr>
+              <w:t>4</w:t>
+            </w:r>
+            <w:r>
+              <w:rPr>
+                <w:b w:val="0"/>
+                <w:bCs w:val="0"/>
+                <w:noProof/>
+                <w:webHidden/>
+                <w:sz w:val="24"/>
+                <w:szCs w:val="24"/>
+              </w:rPr>
+              <w:fldChar w:fldCharType="end"/>
+            </w:r>
+          </w:hyperlink>
+        </w:p>
+        <w:p>
+          <w:pPr>
+            <w:pStyle w:val="16"/>
+            <w:rPr>
+              <w:rFonts w:asciiTheme="minorHAnsi" w:eastAsiaTheme="minorEastAsia" w:hAnsiTheme="minorHAnsi" w:cstheme="minorBidi"/>
+              <w:b w:val="0"/>
+              <w:bCs w:val="0"/>
+              <w:caps w:val="0"/>
+              <w:noProof/>
+              <w:kern w:val="2"/>
+              <w:sz w:val="24"/>
+              <w:szCs w:val="24"/>
+              <w14:ligatures w14:val="standardContextual"/>
+            </w:rPr>
+          </w:pPr>
+          <w:hyperlink w:anchor="_Toc228471186" w:history="1">
+            <w:r>
+              <w:rPr>
+                <w:rStyle w:val="ab"/>
+                <w:b w:val="0"/>
+                <w:bCs w:val="0"/>
+                <w:noProof/>
+                <w:sz w:val="24"/>
+                <w:szCs w:val="24"/>
+              </w:rPr>
+              <w:t>2.</w:t>
+            </w:r>
+            <w:r>
+              <w:rPr>
+                <w:rFonts w:asciiTheme="minorHAnsi" w:eastAsiaTheme="minorEastAsia" w:hAnsiTheme="minorHAnsi" w:cstheme="minorBidi"/>
+                <w:b w:val="0"/>
+                <w:bCs w:val="0"/>
+                <w:caps w:val="0"/>
+                <w:noProof/>
+                <w:kern w:val="2"/>
+                <w:sz w:val="24"/>
+                <w:szCs w:val="24"/>
+                <w14:ligatures w14:val="standardContextual"/>
+              </w:rPr>
+              <w:tab/>
+            </w:r>
+            <w:r>
+              <w:rPr>
+                <w:rStyle w:val="ab"/>
+                <w:b w:val="0"/>
+                <w:bCs w:val="0"/>
+                <w:caps w:val="0"/>
+                <w:noProof/>
+                <w:sz w:val="24"/>
+                <w:szCs w:val="24"/>
+              </w:rPr>
+              <w:t>Цели и задачи системы</w:t>
+            </w:r>
+            <w:r>
+              <w:rPr>
+                <w:b w:val="0"/>
+                <w:bCs w:val="0"/>
+                <w:noProof/>
+                <w:webHidden/>
+                <w:sz w:val="24"/>
+                <w:szCs w:val="24"/>
+              </w:rPr>
+              <w:tab/>
+            </w:r>
+            <w:r>
+              <w:rPr>
+                <w:b w:val="0"/>
+                <w:bCs w:val="0"/>
+                <w:noProof/>
+                <w:webHidden/>
+                <w:sz w:val="24"/>
+                <w:szCs w:val="24"/>
+              </w:rPr>
+              <w:fldChar w:fldCharType="begin"/>
+            </w:r>
+            <w:r>
+              <w:rPr>
+                <w:b w:val="0"/>
+                <w:bCs w:val="0"/>
+                <w:noProof/>
+                <w:webHidden/>
+                <w:sz w:val="24"/>
+                <w:szCs w:val="24"/>
+              </w:rPr>
+              <w:instrText xml:space="preserve"> PAGEREF _Toc228471186 \h </w:instrText>
+            </w:r>
+            <w:r>
+              <w:rPr>
+                <w:b w:val="0"/>
+                <w:bCs w:val="0"/>
+                <w:noProof/>
+                <w:webHidden/>
+                <w:sz w:val="24"/>
+                <w:szCs w:val="24"/>
+              </w:rPr>
+            </w:r>
+            <w:r>
+              <w:rPr>
+                <w:b w:val="0"/>
+                <w:bCs w:val="0"/>
+                <w:noProof/>
+                <w:webHidden/>
+                <w:sz w:val="24"/>
+                <w:szCs w:val="24"/>
+              </w:rPr>
+              <w:fldChar w:fldCharType="separate"/>
+            </w:r>
+            <w:r>
+              <w:rPr>
+                <w:b w:val="0"/>
+                <w:bCs w:val="0"/>
+                <w:noProof/>
+                <w:webHidden/>
+                <w:sz w:val="24"/>
+                <w:szCs w:val="24"/>
+              </w:rPr>
+              <w:t>4</w:t>
+            </w:r>
+            <w:r>
+              <w:rPr>
+                <w:b w:val="0"/>
+                <w:bCs w:val="0"/>
+                <w:noProof/>
+                <w:webHidden/>
+                <w:sz w:val="24"/>
+                <w:szCs w:val="24"/>
+              </w:rPr>
+              <w:fldChar w:fldCharType="end"/>
+            </w:r>
+          </w:hyperlink>
+        </w:p>
+        <w:p>
+          <w:pPr>
+            <w:pStyle w:val="28"/>
+            <w:tabs>
+              <w:tab w:val="left" w:pos="1680"/>
+            </w:tabs>
+            <w:rPr>
+              <w:rFonts w:asciiTheme="minorHAnsi" w:eastAsiaTheme="minorEastAsia" w:hAnsiTheme="minorHAnsi" w:cstheme="minorBidi"/>
+              <w:smallCaps w:val="0"/>
+              <w:kern w:val="2"/>
+              <w:sz w:val="24"/>
+              <w:szCs w:val="24"/>
+              <w:lang w:val="ru-RU"/>
+              <w14:ligatures w14:val="standardContextual"/>
+            </w:rPr>
+          </w:pPr>
+          <w:hyperlink w:anchor="_Toc228471187" w:history="1">
+            <w:r>
+              <w:rPr>
+                <w:rStyle w:val="ab"/>
+                <w:sz w:val="24"/>
+                <w:szCs w:val="24"/>
+              </w:rPr>
+              <w:t>2.1.</w:t>
+            </w:r>
+            <w:r>
+              <w:rPr>
+                <w:rFonts w:asciiTheme="minorHAnsi" w:eastAsiaTheme="minorEastAsia" w:hAnsiTheme="minorHAnsi" w:cstheme="minorBidi"/>
+                <w:smallCaps w:val="0"/>
+                <w:kern w:val="2"/>
+                <w:sz w:val="24"/>
+                <w:szCs w:val="24"/>
+                <w:lang w:val="ru-RU"/>
+                <w14:ligatures w14:val="standardContextual"/>
+              </w:rPr>
+              <w:tab/>
+            </w:r>
+            <w:r>
+              <w:rPr>
+                <w:rStyle w:val="ab"/>
+                <w:sz w:val="24"/>
+                <w:szCs w:val="24"/>
+              </w:rPr>
+              <w:t>Постановка задачи</w:t>
+            </w:r>
+            <w:r>
+              <w:rPr>
+                <w:webHidden/>
+                <w:sz w:val="24"/>
+                <w:szCs w:val="24"/>
+              </w:rPr>
+              <w:tab/>
+            </w:r>
+            <w:r>
+              <w:rPr>
+                <w:webHidden/>
+                <w:sz w:val="24"/>
+                <w:szCs w:val="24"/>
+              </w:rPr>
+              <w:fldChar w:fldCharType="begin"/>
+            </w:r>
+            <w:r>
+              <w:rPr>
+                <w:webHidden/>
+                <w:sz w:val="24"/>
+                <w:szCs w:val="24"/>
+              </w:rPr>
+              <w:instrText xml:space="preserve"> PAGEREF _Toc228471187 \h </w:instrText>
+            </w:r>
+            <w:r>
+              <w:rPr>
+                <w:webHidden/>
+                <w:sz w:val="24"/>
+                <w:szCs w:val="24"/>
+              </w:rPr>
+            </w:r>
+            <w:r>
+              <w:rPr>
+                <w:webHidden/>
+                <w:sz w:val="24"/>
+                <w:szCs w:val="24"/>
+              </w:rPr>
+              <w:fldChar w:fldCharType="separate"/>
+            </w:r>
+            <w:r>
+              <w:rPr>
+                <w:webHidden/>
+                <w:sz w:val="24"/>
+                <w:szCs w:val="24"/>
+              </w:rPr>
+              <w:t>4</w:t>
+            </w:r>
+            <w:r>
+              <w:rPr>
+                <w:webHidden/>
+                <w:sz w:val="24"/>
+                <w:szCs w:val="24"/>
+              </w:rPr>
+              <w:fldChar w:fldCharType="end"/>
+            </w:r>
+          </w:hyperlink>
+        </w:p>
+        <w:p>
+          <w:pPr>
+            <w:pStyle w:val="28"/>
+            <w:tabs>
+              <w:tab w:val="left" w:pos="1680"/>
+            </w:tabs>
+            <w:rPr>
+              <w:rFonts w:asciiTheme="minorHAnsi" w:eastAsiaTheme="minorEastAsia" w:hAnsiTheme="minorHAnsi" w:cstheme="minorBidi"/>
+              <w:smallCaps w:val="0"/>
+              <w:kern w:val="2"/>
+              <w:sz w:val="24"/>
+              <w:szCs w:val="24"/>
+              <w:lang w:val="ru-RU"/>
+              <w14:ligatures w14:val="standardContextual"/>
+            </w:rPr>
+          </w:pPr>
+          <w:hyperlink w:anchor="_Toc228471188" w:history="1">
+            <w:r>
+              <w:rPr>
+                <w:rStyle w:val="ab"/>
+                <w:sz w:val="24"/>
+                <w:szCs w:val="24"/>
+              </w:rPr>
+              <w:t>2.2.</w:t>
+            </w:r>
+            <w:r>
+              <w:rPr>
+                <w:rFonts w:asciiTheme="minorHAnsi" w:eastAsiaTheme="minorEastAsia" w:hAnsiTheme="minorHAnsi" w:cstheme="minorBidi"/>
+                <w:smallCaps w:val="0"/>
+                <w:kern w:val="2"/>
+                <w:sz w:val="24"/>
+                <w:szCs w:val="24"/>
+                <w:lang w:val="ru-RU"/>
+                <w14:ligatures w14:val="standardContextual"/>
+              </w:rPr>
+              <w:tab/>
+            </w:r>
+            <w:r>
+              <w:rPr>
+                <w:rStyle w:val="ab"/>
+                <w:sz w:val="24"/>
+                <w:szCs w:val="24"/>
+              </w:rPr>
+              <w:t>Цели и задачи проекта</w:t>
+            </w:r>
+            <w:r>
+              <w:rPr>
+                <w:webHidden/>
+                <w:sz w:val="24"/>
+                <w:szCs w:val="24"/>
+              </w:rPr>
+              <w:tab/>
+            </w:r>
+            <w:r>
+              <w:rPr>
+                <w:webHidden/>
+                <w:sz w:val="24"/>
+                <w:szCs w:val="24"/>
+              </w:rPr>
+              <w:fldChar w:fldCharType="begin"/>
+            </w:r>
+            <w:r>
+              <w:rPr>
+                <w:webHidden/>
+                <w:sz w:val="24"/>
+                <w:szCs w:val="24"/>
+              </w:rPr>
+              <w:instrText xml:space="preserve"> PAGEREF _Toc228471188 \h </w:instrText>
+            </w:r>
+            <w:r>
+              <w:rPr>
+                <w:webHidden/>
+                <w:sz w:val="24"/>
+                <w:szCs w:val="24"/>
+              </w:rPr>
+            </w:r>
+            <w:r>
+              <w:rPr>
+                <w:webHidden/>
+                <w:sz w:val="24"/>
+                <w:szCs w:val="24"/>
+              </w:rPr>
+              <w:fldChar w:fldCharType="separate"/>
+            </w:r>
+            <w:r>
+              <w:rPr>
+                <w:webHidden/>
+                <w:sz w:val="24"/>
+                <w:szCs w:val="24"/>
+              </w:rPr>
+              <w:t>4</w:t>
+            </w:r>
+            <w:r>
+              <w:rPr>
+                <w:webHidden/>
+                <w:sz w:val="24"/>
+                <w:szCs w:val="24"/>
+              </w:rPr>
+              <w:fldChar w:fldCharType="end"/>
+            </w:r>
+          </w:hyperlink>
+        </w:p>
+        <w:p>
+          <w:pPr>
+            <w:pStyle w:val="16"/>
+            <w:rPr>
+              <w:rFonts w:asciiTheme="minorHAnsi" w:eastAsiaTheme="minorEastAsia" w:hAnsiTheme="minorHAnsi" w:cstheme="minorBidi"/>
+              <w:b w:val="0"/>
+              <w:bCs w:val="0"/>
+              <w:caps w:val="0"/>
+              <w:noProof/>
+              <w:kern w:val="2"/>
+              <w:sz w:val="24"/>
+              <w:szCs w:val="24"/>
+              <w14:ligatures w14:val="standardContextual"/>
+            </w:rPr>
+          </w:pPr>
+          <w:hyperlink w:anchor="_Toc228471189" w:history="1">
+            <w:r>
+              <w:rPr>
+                <w:rStyle w:val="ab"/>
+                <w:b w:val="0"/>
+                <w:bCs w:val="0"/>
+                <w:noProof/>
+                <w:sz w:val="24"/>
+                <w:szCs w:val="24"/>
+              </w:rPr>
+              <w:t>3.</w:t>
+            </w:r>
+            <w:r>
+              <w:rPr>
+                <w:rFonts w:asciiTheme="minorHAnsi" w:eastAsiaTheme="minorEastAsia" w:hAnsiTheme="minorHAnsi" w:cstheme="minorBidi"/>
+                <w:b w:val="0"/>
+                <w:bCs w:val="0"/>
+                <w:caps w:val="0"/>
+                <w:noProof/>
+                <w:kern w:val="2"/>
+                <w:sz w:val="24"/>
+                <w:szCs w:val="24"/>
+                <w14:ligatures w14:val="standardContextual"/>
+              </w:rPr>
+              <w:tab/>
+            </w:r>
+            <w:r>
+              <w:rPr>
+                <w:rStyle w:val="ab"/>
+                <w:b w:val="0"/>
+                <w:bCs w:val="0"/>
+                <w:caps w:val="0"/>
+                <w:noProof/>
+                <w:sz w:val="24"/>
+                <w:szCs w:val="24"/>
+              </w:rPr>
+              <w:t>Ограничения и допущения</w:t>
+            </w:r>
+            <w:r>
+              <w:rPr>
+                <w:b w:val="0"/>
+                <w:bCs w:val="0"/>
+                <w:noProof/>
+                <w:webHidden/>
+                <w:sz w:val="24"/>
+                <w:szCs w:val="24"/>
+              </w:rPr>
+              <w:tab/>
+            </w:r>
+            <w:r>
+              <w:rPr>
+                <w:b w:val="0"/>
+                <w:bCs w:val="0"/>
+                <w:noProof/>
+                <w:webHidden/>
+                <w:sz w:val="24"/>
+                <w:szCs w:val="24"/>
+              </w:rPr>
+              <w:fldChar w:fldCharType="begin"/>
+            </w:r>
+            <w:r>
+              <w:rPr>
+                <w:b w:val="0"/>
+                <w:bCs w:val="0"/>
+                <w:noProof/>
+                <w:webHidden/>
+                <w:sz w:val="24"/>
+                <w:szCs w:val="24"/>
+              </w:rPr>
+              <w:instrText xml:space="preserve"> PAGEREF _Toc228471189 \h </w:instrText>
+            </w:r>
+            <w:r>
+              <w:rPr>
+                <w:b w:val="0"/>
+                <w:bCs w:val="0"/>
+                <w:noProof/>
+                <w:webHidden/>
+                <w:sz w:val="24"/>
+                <w:szCs w:val="24"/>
+              </w:rPr>
+            </w:r>
+            <w:r>
+              <w:rPr>
+                <w:b w:val="0"/>
+                <w:bCs w:val="0"/>
+                <w:noProof/>
+                <w:webHidden/>
+                <w:sz w:val="24"/>
+                <w:szCs w:val="24"/>
+              </w:rPr>
+              <w:fldChar w:fldCharType="separate"/>
+            </w:r>
+            <w:r>
+              <w:rPr>
+                <w:b w:val="0"/>
+                <w:bCs w:val="0"/>
+                <w:noProof/>
+                <w:webHidden/>
+                <w:sz w:val="24"/>
+                <w:szCs w:val="24"/>
+              </w:rPr>
+              <w:t>5</w:t>
+            </w:r>
+            <w:r>
+              <w:rPr>
+                <w:b w:val="0"/>
+                <w:bCs w:val="0"/>
+                <w:noProof/>
+                <w:webHidden/>
+                <w:sz w:val="24"/>
+                <w:szCs w:val="24"/>
+              </w:rPr>
+              <w:fldChar w:fldCharType="end"/>
+            </w:r>
+          </w:hyperlink>
+        </w:p>
+        <w:p>
+          <w:pPr>
+            <w:pStyle w:val="28"/>
+            <w:tabs>
+              <w:tab w:val="left" w:pos="1680"/>
+            </w:tabs>
+            <w:rPr>
+              <w:rFonts w:asciiTheme="minorHAnsi" w:eastAsiaTheme="minorEastAsia" w:hAnsiTheme="minorHAnsi" w:cstheme="minorBidi"/>
+              <w:smallCaps w:val="0"/>
+              <w:kern w:val="2"/>
+              <w:sz w:val="24"/>
+              <w:szCs w:val="24"/>
+              <w:lang w:val="ru-RU"/>
+              <w14:ligatures w14:val="standardContextual"/>
+            </w:rPr>
+          </w:pPr>
+          <w:hyperlink w:anchor="_Toc228471190" w:history="1">
+            <w:r>
+              <w:rPr>
+                <w:rStyle w:val="ab"/>
+                <w:sz w:val="24"/>
+                <w:szCs w:val="24"/>
+              </w:rPr>
+              <w:t>3.1.</w:t>
+            </w:r>
+            <w:r>
+              <w:rPr>
+                <w:rFonts w:asciiTheme="minorHAnsi" w:eastAsiaTheme="minorEastAsia" w:hAnsiTheme="minorHAnsi" w:cstheme="minorBidi"/>
+                <w:smallCaps w:val="0"/>
+                <w:kern w:val="2"/>
+                <w:sz w:val="24"/>
+                <w:szCs w:val="24"/>
+                <w:lang w:val="ru-RU"/>
+                <w14:ligatures w14:val="standardContextual"/>
+              </w:rPr>
+              <w:tab/>
+            </w:r>
+            <w:r>
+              <w:rPr>
+                <w:rStyle w:val="ab"/>
+                <w:sz w:val="24"/>
+                <w:szCs w:val="24"/>
+              </w:rPr>
+              <w:t>Ограничения</w:t>
+            </w:r>
+            <w:r>
+              <w:rPr>
+                <w:webHidden/>
+                <w:sz w:val="24"/>
+                <w:szCs w:val="24"/>
+              </w:rPr>
+              <w:tab/>
+            </w:r>
+            <w:r>
+              <w:rPr>
+                <w:webHidden/>
+                <w:sz w:val="24"/>
+                <w:szCs w:val="24"/>
+              </w:rPr>
+              <w:fldChar w:fldCharType="begin"/>
+            </w:r>
+            <w:r>
+              <w:rPr>
+                <w:webHidden/>
+                <w:sz w:val="24"/>
+                <w:szCs w:val="24"/>
+              </w:rPr>
+              <w:instrText xml:space="preserve"> PAGEREF _Toc228471190 \h </w:instrText>
+            </w:r>
+            <w:r>
+              <w:rPr>
+                <w:webHidden/>
+                <w:sz w:val="24"/>
+                <w:szCs w:val="24"/>
+              </w:rPr>
+            </w:r>
+            <w:r>
+              <w:rPr>
+                <w:webHidden/>
+                <w:sz w:val="24"/>
+                <w:szCs w:val="24"/>
+              </w:rPr>
+              <w:fldChar w:fldCharType="separate"/>
+            </w:r>
+            <w:r>
+              <w:rPr>
+                <w:webHidden/>
+                <w:sz w:val="24"/>
+                <w:szCs w:val="24"/>
+              </w:rPr>
+              <w:t>5</w:t>
+            </w:r>
+            <w:r>
+              <w:rPr>
+                <w:webHidden/>
+                <w:sz w:val="24"/>
+                <w:szCs w:val="24"/>
+              </w:rPr>
+              <w:fldChar w:fldCharType="end"/>
+            </w:r>
+          </w:hyperlink>
+        </w:p>
+        <w:p>
+          <w:pPr>
+            <w:pStyle w:val="28"/>
+            <w:tabs>
+              <w:tab w:val="left" w:pos="1680"/>
+            </w:tabs>
+            <w:rPr>
+              <w:rFonts w:asciiTheme="minorHAnsi" w:eastAsiaTheme="minorEastAsia" w:hAnsiTheme="minorHAnsi" w:cstheme="minorBidi"/>
+              <w:smallCaps w:val="0"/>
+              <w:kern w:val="2"/>
+              <w:sz w:val="24"/>
+              <w:szCs w:val="24"/>
+              <w:lang w:val="ru-RU"/>
+              <w14:ligatures w14:val="standardContextual"/>
+            </w:rPr>
+          </w:pPr>
+          <w:hyperlink w:anchor="_Toc228471191" w:history="1">
+            <w:r>
+              <w:rPr>
+                <w:rStyle w:val="ab"/>
+                <w:sz w:val="24"/>
+                <w:szCs w:val="24"/>
+              </w:rPr>
+              <w:t>3.2.</w:t>
+            </w:r>
+            <w:r>
+              <w:rPr>
+                <w:rFonts w:asciiTheme="minorHAnsi" w:eastAsiaTheme="minorEastAsia" w:hAnsiTheme="minorHAnsi" w:cstheme="minorBidi"/>
+                <w:smallCaps w:val="0"/>
+                <w:kern w:val="2"/>
+                <w:sz w:val="24"/>
+                <w:szCs w:val="24"/>
+                <w:lang w:val="ru-RU"/>
+                <w14:ligatures w14:val="standardContextual"/>
+              </w:rPr>
+              <w:tab/>
+            </w:r>
+            <w:r>
+              <w:rPr>
+                <w:rStyle w:val="ab"/>
+                <w:sz w:val="24"/>
+                <w:szCs w:val="24"/>
+              </w:rPr>
+              <w:t>Допущения</w:t>
+            </w:r>
+            <w:r>
+              <w:rPr>
+                <w:webHidden/>
+                <w:sz w:val="24"/>
+                <w:szCs w:val="24"/>
+              </w:rPr>
+              <w:tab/>
+            </w:r>
+            <w:r>
+              <w:rPr>
+                <w:webHidden/>
+                <w:sz w:val="24"/>
+                <w:szCs w:val="24"/>
+              </w:rPr>
+              <w:fldChar w:fldCharType="begin"/>
+            </w:r>
+            <w:r>
+              <w:rPr>
+                <w:webHidden/>
+                <w:sz w:val="24"/>
+                <w:szCs w:val="24"/>
+              </w:rPr>
+              <w:instrText xml:space="preserve"> PAGEREF _Toc228471191 \h </w:instrText>
+            </w:r>
+            <w:r>
+              <w:rPr>
+                <w:webHidden/>
+                <w:sz w:val="24"/>
+                <w:szCs w:val="24"/>
+              </w:rPr>
+            </w:r>
+            <w:r>
+              <w:rPr>
+                <w:webHidden/>
+                <w:sz w:val="24"/>
+                <w:szCs w:val="24"/>
+              </w:rPr>
+              <w:fldChar w:fldCharType="separate"/>
+            </w:r>
+            <w:r>
+              <w:rPr>
+                <w:webHidden/>
+                <w:sz w:val="24"/>
+                <w:szCs w:val="24"/>
+              </w:rPr>
+              <w:t>5</w:t>
+            </w:r>
+            <w:r>
+              <w:rPr>
+                <w:webHidden/>
+                <w:sz w:val="24"/>
+                <w:szCs w:val="24"/>
+              </w:rPr>
+              <w:fldChar w:fldCharType="end"/>
+            </w:r>
+          </w:hyperlink>
+        </w:p>
+        <w:p>
+          <w:pPr>
+            <w:pStyle w:val="16"/>
+            <w:rPr>
+              <w:rFonts w:asciiTheme="minorHAnsi" w:eastAsiaTheme="minorEastAsia" w:hAnsiTheme="minorHAnsi" w:cstheme="minorBidi"/>
+              <w:b w:val="0"/>
+              <w:bCs w:val="0"/>
+              <w:caps w:val="0"/>
+              <w:noProof/>
+              <w:kern w:val="2"/>
+              <w:sz w:val="24"/>
+              <w:szCs w:val="24"/>
+              <w14:ligatures w14:val="standardContextual"/>
+            </w:rPr>
+          </w:pPr>
+          <w:hyperlink w:anchor="_Toc228471192" w:history="1">
+            <w:r>
+              <w:rPr>
+                <w:rStyle w:val="ab"/>
+                <w:b w:val="0"/>
+                <w:bCs w:val="0"/>
+                <w:noProof/>
+                <w:sz w:val="24"/>
+                <w:szCs w:val="24"/>
+              </w:rPr>
+              <w:t>4.</w:t>
+            </w:r>
+            <w:r>
+              <w:rPr>
+                <w:rFonts w:asciiTheme="minorHAnsi" w:eastAsiaTheme="minorEastAsia" w:hAnsiTheme="minorHAnsi" w:cstheme="minorBidi"/>
+                <w:b w:val="0"/>
+                <w:bCs w:val="0"/>
+                <w:caps w:val="0"/>
+                <w:noProof/>
+                <w:kern w:val="2"/>
+                <w:sz w:val="24"/>
+                <w:szCs w:val="24"/>
+                <w14:ligatures w14:val="standardContextual"/>
+              </w:rPr>
+              <w:tab/>
+            </w:r>
+            <w:r>
+              <w:rPr>
+                <w:rStyle w:val="ab"/>
+                <w:b w:val="0"/>
+                <w:bCs w:val="0"/>
+                <w:caps w:val="0"/>
+                <w:noProof/>
+                <w:sz w:val="24"/>
+                <w:szCs w:val="24"/>
+              </w:rPr>
+              <w:t>Общие требования к проекту</w:t>
+            </w:r>
+            <w:r>
+              <w:rPr>
+                <w:b w:val="0"/>
+                <w:bCs w:val="0"/>
+                <w:noProof/>
+                <w:webHidden/>
+                <w:sz w:val="24"/>
+                <w:szCs w:val="24"/>
+              </w:rPr>
+              <w:tab/>
+            </w:r>
+            <w:r>
+              <w:rPr>
+                <w:b w:val="0"/>
+                <w:bCs w:val="0"/>
+                <w:noProof/>
+                <w:webHidden/>
+                <w:sz w:val="24"/>
+                <w:szCs w:val="24"/>
+              </w:rPr>
+              <w:fldChar w:fldCharType="begin"/>
+            </w:r>
+            <w:r>
+              <w:rPr>
+                <w:b w:val="0"/>
+                <w:bCs w:val="0"/>
+                <w:noProof/>
+                <w:webHidden/>
+                <w:sz w:val="24"/>
+                <w:szCs w:val="24"/>
+              </w:rPr>
+              <w:instrText xml:space="preserve"> PAGEREF _Toc228471192 \h </w:instrText>
+            </w:r>
+            <w:r>
+              <w:rPr>
+                <w:b w:val="0"/>
+                <w:bCs w:val="0"/>
+                <w:noProof/>
+                <w:webHidden/>
+                <w:sz w:val="24"/>
+                <w:szCs w:val="24"/>
+              </w:rPr>
+            </w:r>
+            <w:r>
+              <w:rPr>
+                <w:b w:val="0"/>
+                <w:bCs w:val="0"/>
+                <w:noProof/>
+                <w:webHidden/>
+                <w:sz w:val="24"/>
+                <w:szCs w:val="24"/>
+              </w:rPr>
+              <w:fldChar w:fldCharType="separate"/>
+            </w:r>
+            <w:r>
+              <w:rPr>
+                <w:b w:val="0"/>
+                <w:bCs w:val="0"/>
+                <w:noProof/>
+                <w:webHidden/>
+                <w:sz w:val="24"/>
+                <w:szCs w:val="24"/>
+              </w:rPr>
+              <w:t>6</w:t>
+            </w:r>
+            <w:r>
+              <w:rPr>
+                <w:b w:val="0"/>
+                <w:bCs w:val="0"/>
+                <w:noProof/>
+                <w:webHidden/>
+                <w:sz w:val="24"/>
+                <w:szCs w:val="24"/>
+              </w:rPr>
+              <w:fldChar w:fldCharType="end"/>
+            </w:r>
+          </w:hyperlink>
+        </w:p>
+        <w:p>
+          <w:pPr>
+            <w:pStyle w:val="28"/>
+            <w:tabs>
+              <w:tab w:val="left" w:pos="1680"/>
+            </w:tabs>
+            <w:rPr>
+              <w:rFonts w:asciiTheme="minorHAnsi" w:eastAsiaTheme="minorEastAsia" w:hAnsiTheme="minorHAnsi" w:cstheme="minorBidi"/>
+              <w:smallCaps w:val="0"/>
+              <w:kern w:val="2"/>
+              <w:sz w:val="24"/>
+              <w:szCs w:val="24"/>
+              <w:lang w:val="ru-RU"/>
+              <w14:ligatures w14:val="standardContextual"/>
+            </w:rPr>
+          </w:pPr>
+          <w:hyperlink w:anchor="_Toc228471193" w:history="1">
+            <w:r>
+              <w:rPr>
+                <w:rStyle w:val="ab"/>
+                <w:sz w:val="24"/>
+                <w:szCs w:val="24"/>
+              </w:rPr>
+              <w:t>4.1.</w:t>
+            </w:r>
+            <w:r>
+              <w:rPr>
+                <w:rFonts w:asciiTheme="minorHAnsi" w:eastAsiaTheme="minorEastAsia" w:hAnsiTheme="minorHAnsi" w:cstheme="minorBidi"/>
+                <w:smallCaps w:val="0"/>
+                <w:kern w:val="2"/>
+                <w:sz w:val="24"/>
+                <w:szCs w:val="24"/>
+                <w:lang w:val="ru-RU"/>
+                <w14:ligatures w14:val="standardContextual"/>
+              </w:rPr>
+              <w:tab/>
+            </w:r>
+            <w:r>
+              <w:rPr>
+                <w:rStyle w:val="ab"/>
+                <w:sz w:val="24"/>
+                <w:szCs w:val="24"/>
+              </w:rPr>
+              <w:t>Общее описание</w:t>
+            </w:r>
+            <w:r>
+              <w:rPr>
+                <w:webHidden/>
+                <w:sz w:val="24"/>
+                <w:szCs w:val="24"/>
+              </w:rPr>
+              <w:tab/>
+            </w:r>
+            <w:r>
+              <w:rPr>
+                <w:webHidden/>
+                <w:sz w:val="24"/>
+                <w:szCs w:val="24"/>
+              </w:rPr>
+              <w:fldChar w:fldCharType="begin"/>
+            </w:r>
+            <w:r>
+              <w:rPr>
+                <w:webHidden/>
+                <w:sz w:val="24"/>
+                <w:szCs w:val="24"/>
+              </w:rPr>
+              <w:instrText xml:space="preserve"> PAGEREF _Toc228471193 \h </w:instrText>
+            </w:r>
+            <w:r>
+              <w:rPr>
+                <w:webHidden/>
+                <w:sz w:val="24"/>
+                <w:szCs w:val="24"/>
+              </w:rPr>
+            </w:r>
+            <w:r>
+              <w:rPr>
+                <w:webHidden/>
+                <w:sz w:val="24"/>
+                <w:szCs w:val="24"/>
+              </w:rPr>
+              <w:fldChar w:fldCharType="separate"/>
+            </w:r>
+            <w:r>
+              <w:rPr>
+                <w:webHidden/>
+                <w:sz w:val="24"/>
+                <w:szCs w:val="24"/>
+              </w:rPr>
+              <w:t>6</w:t>
+            </w:r>
+            <w:r>
+              <w:rPr>
+                <w:webHidden/>
+                <w:sz w:val="24"/>
+                <w:szCs w:val="24"/>
+              </w:rPr>
+              <w:fldChar w:fldCharType="end"/>
+            </w:r>
+          </w:hyperlink>
+        </w:p>
+        <w:p>
+          <w:pPr>
+            <w:pStyle w:val="28"/>
+            <w:tabs>
+              <w:tab w:val="left" w:pos="1680"/>
+            </w:tabs>
+            <w:rPr>
+              <w:rFonts w:asciiTheme="minorHAnsi" w:eastAsiaTheme="minorEastAsia" w:hAnsiTheme="minorHAnsi" w:cstheme="minorBidi"/>
+              <w:smallCaps w:val="0"/>
+              <w:kern w:val="2"/>
+              <w:sz w:val="24"/>
+              <w:szCs w:val="24"/>
+              <w:lang w:val="ru-RU"/>
+              <w14:ligatures w14:val="standardContextual"/>
+            </w:rPr>
+          </w:pPr>
+          <w:hyperlink w:anchor="_Toc228471194" w:history="1">
+            <w:r>
+              <w:rPr>
+                <w:rStyle w:val="ab"/>
+                <w:sz w:val="24"/>
+                <w:szCs w:val="24"/>
+              </w:rPr>
+              <w:t>4.2.</w:t>
+            </w:r>
+            <w:r>
+              <w:rPr>
+                <w:rFonts w:asciiTheme="minorHAnsi" w:eastAsiaTheme="minorEastAsia" w:hAnsiTheme="minorHAnsi" w:cstheme="minorBidi"/>
+                <w:smallCaps w:val="0"/>
+                <w:kern w:val="2"/>
+                <w:sz w:val="24"/>
+                <w:szCs w:val="24"/>
+                <w:lang w:val="ru-RU"/>
+                <w14:ligatures w14:val="standardContextual"/>
+              </w:rPr>
+              <w:tab/>
+            </w:r>
+            <w:r>
+              <w:rPr>
+                <w:rStyle w:val="ab"/>
+                <w:sz w:val="24"/>
+                <w:szCs w:val="24"/>
+              </w:rPr>
+              <w:t>Ожидаемые результаты проекта</w:t>
+            </w:r>
+            <w:r>
+              <w:rPr>
+                <w:webHidden/>
+                <w:sz w:val="24"/>
+                <w:szCs w:val="24"/>
+              </w:rPr>
+              <w:tab/>
+            </w:r>
+            <w:r>
+              <w:rPr>
+                <w:webHidden/>
+                <w:sz w:val="24"/>
+                <w:szCs w:val="24"/>
+              </w:rPr>
+              <w:fldChar w:fldCharType="begin"/>
+            </w:r>
+            <w:r>
+              <w:rPr>
+                <w:webHidden/>
+                <w:sz w:val="24"/>
+                <w:szCs w:val="24"/>
+              </w:rPr>
+              <w:instrText xml:space="preserve"> PAGEREF _Toc228471194 \h </w:instrText>
+            </w:r>
+            <w:r>
+              <w:rPr>
+                <w:webHidden/>
+                <w:sz w:val="24"/>
+                <w:szCs w:val="24"/>
+              </w:rPr>
+            </w:r>
+            <w:r>
+              <w:rPr>
+                <w:webHidden/>
+                <w:sz w:val="24"/>
+                <w:szCs w:val="24"/>
+              </w:rPr>
+              <w:fldChar w:fldCharType="separate"/>
+            </w:r>
+            <w:r>
+              <w:rPr>
+                <w:webHidden/>
+                <w:sz w:val="24"/>
+                <w:szCs w:val="24"/>
+              </w:rPr>
+              <w:t>6</w:t>
+            </w:r>
+            <w:r>
+              <w:rPr>
+                <w:webHidden/>
+                <w:sz w:val="24"/>
+                <w:szCs w:val="24"/>
+              </w:rPr>
+              <w:fldChar w:fldCharType="end"/>
+            </w:r>
+          </w:hyperlink>
+        </w:p>
+        <w:p>
+          <w:pPr>
+            <w:pStyle w:val="16"/>
+            <w:rPr>
+              <w:rFonts w:asciiTheme="minorHAnsi" w:eastAsiaTheme="minorEastAsia" w:hAnsiTheme="minorHAnsi" w:cstheme="minorBidi"/>
+              <w:b w:val="0"/>
+              <w:bCs w:val="0"/>
+              <w:caps w:val="0"/>
+              <w:noProof/>
+              <w:kern w:val="2"/>
+              <w:sz w:val="24"/>
+              <w:szCs w:val="24"/>
+              <w14:ligatures w14:val="standardContextual"/>
+            </w:rPr>
+          </w:pPr>
+          <w:hyperlink w:anchor="_Toc228471195" w:history="1">
+            <w:r>
+              <w:rPr>
+                <w:rStyle w:val="ab"/>
+                <w:b w:val="0"/>
+                <w:bCs w:val="0"/>
+                <w:noProof/>
+                <w:sz w:val="24"/>
+                <w:szCs w:val="24"/>
+              </w:rPr>
+              <w:t>5.</w:t>
+            </w:r>
+            <w:r>
+              <w:rPr>
+                <w:rFonts w:asciiTheme="minorHAnsi" w:eastAsiaTheme="minorEastAsia" w:hAnsiTheme="minorHAnsi" w:cstheme="minorBidi"/>
+                <w:b w:val="0"/>
+                <w:bCs w:val="0"/>
+                <w:caps w:val="0"/>
+                <w:noProof/>
+                <w:kern w:val="2"/>
+                <w:sz w:val="24"/>
+                <w:szCs w:val="24"/>
+                <w14:ligatures w14:val="standardContextual"/>
+              </w:rPr>
+              <w:tab/>
+            </w:r>
+            <w:r>
+              <w:rPr>
+                <w:rStyle w:val="ab"/>
+                <w:b w:val="0"/>
+                <w:bCs w:val="0"/>
+                <w:caps w:val="0"/>
+                <w:noProof/>
+                <w:sz w:val="24"/>
+                <w:szCs w:val="24"/>
+              </w:rPr>
+              <w:t>Описание ас</w:t>
+            </w:r>
+            <w:r>
+              <w:rPr>
+                <w:b w:val="0"/>
+                <w:bCs w:val="0"/>
+                <w:noProof/>
+                <w:webHidden/>
+                <w:sz w:val="24"/>
+                <w:szCs w:val="24"/>
+              </w:rPr>
+              <w:tab/>
+            </w:r>
+            <w:r>
+              <w:rPr>
+                <w:b w:val="0"/>
+                <w:bCs w:val="0"/>
+                <w:noProof/>
+                <w:webHidden/>
+                <w:sz w:val="24"/>
+                <w:szCs w:val="24"/>
+              </w:rPr>
+              <w:fldChar w:fldCharType="begin"/>
+            </w:r>
+            <w:r>
+              <w:rPr>
+                <w:b w:val="0"/>
+                <w:bCs w:val="0"/>
+                <w:noProof/>
+                <w:webHidden/>
+                <w:sz w:val="24"/>
+                <w:szCs w:val="24"/>
+              </w:rPr>
+              <w:instrText xml:space="preserve"> PAGEREF _Toc228471195 \h </w:instrText>
+            </w:r>
+            <w:r>
+              <w:rPr>
+                <w:b w:val="0"/>
+                <w:bCs w:val="0"/>
+                <w:noProof/>
+                <w:webHidden/>
+                <w:sz w:val="24"/>
+                <w:szCs w:val="24"/>
+              </w:rPr>
+            </w:r>
+            <w:r>
+              <w:rPr>
+                <w:b w:val="0"/>
+                <w:bCs w:val="0"/>
+                <w:noProof/>
+                <w:webHidden/>
+                <w:sz w:val="24"/>
+                <w:szCs w:val="24"/>
+              </w:rPr>
+              <w:fldChar w:fldCharType="separate"/>
+            </w:r>
+            <w:r>
+              <w:rPr>
+                <w:b w:val="0"/>
+                <w:bCs w:val="0"/>
+                <w:noProof/>
+                <w:webHidden/>
+                <w:sz w:val="24"/>
+                <w:szCs w:val="24"/>
+              </w:rPr>
+              <w:t>7</w:t>
+            </w:r>
+            <w:r>
+              <w:rPr>
+                <w:b w:val="0"/>
+                <w:bCs w:val="0"/>
+                <w:noProof/>
+                <w:webHidden/>
+                <w:sz w:val="24"/>
+                <w:szCs w:val="24"/>
+              </w:rPr>
+              <w:fldChar w:fldCharType="end"/>
+            </w:r>
+          </w:hyperlink>
+        </w:p>
+        <w:p>
+          <w:pPr>
+            <w:pStyle w:val="28"/>
+            <w:tabs>
+              <w:tab w:val="left" w:pos="1680"/>
+            </w:tabs>
+            <w:rPr>
+              <w:rFonts w:asciiTheme="minorHAnsi" w:eastAsiaTheme="minorEastAsia" w:hAnsiTheme="minorHAnsi" w:cstheme="minorBidi"/>
+              <w:smallCaps w:val="0"/>
+              <w:kern w:val="2"/>
+              <w:sz w:val="24"/>
+              <w:szCs w:val="24"/>
+              <w:lang w:val="ru-RU"/>
+              <w14:ligatures w14:val="standardContextual"/>
+            </w:rPr>
+          </w:pPr>
+          <w:hyperlink w:anchor="_Toc228471196" w:history="1">
+            <w:r>
+              <w:rPr>
+                <w:rStyle w:val="ab"/>
+                <w:sz w:val="24"/>
+                <w:szCs w:val="24"/>
+              </w:rPr>
+              <w:t>5.1.</w:t>
+            </w:r>
+            <w:r>
+              <w:rPr>
+                <w:rFonts w:asciiTheme="minorHAnsi" w:eastAsiaTheme="minorEastAsia" w:hAnsiTheme="minorHAnsi" w:cstheme="minorBidi"/>
+                <w:smallCaps w:val="0"/>
+                <w:kern w:val="2"/>
+                <w:sz w:val="24"/>
+                <w:szCs w:val="24"/>
+                <w:lang w:val="ru-RU"/>
+                <w14:ligatures w14:val="standardContextual"/>
+              </w:rPr>
+              <w:tab/>
+            </w:r>
+            <w:r>
+              <w:rPr>
+                <w:rStyle w:val="ab"/>
+                <w:sz w:val="24"/>
+                <w:szCs w:val="24"/>
+              </w:rPr>
+              <w:t>Субд postgresql</w:t>
+            </w:r>
+            <w:r>
+              <w:rPr>
+                <w:webHidden/>
+                <w:sz w:val="24"/>
+                <w:szCs w:val="24"/>
+              </w:rPr>
+              <w:tab/>
+            </w:r>
+            <w:r>
+              <w:rPr>
+                <w:webHidden/>
+                <w:sz w:val="24"/>
+                <w:szCs w:val="24"/>
+              </w:rPr>
+              <w:fldChar w:fldCharType="begin"/>
+            </w:r>
+            <w:r>
+              <w:rPr>
+                <w:webHidden/>
+                <w:sz w:val="24"/>
+                <w:szCs w:val="24"/>
+              </w:rPr>
+              <w:instrText xml:space="preserve"> PAGEREF _Toc228471196 \h </w:instrText>
+            </w:r>
+            <w:r>
+              <w:rPr>
+                <w:webHidden/>
+                <w:sz w:val="24"/>
+                <w:szCs w:val="24"/>
+              </w:rPr>
+            </w:r>
+            <w:r>
+              <w:rPr>
+                <w:webHidden/>
+                <w:sz w:val="24"/>
+                <w:szCs w:val="24"/>
+              </w:rPr>
+              <w:fldChar w:fldCharType="separate"/>
+            </w:r>
+            <w:r>
+              <w:rPr>
+                <w:webHidden/>
+                <w:sz w:val="24"/>
+                <w:szCs w:val="24"/>
+              </w:rPr>
+              <w:t>7</w:t>
+            </w:r>
+            <w:r>
+              <w:rPr>
+                <w:webHidden/>
+                <w:sz w:val="24"/>
+                <w:szCs w:val="24"/>
+              </w:rPr>
+              <w:fldChar w:fldCharType="end"/>
+            </w:r>
+          </w:hyperlink>
+        </w:p>
+        <w:p>
+          <w:pPr>
+            <w:pStyle w:val="34"/>
+            <w:tabs>
+              <w:tab w:val="left" w:pos="1200"/>
+              <w:tab w:val="right" w:leader="dot" w:pos="9736"/>
+            </w:tabs>
+            <w:rPr>
+              <w:rFonts w:asciiTheme="minorHAnsi" w:eastAsiaTheme="minorEastAsia" w:hAnsiTheme="minorHAnsi" w:cstheme="minorBidi"/>
+              <w:i w:val="0"/>
+              <w:iCs w:val="0"/>
+              <w:noProof/>
+              <w:kern w:val="2"/>
+              <w:sz w:val="24"/>
+              <w:szCs w:val="24"/>
+              <w14:ligatures w14:val="standardContextual"/>
+            </w:rPr>
+          </w:pPr>
+          <w:hyperlink w:anchor="_Toc228471197" w:history="1">
+            <w:r>
+              <w:rPr>
+                <w:rStyle w:val="ab"/>
+                <w:i w:val="0"/>
+                <w:iCs w:val="0"/>
+                <w:noProof/>
+                <w:sz w:val="24"/>
+                <w:szCs w:val="24"/>
+              </w:rPr>
+              <w:t>5.1.1.</w:t>
+            </w:r>
+            <w:r>
+              <w:rPr>
+                <w:rFonts w:asciiTheme="minorHAnsi" w:eastAsiaTheme="minorEastAsia" w:hAnsiTheme="minorHAnsi" w:cstheme="minorBidi"/>
+                <w:i w:val="0"/>
+                <w:iCs w:val="0"/>
+                <w:noProof/>
+                <w:kern w:val="2"/>
+                <w:sz w:val="24"/>
+                <w:szCs w:val="24"/>
+                <w14:ligatures w14:val="standardContextual"/>
+              </w:rPr>
+              <w:tab/>
+            </w:r>
+            <w:r>
+              <w:rPr>
+                <w:rStyle w:val="ab"/>
+                <w:i w:val="0"/>
+                <w:iCs w:val="0"/>
+                <w:noProof/>
+                <w:sz w:val="24"/>
+                <w:szCs w:val="24"/>
+              </w:rPr>
+              <w:t>Назначение</w:t>
+            </w:r>
+            <w:r>
+              <w:rPr>
+                <w:i w:val="0"/>
+                <w:iCs w:val="0"/>
+                <w:noProof/>
+                <w:webHidden/>
+                <w:sz w:val="24"/>
+                <w:szCs w:val="24"/>
+              </w:rPr>
+              <w:tab/>
+            </w:r>
+            <w:r>
+              <w:rPr>
+                <w:i w:val="0"/>
+                <w:iCs w:val="0"/>
+                <w:noProof/>
+                <w:webHidden/>
+                <w:sz w:val="24"/>
+                <w:szCs w:val="24"/>
+              </w:rPr>
+              <w:fldChar w:fldCharType="begin"/>
+            </w:r>
+            <w:r>
+              <w:rPr>
+                <w:i w:val="0"/>
+                <w:iCs w:val="0"/>
+                <w:noProof/>
+                <w:webHidden/>
+                <w:sz w:val="24"/>
+                <w:szCs w:val="24"/>
+              </w:rPr>
+              <w:instrText xml:space="preserve"> PAGEREF _Toc228471197 \h </w:instrText>
+            </w:r>
+            <w:r>
+              <w:rPr>
+                <w:i w:val="0"/>
+                <w:iCs w:val="0"/>
+                <w:noProof/>
+                <w:webHidden/>
+                <w:sz w:val="24"/>
+                <w:szCs w:val="24"/>
+              </w:rPr>
+            </w:r>
+            <w:r>
+              <w:rPr>
+                <w:i w:val="0"/>
+                <w:iCs w:val="0"/>
+                <w:noProof/>
+                <w:webHidden/>
+                <w:sz w:val="24"/>
+                <w:szCs w:val="24"/>
+              </w:rPr>
+              <w:fldChar w:fldCharType="separate"/>
+            </w:r>
+            <w:r>
+              <w:rPr>
+                <w:i w:val="0"/>
+                <w:iCs w:val="0"/>
+                <w:noProof/>
+                <w:webHidden/>
+                <w:sz w:val="24"/>
+                <w:szCs w:val="24"/>
+              </w:rPr>
+              <w:t>7</w:t>
+            </w:r>
+            <w:r>
+              <w:rPr>
+                <w:i w:val="0"/>
+                <w:iCs w:val="0"/>
+                <w:noProof/>
+                <w:webHidden/>
+                <w:sz w:val="24"/>
+                <w:szCs w:val="24"/>
+              </w:rPr>
+              <w:fldChar w:fldCharType="end"/>
+            </w:r>
+          </w:hyperlink>
+        </w:p>
+        <w:p>
+          <w:pPr>
+            <w:pStyle w:val="34"/>
+            <w:tabs>
+              <w:tab w:val="left" w:pos="1200"/>
+              <w:tab w:val="right" w:leader="dot" w:pos="9736"/>
+            </w:tabs>
+            <w:rPr>
+              <w:rFonts w:asciiTheme="minorHAnsi" w:eastAsiaTheme="minorEastAsia" w:hAnsiTheme="minorHAnsi" w:cstheme="minorBidi"/>
+              <w:i w:val="0"/>
+              <w:iCs w:val="0"/>
+              <w:noProof/>
+              <w:kern w:val="2"/>
+              <w:sz w:val="24"/>
+              <w:szCs w:val="24"/>
+              <w14:ligatures w14:val="standardContextual"/>
+            </w:rPr>
+          </w:pPr>
+          <w:hyperlink w:anchor="_Toc228471198" w:history="1">
+            <w:r>
+              <w:rPr>
+                <w:rStyle w:val="ab"/>
+                <w:i w:val="0"/>
+                <w:iCs w:val="0"/>
+                <w:noProof/>
+                <w:sz w:val="24"/>
+                <w:szCs w:val="24"/>
+              </w:rPr>
+              <w:t>5.1.2.</w:t>
+            </w:r>
+            <w:r>
+              <w:rPr>
+                <w:rFonts w:asciiTheme="minorHAnsi" w:eastAsiaTheme="minorEastAsia" w:hAnsiTheme="minorHAnsi" w:cstheme="minorBidi"/>
+                <w:i w:val="0"/>
+                <w:iCs w:val="0"/>
+                <w:noProof/>
+                <w:kern w:val="2"/>
+                <w:sz w:val="24"/>
+                <w:szCs w:val="24"/>
+                <w14:ligatures w14:val="standardContextual"/>
+              </w:rPr>
+              <w:tab/>
+            </w:r>
+            <w:r>
+              <w:rPr>
+                <w:rStyle w:val="ab"/>
+                <w:i w:val="0"/>
+                <w:iCs w:val="0"/>
+                <w:noProof/>
+                <w:sz w:val="24"/>
+                <w:szCs w:val="24"/>
+              </w:rPr>
+              <w:t>Требования</w:t>
+            </w:r>
+            <w:r>
+              <w:rPr>
+                <w:i w:val="0"/>
+                <w:iCs w:val="0"/>
+                <w:noProof/>
+                <w:webHidden/>
+                <w:sz w:val="24"/>
+                <w:szCs w:val="24"/>
+              </w:rPr>
+              <w:tab/>
+            </w:r>
+            <w:r>
+              <w:rPr>
+                <w:i w:val="0"/>
+                <w:iCs w:val="0"/>
+                <w:noProof/>
+                <w:webHidden/>
+                <w:sz w:val="24"/>
+                <w:szCs w:val="24"/>
+              </w:rPr>
+              <w:fldChar w:fldCharType="begin"/>
+            </w:r>
+            <w:r>
+              <w:rPr>
+                <w:i w:val="0"/>
+                <w:iCs w:val="0"/>
+                <w:noProof/>
+                <w:webHidden/>
+                <w:sz w:val="24"/>
+                <w:szCs w:val="24"/>
+              </w:rPr>
+              <w:instrText xml:space="preserve"> PAGEREF _Toc228471198 \h </w:instrText>
+            </w:r>
+            <w:r>
+              <w:rPr>
+                <w:i w:val="0"/>
+                <w:iCs w:val="0"/>
+                <w:noProof/>
+                <w:webHidden/>
+                <w:sz w:val="24"/>
+                <w:szCs w:val="24"/>
+              </w:rPr>
+            </w:r>
+            <w:r>
+              <w:rPr>
+                <w:i w:val="0"/>
+                <w:iCs w:val="0"/>
+                <w:noProof/>
+                <w:webHidden/>
+                <w:sz w:val="24"/>
+                <w:szCs w:val="24"/>
+              </w:rPr>
+              <w:fldChar w:fldCharType="separate"/>
+            </w:r>
+            <w:r>
+              <w:rPr>
+                <w:i w:val="0"/>
+                <w:iCs w:val="0"/>
+                <w:noProof/>
+                <w:webHidden/>
+                <w:sz w:val="24"/>
+                <w:szCs w:val="24"/>
+              </w:rPr>
+              <w:t>7</w:t>
+            </w:r>
+            <w:r>
+              <w:rPr>
+                <w:i w:val="0"/>
+                <w:iCs w:val="0"/>
+                <w:noProof/>
+                <w:webHidden/>
+                <w:sz w:val="24"/>
+                <w:szCs w:val="24"/>
+              </w:rPr>
+              <w:fldChar w:fldCharType="end"/>
+            </w:r>
+          </w:hyperlink>
+        </w:p>
+        <w:p>
+          <w:pPr>
+            <w:pStyle w:val="28"/>
+            <w:tabs>
+              <w:tab w:val="left" w:pos="1680"/>
+            </w:tabs>
+            <w:rPr>
+              <w:rFonts w:asciiTheme="minorHAnsi" w:eastAsiaTheme="minorEastAsia" w:hAnsiTheme="minorHAnsi" w:cstheme="minorBidi"/>
+              <w:smallCaps w:val="0"/>
+              <w:kern w:val="2"/>
+              <w:sz w:val="24"/>
+              <w:szCs w:val="24"/>
+              <w:lang w:val="ru-RU"/>
+              <w14:ligatures w14:val="standardContextual"/>
+            </w:rPr>
+          </w:pPr>
+          <w:hyperlink w:anchor="_Toc228471199" w:history="1">
+            <w:r>
+              <w:rPr>
+                <w:rStyle w:val="ab"/>
+                <w:sz w:val="24"/>
+                <w:szCs w:val="24"/>
+              </w:rPr>
+              <w:t>5.2.</w:t>
+            </w:r>
+            <w:r>
+              <w:rPr>
+                <w:rFonts w:asciiTheme="minorHAnsi" w:eastAsiaTheme="minorEastAsia" w:hAnsiTheme="minorHAnsi" w:cstheme="minorBidi"/>
+                <w:smallCaps w:val="0"/>
+                <w:kern w:val="2"/>
+                <w:sz w:val="24"/>
+                <w:szCs w:val="24"/>
+                <w:lang w:val="ru-RU"/>
+                <w14:ligatures w14:val="standardContextual"/>
+              </w:rPr>
+              <w:tab/>
+            </w:r>
+            <w:r>
+              <w:rPr>
+                <w:rStyle w:val="ab"/>
+                <w:sz w:val="24"/>
+                <w:szCs w:val="24"/>
+              </w:rPr>
+              <w:t>Источник данных</w:t>
+            </w:r>
+            <w:r>
+              <w:rPr>
+                <w:webHidden/>
+                <w:sz w:val="24"/>
+                <w:szCs w:val="24"/>
+              </w:rPr>
+              <w:tab/>
+            </w:r>
+            <w:r>
+              <w:rPr>
+                <w:webHidden/>
+                <w:sz w:val="24"/>
+                <w:szCs w:val="24"/>
+              </w:rPr>
+              <w:fldChar w:fldCharType="begin"/>
+            </w:r>
+            <w:r>
+              <w:rPr>
+                <w:webHidden/>
+                <w:sz w:val="24"/>
+                <w:szCs w:val="24"/>
+              </w:rPr>
+              <w:instrText xml:space="preserve"> PAGEREF _Toc228471199 \h </w:instrText>
+            </w:r>
+            <w:r>
+              <w:rPr>
+                <w:webHidden/>
+                <w:sz w:val="24"/>
+                <w:szCs w:val="24"/>
+              </w:rPr>
+            </w:r>
+            <w:r>
+              <w:rPr>
+                <w:webHidden/>
+                <w:sz w:val="24"/>
+                <w:szCs w:val="24"/>
+              </w:rPr>
+              <w:fldChar w:fldCharType="separate"/>
+            </w:r>
+            <w:r>
+              <w:rPr>
+                <w:webHidden/>
+                <w:sz w:val="24"/>
+                <w:szCs w:val="24"/>
+              </w:rPr>
+              <w:t>7</w:t>
+            </w:r>
+            <w:r>
+              <w:rPr>
+                <w:webHidden/>
+                <w:sz w:val="24"/>
+                <w:szCs w:val="24"/>
+              </w:rPr>
+              <w:fldChar w:fldCharType="end"/>
+            </w:r>
+          </w:hyperlink>
+        </w:p>
+        <w:p>
+          <w:pPr>
+            <w:pStyle w:val="34"/>
+            <w:tabs>
+              <w:tab w:val="left" w:pos="1200"/>
+              <w:tab w:val="right" w:leader="dot" w:pos="9736"/>
+            </w:tabs>
+            <w:rPr>
+              <w:rFonts w:asciiTheme="minorHAnsi" w:eastAsiaTheme="minorEastAsia" w:hAnsiTheme="minorHAnsi" w:cstheme="minorBidi"/>
+              <w:i w:val="0"/>
+              <w:iCs w:val="0"/>
+              <w:noProof/>
+              <w:kern w:val="2"/>
+              <w:sz w:val="24"/>
+              <w:szCs w:val="24"/>
+              <w14:ligatures w14:val="standardContextual"/>
+            </w:rPr>
+          </w:pPr>
+          <w:hyperlink w:anchor="_Toc228471200" w:history="1">
+            <w:r>
+              <w:rPr>
+                <w:rStyle w:val="ab"/>
+                <w:i w:val="0"/>
+                <w:iCs w:val="0"/>
+                <w:noProof/>
+                <w:sz w:val="24"/>
+                <w:szCs w:val="24"/>
+              </w:rPr>
+              <w:t>5.2.1.</w:t>
+            </w:r>
+            <w:r>
+              <w:rPr>
+                <w:rFonts w:asciiTheme="minorHAnsi" w:eastAsiaTheme="minorEastAsia" w:hAnsiTheme="minorHAnsi" w:cstheme="minorBidi"/>
+                <w:i w:val="0"/>
+                <w:iCs w:val="0"/>
+                <w:noProof/>
+                <w:kern w:val="2"/>
+                <w:sz w:val="24"/>
+                <w:szCs w:val="24"/>
+                <w14:ligatures w14:val="standardContextual"/>
+              </w:rPr>
+              <w:tab/>
+            </w:r>
+            <w:r>
+              <w:rPr>
+                <w:rStyle w:val="ab"/>
+                <w:i w:val="0"/>
+                <w:iCs w:val="0"/>
+                <w:noProof/>
+                <w:sz w:val="24"/>
+                <w:szCs w:val="24"/>
+              </w:rPr>
+              <w:t>Назначение</w:t>
+            </w:r>
+            <w:r>
+              <w:rPr>
+                <w:i w:val="0"/>
+                <w:iCs w:val="0"/>
+                <w:noProof/>
+                <w:webHidden/>
+                <w:sz w:val="24"/>
+                <w:szCs w:val="24"/>
+              </w:rPr>
+              <w:tab/>
+            </w:r>
+            <w:r>
+              <w:rPr>
+                <w:i w:val="0"/>
+                <w:iCs w:val="0"/>
+                <w:noProof/>
+                <w:webHidden/>
+                <w:sz w:val="24"/>
+                <w:szCs w:val="24"/>
+              </w:rPr>
+              <w:fldChar w:fldCharType="begin"/>
+            </w:r>
+            <w:r>
+              <w:rPr>
+                <w:i w:val="0"/>
+                <w:iCs w:val="0"/>
+                <w:noProof/>
+                <w:webHidden/>
+                <w:sz w:val="24"/>
+                <w:szCs w:val="24"/>
+              </w:rPr>
+              <w:instrText xml:space="preserve"> PAGEREF _Toc228471200 \h </w:instrText>
+            </w:r>
+            <w:r>
+              <w:rPr>
+                <w:i w:val="0"/>
+                <w:iCs w:val="0"/>
+                <w:noProof/>
+                <w:webHidden/>
+                <w:sz w:val="24"/>
+                <w:szCs w:val="24"/>
+              </w:rPr>
+            </w:r>
+            <w:r>
+              <w:rPr>
+                <w:i w:val="0"/>
+                <w:iCs w:val="0"/>
+                <w:noProof/>
+                <w:webHidden/>
+                <w:sz w:val="24"/>
+                <w:szCs w:val="24"/>
+              </w:rPr>
+              <w:fldChar w:fldCharType="separate"/>
+            </w:r>
+            <w:r>
+              <w:rPr>
+                <w:i w:val="0"/>
+                <w:iCs w:val="0"/>
+                <w:noProof/>
+                <w:webHidden/>
+                <w:sz w:val="24"/>
+                <w:szCs w:val="24"/>
+              </w:rPr>
+              <w:t>7</w:t>
+            </w:r>
+            <w:r>
+              <w:rPr>
+                <w:i w:val="0"/>
+                <w:iCs w:val="0"/>
+                <w:noProof/>
+                <w:webHidden/>
+                <w:sz w:val="24"/>
+                <w:szCs w:val="24"/>
+              </w:rPr>
+              <w:fldChar w:fldCharType="end"/>
+            </w:r>
+          </w:hyperlink>
+        </w:p>
+        <w:p>
+          <w:pPr>
+            <w:pStyle w:val="34"/>
+            <w:tabs>
+              <w:tab w:val="left" w:pos="1200"/>
+              <w:tab w:val="right" w:leader="dot" w:pos="9736"/>
+            </w:tabs>
+            <w:rPr>
+              <w:rFonts w:asciiTheme="minorHAnsi" w:eastAsiaTheme="minorEastAsia" w:hAnsiTheme="minorHAnsi" w:cstheme="minorBidi"/>
+              <w:i w:val="0"/>
+              <w:iCs w:val="0"/>
+              <w:noProof/>
+              <w:kern w:val="2"/>
+              <w:sz w:val="24"/>
+              <w:szCs w:val="24"/>
+              <w14:ligatures w14:val="standardContextual"/>
+            </w:rPr>
+          </w:pPr>
+          <w:hyperlink w:anchor="_Toc228471201" w:history="1">
+            <w:r>
+              <w:rPr>
+                <w:rStyle w:val="ab"/>
+                <w:i w:val="0"/>
+                <w:iCs w:val="0"/>
+                <w:noProof/>
+                <w:sz w:val="24"/>
+                <w:szCs w:val="24"/>
+              </w:rPr>
+              <w:t>5.2.2.</w:t>
+            </w:r>
+            <w:r>
+              <w:rPr>
+                <w:rFonts w:asciiTheme="minorHAnsi" w:eastAsiaTheme="minorEastAsia" w:hAnsiTheme="minorHAnsi" w:cstheme="minorBidi"/>
+                <w:i w:val="0"/>
+                <w:iCs w:val="0"/>
+                <w:noProof/>
+                <w:kern w:val="2"/>
+                <w:sz w:val="24"/>
+                <w:szCs w:val="24"/>
+                <w14:ligatures w14:val="standardContextual"/>
+              </w:rPr>
+              <w:tab/>
+            </w:r>
+            <w:r>
+              <w:rPr>
+                <w:rStyle w:val="ab"/>
+                <w:i w:val="0"/>
+                <w:iCs w:val="0"/>
+                <w:noProof/>
+                <w:sz w:val="24"/>
+                <w:szCs w:val="24"/>
+              </w:rPr>
+              <w:t>Требования</w:t>
+            </w:r>
+            <w:r>
+              <w:rPr>
+                <w:i w:val="0"/>
+                <w:iCs w:val="0"/>
+                <w:noProof/>
+                <w:webHidden/>
+                <w:sz w:val="24"/>
+                <w:szCs w:val="24"/>
+              </w:rPr>
+              <w:tab/>
+            </w:r>
+            <w:r>
+              <w:rPr>
+                <w:i w:val="0"/>
+                <w:iCs w:val="0"/>
+                <w:noProof/>
+                <w:webHidden/>
+                <w:sz w:val="24"/>
+                <w:szCs w:val="24"/>
+              </w:rPr>
+              <w:fldChar w:fldCharType="begin"/>
+            </w:r>
+            <w:r>
+              <w:rPr>
+                <w:i w:val="0"/>
+                <w:iCs w:val="0"/>
+                <w:noProof/>
+                <w:webHidden/>
+                <w:sz w:val="24"/>
+                <w:szCs w:val="24"/>
+              </w:rPr>
+              <w:instrText xml:space="preserve"> PAGEREF _Toc228471201 \h </w:instrText>
+            </w:r>
+            <w:r>
+              <w:rPr>
+                <w:i w:val="0"/>
+                <w:iCs w:val="0"/>
+                <w:noProof/>
+                <w:webHidden/>
+                <w:sz w:val="24"/>
+                <w:szCs w:val="24"/>
+              </w:rPr>
+            </w:r>
+            <w:r>
+              <w:rPr>
+                <w:i w:val="0"/>
+                <w:iCs w:val="0"/>
+                <w:noProof/>
+                <w:webHidden/>
+                <w:sz w:val="24"/>
+                <w:szCs w:val="24"/>
+              </w:rPr>
+              <w:fldChar w:fldCharType="separate"/>
+            </w:r>
+            <w:r>
+              <w:rPr>
+                <w:i w:val="0"/>
+                <w:iCs w:val="0"/>
+                <w:noProof/>
+                <w:webHidden/>
+                <w:sz w:val="24"/>
+                <w:szCs w:val="24"/>
+              </w:rPr>
+              <w:t>7</w:t>
+            </w:r>
+            <w:r>
+              <w:rPr>
+                <w:i w:val="0"/>
+                <w:iCs w:val="0"/>
+                <w:noProof/>
+                <w:webHidden/>
+                <w:sz w:val="24"/>
+                <w:szCs w:val="24"/>
+              </w:rPr>
+              <w:fldChar w:fldCharType="end"/>
+            </w:r>
+          </w:hyperlink>
+        </w:p>
+        <w:p>
+          <w:pPr>
+            <w:pStyle w:val="34"/>
+            <w:tabs>
+              <w:tab w:val="left" w:pos="1200"/>
+              <w:tab w:val="right" w:leader="dot" w:pos="9736"/>
+            </w:tabs>
+            <w:rPr>
+              <w:rFonts w:asciiTheme="minorHAnsi" w:eastAsiaTheme="minorEastAsia" w:hAnsiTheme="minorHAnsi" w:cstheme="minorBidi"/>
+              <w:i w:val="0"/>
+              <w:iCs w:val="0"/>
+              <w:noProof/>
+              <w:kern w:val="2"/>
+              <w:sz w:val="24"/>
+              <w:szCs w:val="24"/>
+              <w14:ligatures w14:val="standardContextual"/>
+            </w:rPr>
+          </w:pPr>
+          <w:hyperlink w:anchor="_Toc228471202" w:history="1">
+            <w:r>
+              <w:rPr>
+                <w:rStyle w:val="ab"/>
+                <w:i w:val="0"/>
+                <w:iCs w:val="0"/>
+                <w:noProof/>
+                <w:sz w:val="24"/>
+                <w:szCs w:val="24"/>
+              </w:rPr>
+              <w:t>5.2.3.</w:t>
+            </w:r>
+            <w:r>
+              <w:rPr>
+                <w:rFonts w:asciiTheme="minorHAnsi" w:eastAsiaTheme="minorEastAsia" w:hAnsiTheme="minorHAnsi" w:cstheme="minorBidi"/>
+                <w:i w:val="0"/>
+                <w:iCs w:val="0"/>
+                <w:noProof/>
+                <w:kern w:val="2"/>
+                <w:sz w:val="24"/>
+                <w:szCs w:val="24"/>
+                <w14:ligatures w14:val="standardContextual"/>
+              </w:rPr>
+              <w:tab/>
+            </w:r>
+            <w:r>
+              <w:rPr>
+                <w:rStyle w:val="ab"/>
+                <w:i w:val="0"/>
+                <w:iCs w:val="0"/>
+                <w:noProof/>
+                <w:sz w:val="24"/>
+                <w:szCs w:val="24"/>
+              </w:rPr>
+              <w:t>Структура данных</w:t>
+            </w:r>
+            <w:r>
+              <w:rPr>
+                <w:i w:val="0"/>
+                <w:iCs w:val="0"/>
+                <w:noProof/>
+                <w:webHidden/>
+                <w:sz w:val="24"/>
+                <w:szCs w:val="24"/>
+              </w:rPr>
+              <w:tab/>
+            </w:r>
+            <w:r>
+              <w:rPr>
+                <w:i w:val="0"/>
+                <w:iCs w:val="0"/>
+                <w:noProof/>
+                <w:webHidden/>
+                <w:sz w:val="24"/>
+                <w:szCs w:val="24"/>
+              </w:rPr>
+              <w:fldChar w:fldCharType="begin"/>
+            </w:r>
+            <w:r>
+              <w:rPr>
+                <w:i w:val="0"/>
+                <w:iCs w:val="0"/>
+                <w:noProof/>
+                <w:webHidden/>
+                <w:sz w:val="24"/>
+                <w:szCs w:val="24"/>
+              </w:rPr>
+              <w:instrText xml:space="preserve"> PAGEREF _Toc228471202 \h </w:instrText>
+            </w:r>
+            <w:r>
+              <w:rPr>
+                <w:i w:val="0"/>
+                <w:iCs w:val="0"/>
+                <w:noProof/>
+                <w:webHidden/>
+                <w:sz w:val="24"/>
+                <w:szCs w:val="24"/>
+              </w:rPr>
+            </w:r>
+            <w:r>
+              <w:rPr>
+                <w:i w:val="0"/>
+                <w:iCs w:val="0"/>
+                <w:noProof/>
+                <w:webHidden/>
+                <w:sz w:val="24"/>
+                <w:szCs w:val="24"/>
+              </w:rPr>
+              <w:fldChar w:fldCharType="separate"/>
+            </w:r>
+            <w:r>
+              <w:rPr>
+                <w:i w:val="0"/>
+                <w:iCs w:val="0"/>
+                <w:noProof/>
+                <w:webHidden/>
+                <w:sz w:val="24"/>
+                <w:szCs w:val="24"/>
+              </w:rPr>
+              <w:t>8</w:t>
+            </w:r>
+            <w:r>
+              <w:rPr>
+                <w:i w:val="0"/>
+                <w:iCs w:val="0"/>
+                <w:noProof/>
+                <w:webHidden/>
+                <w:sz w:val="24"/>
+                <w:szCs w:val="24"/>
+              </w:rPr>
+              <w:fldChar w:fldCharType="end"/>
+            </w:r>
+          </w:hyperlink>
+        </w:p>
+        <w:p>
+          <w:pPr>
+            <w:pStyle w:val="28"/>
+            <w:tabs>
+              <w:tab w:val="left" w:pos="1680"/>
+            </w:tabs>
+            <w:rPr>
+              <w:rFonts w:asciiTheme="minorHAnsi" w:eastAsiaTheme="minorEastAsia" w:hAnsiTheme="minorHAnsi" w:cstheme="minorBidi"/>
+              <w:smallCaps w:val="0"/>
+              <w:kern w:val="2"/>
+              <w:sz w:val="24"/>
+              <w:szCs w:val="24"/>
+              <w:lang w:val="ru-RU"/>
+              <w14:ligatures w14:val="standardContextual"/>
+            </w:rPr>
+          </w:pPr>
+          <w:hyperlink w:anchor="_Toc228471203" w:history="1">
+            <w:r>
+              <w:rPr>
+                <w:rStyle w:val="ab"/>
+                <w:sz w:val="24"/>
+                <w:szCs w:val="24"/>
+              </w:rPr>
+              <w:t>5.3.</w:t>
+            </w:r>
+            <w:r>
+              <w:rPr>
+                <w:rFonts w:asciiTheme="minorHAnsi" w:eastAsiaTheme="minorEastAsia" w:hAnsiTheme="minorHAnsi" w:cstheme="minorBidi"/>
+                <w:smallCaps w:val="0"/>
+                <w:kern w:val="2"/>
+                <w:sz w:val="24"/>
+                <w:szCs w:val="24"/>
+                <w:lang w:val="ru-RU"/>
+                <w14:ligatures w14:val="standardContextual"/>
+              </w:rPr>
+              <w:tab/>
+            </w:r>
+            <w:r>
+              <w:rPr>
+                <w:rStyle w:val="ab"/>
+                <w:sz w:val="24"/>
+                <w:szCs w:val="24"/>
+              </w:rPr>
+              <w:t>Аналитическая витрина</w:t>
+            </w:r>
+            <w:r>
+              <w:rPr>
+                <w:webHidden/>
+                <w:sz w:val="24"/>
+                <w:szCs w:val="24"/>
+              </w:rPr>
+              <w:tab/>
+            </w:r>
+            <w:r>
+              <w:rPr>
+                <w:webHidden/>
+                <w:sz w:val="24"/>
+                <w:szCs w:val="24"/>
+              </w:rPr>
+              <w:fldChar w:fldCharType="begin"/>
+            </w:r>
+            <w:r>
+              <w:rPr>
+                <w:webHidden/>
+                <w:sz w:val="24"/>
+                <w:szCs w:val="24"/>
+              </w:rPr>
+              <w:instrText xml:space="preserve"> PAGEREF _Toc228471203 \h </w:instrText>
+            </w:r>
+            <w:r>
+              <w:rPr>
+                <w:webHidden/>
+                <w:sz w:val="24"/>
+                <w:szCs w:val="24"/>
+              </w:rPr>
+            </w:r>
+            <w:r>
+              <w:rPr>
+                <w:webHidden/>
+                <w:sz w:val="24"/>
+                <w:szCs w:val="24"/>
+              </w:rPr>
+              <w:fldChar w:fldCharType="separate"/>
+            </w:r>
+            <w:r>
+              <w:rPr>
+                <w:webHidden/>
+                <w:sz w:val="24"/>
+                <w:szCs w:val="24"/>
+              </w:rPr>
+              <w:t>8</w:t>
+            </w:r>
+            <w:r>
+              <w:rPr>
+                <w:webHidden/>
+                <w:sz w:val="24"/>
+                <w:szCs w:val="24"/>
+              </w:rPr>
+              <w:fldChar w:fldCharType="end"/>
+            </w:r>
+          </w:hyperlink>
+        </w:p>
+        <w:p>
+          <w:pPr>
+            <w:pStyle w:val="34"/>
+            <w:tabs>
+              <w:tab w:val="left" w:pos="1200"/>
+              <w:tab w:val="right" w:leader="dot" w:pos="9736"/>
+            </w:tabs>
+            <w:rPr>
+              <w:rFonts w:asciiTheme="minorHAnsi" w:eastAsiaTheme="minorEastAsia" w:hAnsiTheme="minorHAnsi" w:cstheme="minorBidi"/>
+              <w:i w:val="0"/>
+              <w:iCs w:val="0"/>
+              <w:noProof/>
+              <w:kern w:val="2"/>
+              <w:sz w:val="24"/>
+              <w:szCs w:val="24"/>
+              <w14:ligatures w14:val="standardContextual"/>
+            </w:rPr>
+          </w:pPr>
+          <w:hyperlink w:anchor="_Toc228471204" w:history="1">
+            <w:r>
+              <w:rPr>
+                <w:rStyle w:val="ab"/>
+                <w:i w:val="0"/>
+                <w:iCs w:val="0"/>
+                <w:noProof/>
+                <w:sz w:val="24"/>
+                <w:szCs w:val="24"/>
+              </w:rPr>
+              <w:t>5.3.1.</w:t>
+            </w:r>
+            <w:r>
+              <w:rPr>
+                <w:rFonts w:asciiTheme="minorHAnsi" w:eastAsiaTheme="minorEastAsia" w:hAnsiTheme="minorHAnsi" w:cstheme="minorBidi"/>
+                <w:i w:val="0"/>
+                <w:iCs w:val="0"/>
+                <w:noProof/>
+                <w:kern w:val="2"/>
+                <w:sz w:val="24"/>
+                <w:szCs w:val="24"/>
+                <w14:ligatures w14:val="standardContextual"/>
+              </w:rPr>
+              <w:tab/>
+            </w:r>
+            <w:r>
+              <w:rPr>
+                <w:rStyle w:val="ab"/>
+                <w:i w:val="0"/>
+                <w:iCs w:val="0"/>
+                <w:noProof/>
+                <w:sz w:val="24"/>
+                <w:szCs w:val="24"/>
+              </w:rPr>
+              <w:t>Назначение</w:t>
+            </w:r>
+            <w:r>
+              <w:rPr>
+                <w:i w:val="0"/>
+                <w:iCs w:val="0"/>
+                <w:noProof/>
+                <w:webHidden/>
+                <w:sz w:val="24"/>
+                <w:szCs w:val="24"/>
+              </w:rPr>
+              <w:tab/>
+            </w:r>
+            <w:r>
+              <w:rPr>
+                <w:i w:val="0"/>
+                <w:iCs w:val="0"/>
+                <w:noProof/>
+                <w:webHidden/>
+                <w:sz w:val="24"/>
+                <w:szCs w:val="24"/>
+              </w:rPr>
+              <w:fldChar w:fldCharType="begin"/>
+            </w:r>
+            <w:r>
+              <w:rPr>
+                <w:i w:val="0"/>
+                <w:iCs w:val="0"/>
+                <w:noProof/>
+                <w:webHidden/>
+                <w:sz w:val="24"/>
+                <w:szCs w:val="24"/>
+              </w:rPr>
+              <w:instrText xml:space="preserve"> PAGEREF _Toc228471204 \h </w:instrText>
+            </w:r>
+            <w:r>
+              <w:rPr>
+                <w:i w:val="0"/>
+                <w:iCs w:val="0"/>
+                <w:noProof/>
+                <w:webHidden/>
+                <w:sz w:val="24"/>
+                <w:szCs w:val="24"/>
+              </w:rPr>
+            </w:r>
+            <w:r>
+              <w:rPr>
+                <w:i w:val="0"/>
+                <w:iCs w:val="0"/>
+                <w:noProof/>
+                <w:webHidden/>
+                <w:sz w:val="24"/>
+                <w:szCs w:val="24"/>
+              </w:rPr>
+              <w:fldChar w:fldCharType="separate"/>
+            </w:r>
+            <w:r>
+              <w:rPr>
+                <w:i w:val="0"/>
+                <w:iCs w:val="0"/>
+                <w:noProof/>
+                <w:webHidden/>
+                <w:sz w:val="24"/>
+                <w:szCs w:val="24"/>
+              </w:rPr>
+              <w:t>8</w:t>
+            </w:r>
+            <w:r>
+              <w:rPr>
+                <w:i w:val="0"/>
+                <w:iCs w:val="0"/>
+                <w:noProof/>
+                <w:webHidden/>
+                <w:sz w:val="24"/>
+                <w:szCs w:val="24"/>
+              </w:rPr>
+              <w:fldChar w:fldCharType="end"/>
+            </w:r>
+          </w:hyperlink>
+        </w:p>
+        <w:p>
+          <w:pPr>
+            <w:pStyle w:val="34"/>
+            <w:tabs>
+              <w:tab w:val="left" w:pos="1200"/>
+              <w:tab w:val="right" w:leader="dot" w:pos="9736"/>
+            </w:tabs>
+            <w:rPr>
+              <w:rFonts w:asciiTheme="minorHAnsi" w:eastAsiaTheme="minorEastAsia" w:hAnsiTheme="minorHAnsi" w:cstheme="minorBidi"/>
+              <w:i w:val="0"/>
+              <w:iCs w:val="0"/>
+              <w:noProof/>
+              <w:kern w:val="2"/>
+              <w:sz w:val="24"/>
+              <w:szCs w:val="24"/>
+              <w14:ligatures w14:val="standardContextual"/>
+            </w:rPr>
+          </w:pPr>
+          <w:hyperlink w:anchor="_Toc228471205" w:history="1">
+            <w:r>
+              <w:rPr>
+                <w:rStyle w:val="ab"/>
+                <w:i w:val="0"/>
+                <w:iCs w:val="0"/>
+                <w:noProof/>
+                <w:sz w:val="24"/>
+                <w:szCs w:val="24"/>
+              </w:rPr>
+              <w:t>5.3.2.</w:t>
+            </w:r>
+            <w:r>
+              <w:rPr>
+                <w:rFonts w:asciiTheme="minorHAnsi" w:eastAsiaTheme="minorEastAsia" w:hAnsiTheme="minorHAnsi" w:cstheme="minorBidi"/>
+                <w:i w:val="0"/>
+                <w:iCs w:val="0"/>
+                <w:noProof/>
+                <w:kern w:val="2"/>
+                <w:sz w:val="24"/>
+                <w:szCs w:val="24"/>
+                <w14:ligatures w14:val="standardContextual"/>
+              </w:rPr>
+              <w:tab/>
+            </w:r>
+            <w:r>
+              <w:rPr>
+                <w:rStyle w:val="ab"/>
+                <w:i w:val="0"/>
+                <w:iCs w:val="0"/>
+                <w:noProof/>
+                <w:sz w:val="24"/>
+                <w:szCs w:val="24"/>
+              </w:rPr>
+              <w:t>Требования</w:t>
+            </w:r>
+            <w:r>
+              <w:rPr>
+                <w:i w:val="0"/>
+                <w:iCs w:val="0"/>
+                <w:noProof/>
+                <w:webHidden/>
+                <w:sz w:val="24"/>
+                <w:szCs w:val="24"/>
+              </w:rPr>
+              <w:tab/>
+            </w:r>
+            <w:r>
+              <w:rPr>
+                <w:i w:val="0"/>
+                <w:iCs w:val="0"/>
+                <w:noProof/>
+                <w:webHidden/>
+                <w:sz w:val="24"/>
+                <w:szCs w:val="24"/>
+              </w:rPr>
+              <w:fldChar w:fldCharType="begin"/>
+            </w:r>
+            <w:r>
+              <w:rPr>
+                <w:i w:val="0"/>
+                <w:iCs w:val="0"/>
+                <w:noProof/>
+                <w:webHidden/>
+                <w:sz w:val="24"/>
+                <w:szCs w:val="24"/>
+              </w:rPr>
+              <w:instrText xml:space="preserve"> PAGEREF _Toc228471205 \h </w:instrText>
+            </w:r>
+            <w:r>
+              <w:rPr>
+                <w:i w:val="0"/>
+                <w:iCs w:val="0"/>
+                <w:noProof/>
+                <w:webHidden/>
+                <w:sz w:val="24"/>
+                <w:szCs w:val="24"/>
+              </w:rPr>
+            </w:r>
+            <w:r>
+              <w:rPr>
+                <w:i w:val="0"/>
+                <w:iCs w:val="0"/>
+                <w:noProof/>
+                <w:webHidden/>
+                <w:sz w:val="24"/>
+                <w:szCs w:val="24"/>
+              </w:rPr>
+              <w:fldChar w:fldCharType="separate"/>
+            </w:r>
+            <w:r>
+              <w:rPr>
+                <w:i w:val="0"/>
+                <w:iCs w:val="0"/>
+                <w:noProof/>
+                <w:webHidden/>
+                <w:sz w:val="24"/>
+                <w:szCs w:val="24"/>
+              </w:rPr>
+              <w:t>8</w:t>
+            </w:r>
+            <w:r>
+              <w:rPr>
+                <w:i w:val="0"/>
+                <w:iCs w:val="0"/>
+                <w:noProof/>
+                <w:webHidden/>
+                <w:sz w:val="24"/>
+                <w:szCs w:val="24"/>
+              </w:rPr>
+              <w:fldChar w:fldCharType="end"/>
+            </w:r>
+          </w:hyperlink>
+        </w:p>
+        <w:p>
+          <w:pPr>
+            <w:pStyle w:val="34"/>
+            <w:tabs>
+              <w:tab w:val="left" w:pos="1200"/>
+              <w:tab w:val="right" w:leader="dot" w:pos="9736"/>
+            </w:tabs>
+            <w:rPr>
+              <w:rFonts w:asciiTheme="minorHAnsi" w:eastAsiaTheme="minorEastAsia" w:hAnsiTheme="minorHAnsi" w:cstheme="minorBidi"/>
+              <w:i w:val="0"/>
+              <w:iCs w:val="0"/>
+              <w:noProof/>
+              <w:kern w:val="2"/>
+              <w:sz w:val="24"/>
+              <w:szCs w:val="24"/>
+              <w14:ligatures w14:val="standardContextual"/>
+            </w:rPr>
+          </w:pPr>
+          <w:hyperlink w:anchor="_Toc228471206" w:history="1">
+            <w:r>
+              <w:rPr>
+                <w:rStyle w:val="ab"/>
+                <w:i w:val="0"/>
+                <w:iCs w:val="0"/>
+                <w:noProof/>
+                <w:sz w:val="24"/>
+                <w:szCs w:val="24"/>
+              </w:rPr>
+              <w:t>5.3.3.</w:t>
+            </w:r>
+            <w:r>
+              <w:rPr>
+                <w:rFonts w:asciiTheme="minorHAnsi" w:eastAsiaTheme="minorEastAsia" w:hAnsiTheme="minorHAnsi" w:cstheme="minorBidi"/>
+                <w:i w:val="0"/>
+                <w:iCs w:val="0"/>
+                <w:noProof/>
+                <w:kern w:val="2"/>
+                <w:sz w:val="24"/>
+                <w:szCs w:val="24"/>
+                <w14:ligatures w14:val="standardContextual"/>
+              </w:rPr>
+              <w:tab/>
+            </w:r>
+            <w:r>
+              <w:rPr>
+                <w:rStyle w:val="ab"/>
+                <w:i w:val="0"/>
+                <w:iCs w:val="0"/>
+                <w:noProof/>
+                <w:sz w:val="24"/>
+                <w:szCs w:val="24"/>
+              </w:rPr>
+              <w:t>Структура данных</w:t>
+            </w:r>
+            <w:r>
+              <w:rPr>
+                <w:i w:val="0"/>
+                <w:iCs w:val="0"/>
+                <w:noProof/>
+                <w:webHidden/>
+                <w:sz w:val="24"/>
+                <w:szCs w:val="24"/>
+              </w:rPr>
+              <w:tab/>
+            </w:r>
+            <w:r>
+              <w:rPr>
+                <w:i w:val="0"/>
+                <w:iCs w:val="0"/>
+                <w:noProof/>
+                <w:webHidden/>
+                <w:sz w:val="24"/>
+                <w:szCs w:val="24"/>
+              </w:rPr>
+              <w:fldChar w:fldCharType="begin"/>
+            </w:r>
+            <w:r>
+              <w:rPr>
+                <w:i w:val="0"/>
+                <w:iCs w:val="0"/>
+                <w:noProof/>
+                <w:webHidden/>
+                <w:sz w:val="24"/>
+                <w:szCs w:val="24"/>
+              </w:rPr>
+              <w:instrText xml:space="preserve"> PAGEREF _Toc228471206 \h </w:instrText>
+            </w:r>
+            <w:r>
+              <w:rPr>
+                <w:i w:val="0"/>
+                <w:iCs w:val="0"/>
+                <w:noProof/>
+                <w:webHidden/>
+                <w:sz w:val="24"/>
+                <w:szCs w:val="24"/>
+              </w:rPr>
+            </w:r>
+            <w:r>
+              <w:rPr>
+                <w:i w:val="0"/>
+                <w:iCs w:val="0"/>
+                <w:noProof/>
+                <w:webHidden/>
+                <w:sz w:val="24"/>
+                <w:szCs w:val="24"/>
+              </w:rPr>
+              <w:fldChar w:fldCharType="separate"/>
+            </w:r>
+            <w:r>
+              <w:rPr>
+                <w:i w:val="0"/>
+                <w:iCs w:val="0"/>
+                <w:noProof/>
+                <w:webHidden/>
+                <w:sz w:val="24"/>
+                <w:szCs w:val="24"/>
+              </w:rPr>
+              <w:t>9</w:t>
+            </w:r>
+            <w:r>
+              <w:rPr>
+                <w:i w:val="0"/>
+                <w:iCs w:val="0"/>
+                <w:noProof/>
+                <w:webHidden/>
+                <w:sz w:val="24"/>
+                <w:szCs w:val="24"/>
+              </w:rPr>
+              <w:fldChar w:fldCharType="end"/>
+            </w:r>
+          </w:hyperlink>
+        </w:p>
+        <w:p>
+          <w:pPr>
+            <w:pStyle w:val="34"/>
+            <w:tabs>
+              <w:tab w:val="left" w:pos="1200"/>
+              <w:tab w:val="right" w:leader="dot" w:pos="9736"/>
+            </w:tabs>
+            <w:rPr>
+              <w:rFonts w:asciiTheme="minorHAnsi" w:eastAsiaTheme="minorEastAsia" w:hAnsiTheme="minorHAnsi" w:cstheme="minorBidi"/>
+              <w:i w:val="0"/>
+              <w:iCs w:val="0"/>
+              <w:noProof/>
+              <w:kern w:val="2"/>
+              <w:sz w:val="24"/>
+              <w:szCs w:val="24"/>
+              <w14:ligatures w14:val="standardContextual"/>
+            </w:rPr>
+          </w:pPr>
+          <w:hyperlink w:anchor="_Toc228471207" w:history="1">
+            <w:r>
+              <w:rPr>
+                <w:rStyle w:val="ab"/>
+                <w:i w:val="0"/>
+                <w:iCs w:val="0"/>
+                <w:noProof/>
+                <w:sz w:val="24"/>
+                <w:szCs w:val="24"/>
+              </w:rPr>
+              <w:t>5.3.4.</w:t>
+            </w:r>
+            <w:r>
+              <w:rPr>
+                <w:rFonts w:asciiTheme="minorHAnsi" w:eastAsiaTheme="minorEastAsia" w:hAnsiTheme="minorHAnsi" w:cstheme="minorBidi"/>
+                <w:i w:val="0"/>
+                <w:iCs w:val="0"/>
+                <w:noProof/>
+                <w:kern w:val="2"/>
+                <w:sz w:val="24"/>
+                <w:szCs w:val="24"/>
+                <w14:ligatures w14:val="standardContextual"/>
+              </w:rPr>
+              <w:tab/>
+            </w:r>
+            <w:r>
+              <w:rPr>
+                <w:rStyle w:val="ab"/>
+                <w:i w:val="0"/>
+                <w:iCs w:val="0"/>
+                <w:noProof/>
+                <w:sz w:val="24"/>
+                <w:szCs w:val="24"/>
+              </w:rPr>
+              <w:t>Поток данных</w:t>
+            </w:r>
+            <w:r>
+              <w:rPr>
+                <w:i w:val="0"/>
+                <w:iCs w:val="0"/>
+                <w:noProof/>
+                <w:webHidden/>
+                <w:sz w:val="24"/>
+                <w:szCs w:val="24"/>
+              </w:rPr>
+              <w:tab/>
+            </w:r>
+            <w:r>
+              <w:rPr>
+                <w:i w:val="0"/>
+                <w:iCs w:val="0"/>
+                <w:noProof/>
+                <w:webHidden/>
+                <w:sz w:val="24"/>
+                <w:szCs w:val="24"/>
+              </w:rPr>
+              <w:fldChar w:fldCharType="begin"/>
+            </w:r>
+            <w:r>
+              <w:rPr>
+                <w:i w:val="0"/>
+                <w:iCs w:val="0"/>
+                <w:noProof/>
+                <w:webHidden/>
+                <w:sz w:val="24"/>
+                <w:szCs w:val="24"/>
+              </w:rPr>
+              <w:instrText xml:space="preserve"> PAGEREF _Toc228471207 \h </w:instrText>
+            </w:r>
+            <w:r>
+              <w:rPr>
+                <w:i w:val="0"/>
+                <w:iCs w:val="0"/>
+                <w:noProof/>
+                <w:webHidden/>
+                <w:sz w:val="24"/>
+                <w:szCs w:val="24"/>
+              </w:rPr>
+            </w:r>
+            <w:r>
+              <w:rPr>
+                <w:i w:val="0"/>
+                <w:iCs w:val="0"/>
+                <w:noProof/>
+                <w:webHidden/>
+                <w:sz w:val="24"/>
+                <w:szCs w:val="24"/>
+              </w:rPr>
+              <w:fldChar w:fldCharType="separate"/>
+            </w:r>
+            <w:r>
+              <w:rPr>
+                <w:i w:val="0"/>
+                <w:iCs w:val="0"/>
+                <w:noProof/>
+                <w:webHidden/>
+                <w:sz w:val="24"/>
+                <w:szCs w:val="24"/>
+              </w:rPr>
+              <w:t>9</w:t>
+            </w:r>
+            <w:r>
+              <w:rPr>
+                <w:i w:val="0"/>
+                <w:iCs w:val="0"/>
+                <w:noProof/>
+                <w:webHidden/>
+                <w:sz w:val="24"/>
+                <w:szCs w:val="24"/>
+              </w:rPr>
+              <w:fldChar w:fldCharType="end"/>
+            </w:r>
+          </w:hyperlink>
+        </w:p>
+        <w:p>
+          <w:pPr>
+            <w:pStyle w:val="34"/>
+            <w:tabs>
+              <w:tab w:val="left" w:pos="1200"/>
+              <w:tab w:val="right" w:leader="dot" w:pos="9736"/>
+            </w:tabs>
+            <w:rPr>
+              <w:rFonts w:asciiTheme="minorHAnsi" w:eastAsiaTheme="minorEastAsia" w:hAnsiTheme="minorHAnsi" w:cstheme="minorBidi"/>
+              <w:i w:val="0"/>
+              <w:iCs w:val="0"/>
+              <w:noProof/>
+              <w:kern w:val="2"/>
+              <w:sz w:val="24"/>
+              <w:szCs w:val="24"/>
+              <w14:ligatures w14:val="standardContextual"/>
+            </w:rPr>
+          </w:pPr>
+          <w:hyperlink w:anchor="_Toc228471208" w:history="1">
+            <w:r>
+              <w:rPr>
+                <w:rStyle w:val="ab"/>
+                <w:i w:val="0"/>
+                <w:iCs w:val="0"/>
+                <w:noProof/>
+                <w:sz w:val="24"/>
+                <w:szCs w:val="24"/>
+              </w:rPr>
+              <w:t>5.3.5.</w:t>
+            </w:r>
+            <w:r>
+              <w:rPr>
+                <w:rFonts w:asciiTheme="minorHAnsi" w:eastAsiaTheme="minorEastAsia" w:hAnsiTheme="minorHAnsi" w:cstheme="minorBidi"/>
+                <w:i w:val="0"/>
+                <w:iCs w:val="0"/>
+                <w:noProof/>
+                <w:kern w:val="2"/>
+                <w:sz w:val="24"/>
+                <w:szCs w:val="24"/>
+                <w14:ligatures w14:val="standardContextual"/>
+              </w:rPr>
+              <w:tab/>
+            </w:r>
+            <w:r>
+              <w:rPr>
+                <w:rStyle w:val="ab"/>
+                <w:i w:val="0"/>
+                <w:iCs w:val="0"/>
+                <w:noProof/>
+                <w:sz w:val="24"/>
+                <w:szCs w:val="24"/>
+              </w:rPr>
+              <w:t>Мэппинг данных</w:t>
+            </w:r>
+            <w:r>
+              <w:rPr>
+                <w:i w:val="0"/>
+                <w:iCs w:val="0"/>
+                <w:noProof/>
+                <w:webHidden/>
+                <w:sz w:val="24"/>
+                <w:szCs w:val="24"/>
+              </w:rPr>
+              <w:tab/>
+            </w:r>
+            <w:r>
+              <w:rPr>
+                <w:i w:val="0"/>
+                <w:iCs w:val="0"/>
+                <w:noProof/>
+                <w:webHidden/>
+                <w:sz w:val="24"/>
+                <w:szCs w:val="24"/>
+              </w:rPr>
+              <w:fldChar w:fldCharType="begin"/>
+            </w:r>
+            <w:r>
+              <w:rPr>
+                <w:i w:val="0"/>
+                <w:iCs w:val="0"/>
+                <w:noProof/>
+                <w:webHidden/>
+                <w:sz w:val="24"/>
+                <w:szCs w:val="24"/>
+              </w:rPr>
+              <w:instrText xml:space="preserve"> PAGEREF _Toc228471208 \h </w:instrText>
+            </w:r>
+            <w:r>
+              <w:rPr>
+                <w:i w:val="0"/>
+                <w:iCs w:val="0"/>
+                <w:noProof/>
+                <w:webHidden/>
+                <w:sz w:val="24"/>
+                <w:szCs w:val="24"/>
+              </w:rPr>
+            </w:r>
+            <w:r>
+              <w:rPr>
+                <w:i w:val="0"/>
+                <w:iCs w:val="0"/>
+                <w:noProof/>
+                <w:webHidden/>
+                <w:sz w:val="24"/>
+                <w:szCs w:val="24"/>
+              </w:rPr>
+              <w:fldChar w:fldCharType="separate"/>
+            </w:r>
+            <w:r>
+              <w:rPr>
+                <w:i w:val="0"/>
+                <w:iCs w:val="0"/>
+                <w:noProof/>
+                <w:webHidden/>
+                <w:sz w:val="24"/>
+                <w:szCs w:val="24"/>
+              </w:rPr>
+              <w:t>12</w:t>
+            </w:r>
+            <w:r>
+              <w:rPr>
+                <w:i w:val="0"/>
+                <w:iCs w:val="0"/>
+                <w:noProof/>
+                <w:webHidden/>
+                <w:sz w:val="24"/>
+                <w:szCs w:val="24"/>
+              </w:rPr>
+              <w:fldChar w:fldCharType="end"/>
+            </w:r>
+          </w:hyperlink>
+        </w:p>
+        <w:p>
+          <w:pPr>
+            <w:pStyle w:val="16"/>
+            <w:rPr>
+              <w:rFonts w:asciiTheme="minorHAnsi" w:eastAsiaTheme="minorEastAsia" w:hAnsiTheme="minorHAnsi" w:cstheme="minorBidi"/>
+              <w:b w:val="0"/>
+              <w:bCs w:val="0"/>
+              <w:caps w:val="0"/>
+              <w:noProof/>
+              <w:kern w:val="2"/>
+              <w:sz w:val="24"/>
+              <w:szCs w:val="24"/>
+              <w14:ligatures w14:val="standardContextual"/>
+            </w:rPr>
+          </w:pPr>
+          <w:hyperlink w:anchor="_Toc228471209" w:history="1">
+            <w:r>
+              <w:rPr>
+                <w:rStyle w:val="ab"/>
+                <w:b w:val="0"/>
+                <w:bCs w:val="0"/>
+                <w:noProof/>
+                <w:sz w:val="24"/>
+                <w:szCs w:val="24"/>
+              </w:rPr>
+              <w:t>6.</w:t>
+            </w:r>
+            <w:r>
+              <w:rPr>
+                <w:rFonts w:asciiTheme="minorHAnsi" w:eastAsiaTheme="minorEastAsia" w:hAnsiTheme="minorHAnsi" w:cstheme="minorBidi"/>
+                <w:b w:val="0"/>
+                <w:bCs w:val="0"/>
+                <w:caps w:val="0"/>
+                <w:noProof/>
+                <w:kern w:val="2"/>
+                <w:sz w:val="24"/>
+                <w:szCs w:val="24"/>
+                <w14:ligatures w14:val="standardContextual"/>
+              </w:rPr>
+              <w:tab/>
+            </w:r>
+            <w:r>
+              <w:rPr>
+                <w:rStyle w:val="ab"/>
+                <w:b w:val="0"/>
+                <w:bCs w:val="0"/>
+                <w:caps w:val="0"/>
+                <w:noProof/>
+                <w:sz w:val="24"/>
+                <w:szCs w:val="24"/>
+              </w:rPr>
+              <w:t>Организация работ по реализации проекта создания ис</w:t>
+            </w:r>
+            <w:r>
+              <w:rPr>
+                <w:b w:val="0"/>
+                <w:bCs w:val="0"/>
+                <w:noProof/>
+                <w:webHidden/>
+                <w:sz w:val="24"/>
+                <w:szCs w:val="24"/>
+              </w:rPr>
+              <w:tab/>
+            </w:r>
+            <w:r>
+              <w:rPr>
+                <w:b w:val="0"/>
+                <w:bCs w:val="0"/>
+                <w:noProof/>
+                <w:webHidden/>
+                <w:sz w:val="24"/>
+                <w:szCs w:val="24"/>
+              </w:rPr>
+              <w:fldChar w:fldCharType="begin"/>
+            </w:r>
+            <w:r>
+              <w:rPr>
+                <w:b w:val="0"/>
+                <w:bCs w:val="0"/>
+                <w:noProof/>
+                <w:webHidden/>
+                <w:sz w:val="24"/>
+                <w:szCs w:val="24"/>
+              </w:rPr>
+              <w:instrText xml:space="preserve"> PAGEREF _Toc228471209 \h </w:instrText>
+            </w:r>
+            <w:r>
+              <w:rPr>
+                <w:b w:val="0"/>
+                <w:bCs w:val="0"/>
+                <w:noProof/>
+                <w:webHidden/>
+                <w:sz w:val="24"/>
+                <w:szCs w:val="24"/>
+              </w:rPr>
+            </w:r>
+            <w:r>
+              <w:rPr>
+                <w:b w:val="0"/>
+                <w:bCs w:val="0"/>
+                <w:noProof/>
+                <w:webHidden/>
+                <w:sz w:val="24"/>
+                <w:szCs w:val="24"/>
+              </w:rPr>
+              <w:fldChar w:fldCharType="separate"/>
+            </w:r>
+            <w:r>
+              <w:rPr>
+                <w:b w:val="0"/>
+                <w:bCs w:val="0"/>
+                <w:noProof/>
+                <w:webHidden/>
+                <w:sz w:val="24"/>
+                <w:szCs w:val="24"/>
+              </w:rPr>
+              <w:t>12</w:t>
+            </w:r>
+            <w:r>
+              <w:rPr>
+                <w:b w:val="0"/>
+                <w:bCs w:val="0"/>
+                <w:noProof/>
+                <w:webHidden/>
+                <w:sz w:val="24"/>
+                <w:szCs w:val="24"/>
+              </w:rPr>
+              <w:fldChar w:fldCharType="end"/>
+            </w:r>
+          </w:hyperlink>
+        </w:p>
+        <w:p>
+          <w:pPr>
+            <w:pStyle w:val="16"/>
+            <w:rPr>
+              <w:rFonts w:asciiTheme="minorHAnsi" w:eastAsiaTheme="minorEastAsia" w:hAnsiTheme="minorHAnsi" w:cstheme="minorBidi"/>
+              <w:b w:val="0"/>
+              <w:bCs w:val="0"/>
+              <w:caps w:val="0"/>
+              <w:noProof/>
+              <w:kern w:val="2"/>
+              <w:sz w:val="24"/>
+              <w:szCs w:val="24"/>
+              <w14:ligatures w14:val="standardContextual"/>
+            </w:rPr>
+          </w:pPr>
+          <w:hyperlink w:anchor="_Toc228471210" w:history="1">
+            <w:r>
+              <w:rPr>
+                <w:rStyle w:val="ab"/>
+                <w:b w:val="0"/>
+                <w:bCs w:val="0"/>
+                <w:noProof/>
+                <w:sz w:val="24"/>
+                <w:szCs w:val="24"/>
+              </w:rPr>
+              <w:t>7.</w:t>
+            </w:r>
+            <w:r>
+              <w:rPr>
+                <w:rFonts w:asciiTheme="minorHAnsi" w:eastAsiaTheme="minorEastAsia" w:hAnsiTheme="minorHAnsi" w:cstheme="minorBidi"/>
+                <w:b w:val="0"/>
+                <w:bCs w:val="0"/>
+                <w:caps w:val="0"/>
+                <w:noProof/>
+                <w:kern w:val="2"/>
+                <w:sz w:val="24"/>
+                <w:szCs w:val="24"/>
+                <w14:ligatures w14:val="standardContextual"/>
+              </w:rPr>
+              <w:tab/>
+            </w:r>
+            <w:r>
+              <w:rPr>
+                <w:rStyle w:val="ab"/>
+                <w:b w:val="0"/>
+                <w:bCs w:val="0"/>
+                <w:caps w:val="0"/>
+                <w:noProof/>
+                <w:sz w:val="24"/>
+                <w:szCs w:val="24"/>
+              </w:rPr>
+              <w:t>Архитектурные требования к ас</w:t>
+            </w:r>
+            <w:r>
+              <w:rPr>
+                <w:b w:val="0"/>
+                <w:bCs w:val="0"/>
+                <w:noProof/>
+                <w:webHidden/>
+                <w:sz w:val="24"/>
+                <w:szCs w:val="24"/>
+              </w:rPr>
+              <w:tab/>
+            </w:r>
+            <w:r>
+              <w:rPr>
+                <w:b w:val="0"/>
+                <w:bCs w:val="0"/>
+                <w:noProof/>
+                <w:webHidden/>
+                <w:sz w:val="24"/>
+                <w:szCs w:val="24"/>
+              </w:rPr>
+              <w:fldChar w:fldCharType="begin"/>
+            </w:r>
+            <w:r>
+              <w:rPr>
+                <w:b w:val="0"/>
+                <w:bCs w:val="0"/>
+                <w:noProof/>
+                <w:webHidden/>
+                <w:sz w:val="24"/>
+                <w:szCs w:val="24"/>
+              </w:rPr>
+              <w:instrText xml:space="preserve"> PAGEREF _Toc228471210 \h </w:instrText>
+            </w:r>
+            <w:r>
+              <w:rPr>
+                <w:b w:val="0"/>
+                <w:bCs w:val="0"/>
+                <w:noProof/>
+                <w:webHidden/>
+                <w:sz w:val="24"/>
+                <w:szCs w:val="24"/>
+              </w:rPr>
+            </w:r>
+            <w:r>
+              <w:rPr>
+                <w:b w:val="0"/>
+                <w:bCs w:val="0"/>
+                <w:noProof/>
+                <w:webHidden/>
+                <w:sz w:val="24"/>
+                <w:szCs w:val="24"/>
+              </w:rPr>
+              <w:fldChar w:fldCharType="separate"/>
+            </w:r>
+            <w:r>
+              <w:rPr>
+                <w:b w:val="0"/>
+                <w:bCs w:val="0"/>
+                <w:noProof/>
+                <w:webHidden/>
+                <w:sz w:val="24"/>
+                <w:szCs w:val="24"/>
+              </w:rPr>
+              <w:t>12</w:t>
+            </w:r>
+            <w:r>
+              <w:rPr>
+                <w:b w:val="0"/>
+                <w:bCs w:val="0"/>
+                <w:noProof/>
+                <w:webHidden/>
+                <w:sz w:val="24"/>
+                <w:szCs w:val="24"/>
+              </w:rPr>
+              <w:fldChar w:fldCharType="end"/>
+            </w:r>
+          </w:hyperlink>
+        </w:p>
+        <w:p>
+          <w:pPr>
+            <w:pStyle w:val="28"/>
+            <w:tabs>
+              <w:tab w:val="left" w:pos="1680"/>
+            </w:tabs>
+            <w:rPr>
+              <w:rFonts w:asciiTheme="minorHAnsi" w:eastAsiaTheme="minorEastAsia" w:hAnsiTheme="minorHAnsi" w:cstheme="minorBidi"/>
+              <w:smallCaps w:val="0"/>
+              <w:kern w:val="2"/>
+              <w:sz w:val="24"/>
+              <w:szCs w:val="24"/>
+              <w:lang w:val="ru-RU"/>
+              <w14:ligatures w14:val="standardContextual"/>
+            </w:rPr>
+          </w:pPr>
+          <w:hyperlink w:anchor="_Toc228471211" w:history="1">
+            <w:r>
+              <w:rPr>
+                <w:rStyle w:val="ab"/>
+                <w:sz w:val="24"/>
+                <w:szCs w:val="24"/>
+              </w:rPr>
+              <w:t>7.1.</w:t>
+            </w:r>
+            <w:r>
+              <w:rPr>
+                <w:rFonts w:asciiTheme="minorHAnsi" w:eastAsiaTheme="minorEastAsia" w:hAnsiTheme="minorHAnsi" w:cstheme="minorBidi"/>
+                <w:smallCaps w:val="0"/>
+                <w:kern w:val="2"/>
+                <w:sz w:val="24"/>
+                <w:szCs w:val="24"/>
+                <w:lang w:val="ru-RU"/>
+                <w14:ligatures w14:val="standardContextual"/>
+              </w:rPr>
+              <w:tab/>
+            </w:r>
+            <w:r>
+              <w:rPr>
+                <w:rStyle w:val="ab"/>
+                <w:sz w:val="24"/>
+                <w:szCs w:val="24"/>
+              </w:rPr>
+              <w:t>Компонентная архитектура</w:t>
+            </w:r>
+            <w:r>
+              <w:rPr>
+                <w:webHidden/>
+                <w:sz w:val="24"/>
+                <w:szCs w:val="24"/>
+              </w:rPr>
+              <w:tab/>
+            </w:r>
+            <w:r>
+              <w:rPr>
+                <w:webHidden/>
+                <w:sz w:val="24"/>
+                <w:szCs w:val="24"/>
+              </w:rPr>
+              <w:fldChar w:fldCharType="begin"/>
+            </w:r>
+            <w:r>
+              <w:rPr>
+                <w:webHidden/>
+                <w:sz w:val="24"/>
+                <w:szCs w:val="24"/>
+              </w:rPr>
+              <w:instrText xml:space="preserve"> PAGEREF _Toc228471211 \h </w:instrText>
+            </w:r>
+            <w:r>
+              <w:rPr>
+                <w:webHidden/>
+                <w:sz w:val="24"/>
+                <w:szCs w:val="24"/>
+              </w:rPr>
+            </w:r>
+            <w:r>
+              <w:rPr>
+                <w:webHidden/>
+                <w:sz w:val="24"/>
+                <w:szCs w:val="24"/>
+              </w:rPr>
+              <w:fldChar w:fldCharType="separate"/>
+            </w:r>
+            <w:r>
+              <w:rPr>
+                <w:webHidden/>
+                <w:sz w:val="24"/>
+                <w:szCs w:val="24"/>
+              </w:rPr>
+              <w:t>12</w:t>
+            </w:r>
+            <w:r>
+              <w:rPr>
+                <w:webHidden/>
+                <w:sz w:val="24"/>
+                <w:szCs w:val="24"/>
+              </w:rPr>
+              <w:fldChar w:fldCharType="end"/>
+            </w:r>
+          </w:hyperlink>
+        </w:p>
+        <w:p>
+          <w:pPr>
+            <w:pStyle w:val="28"/>
+            <w:tabs>
+              <w:tab w:val="left" w:pos="1680"/>
+            </w:tabs>
+            <w:rPr>
+              <w:rFonts w:asciiTheme="minorHAnsi" w:eastAsiaTheme="minorEastAsia" w:hAnsiTheme="minorHAnsi" w:cstheme="minorBidi"/>
+              <w:smallCaps w:val="0"/>
+              <w:kern w:val="2"/>
+              <w:sz w:val="24"/>
+              <w:szCs w:val="24"/>
+              <w:lang w:val="ru-RU"/>
+              <w14:ligatures w14:val="standardContextual"/>
+            </w:rPr>
+          </w:pPr>
+          <w:hyperlink w:anchor="_Toc228471212" w:history="1">
+            <w:r>
+              <w:rPr>
+                <w:rStyle w:val="ab"/>
+                <w:sz w:val="24"/>
+                <w:szCs w:val="24"/>
+              </w:rPr>
+              <w:t>7.2.</w:t>
+            </w:r>
+            <w:r>
+              <w:rPr>
+                <w:rFonts w:asciiTheme="minorHAnsi" w:eastAsiaTheme="minorEastAsia" w:hAnsiTheme="minorHAnsi" w:cstheme="minorBidi"/>
+                <w:smallCaps w:val="0"/>
+                <w:kern w:val="2"/>
+                <w:sz w:val="24"/>
+                <w:szCs w:val="24"/>
+                <w:lang w:val="ru-RU"/>
+                <w14:ligatures w14:val="standardContextual"/>
+              </w:rPr>
+              <w:tab/>
+            </w:r>
+            <w:r>
+              <w:rPr>
+                <w:rStyle w:val="ab"/>
+                <w:sz w:val="24"/>
+                <w:szCs w:val="24"/>
+              </w:rPr>
+              <w:t>Системная архитектура решения</w:t>
+            </w:r>
+            <w:r>
+              <w:rPr>
+                <w:webHidden/>
+                <w:sz w:val="24"/>
+                <w:szCs w:val="24"/>
+              </w:rPr>
+              <w:tab/>
+            </w:r>
+            <w:r>
+              <w:rPr>
+                <w:webHidden/>
+                <w:sz w:val="24"/>
+                <w:szCs w:val="24"/>
+              </w:rPr>
+              <w:fldChar w:fldCharType="begin"/>
+            </w:r>
+            <w:r>
+              <w:rPr>
+                <w:webHidden/>
+                <w:sz w:val="24"/>
+                <w:szCs w:val="24"/>
+              </w:rPr>
+              <w:instrText xml:space="preserve"> PAGEREF _Toc228471212 \h </w:instrText>
+            </w:r>
+            <w:r>
+              <w:rPr>
+                <w:webHidden/>
+                <w:sz w:val="24"/>
+                <w:szCs w:val="24"/>
+              </w:rPr>
+            </w:r>
+            <w:r>
+              <w:rPr>
+                <w:webHidden/>
+                <w:sz w:val="24"/>
+                <w:szCs w:val="24"/>
+              </w:rPr>
+              <w:fldChar w:fldCharType="separate"/>
+            </w:r>
+            <w:r>
+              <w:rPr>
+                <w:webHidden/>
+                <w:sz w:val="24"/>
+                <w:szCs w:val="24"/>
+              </w:rPr>
+              <w:t>12</w:t>
+            </w:r>
+            <w:r>
+              <w:rPr>
+                <w:webHidden/>
+                <w:sz w:val="24"/>
+                <w:szCs w:val="24"/>
+              </w:rPr>
+              <w:fldChar w:fldCharType="end"/>
+            </w:r>
+          </w:hyperlink>
+        </w:p>
+        <w:p>
+          <w:pPr>
+            <w:pStyle w:val="16"/>
+            <w:rPr>
+              <w:rFonts w:asciiTheme="minorHAnsi" w:eastAsiaTheme="minorEastAsia" w:hAnsiTheme="minorHAnsi" w:cstheme="minorBidi"/>
+              <w:b w:val="0"/>
+              <w:bCs w:val="0"/>
+              <w:caps w:val="0"/>
+              <w:noProof/>
+              <w:kern w:val="2"/>
+              <w:sz w:val="24"/>
+              <w:szCs w:val="24"/>
+              <w14:ligatures w14:val="standardContextual"/>
+            </w:rPr>
+          </w:pPr>
+          <w:hyperlink w:anchor="_Toc228471213" w:history="1">
+            <w:r>
+              <w:rPr>
+                <w:rStyle w:val="ab"/>
+                <w:b w:val="0"/>
+                <w:bCs w:val="0"/>
+                <w:noProof/>
+                <w:sz w:val="24"/>
+                <w:szCs w:val="24"/>
+              </w:rPr>
+              <w:t>8.</w:t>
+            </w:r>
+            <w:r>
+              <w:rPr>
+                <w:rFonts w:asciiTheme="minorHAnsi" w:eastAsiaTheme="minorEastAsia" w:hAnsiTheme="minorHAnsi" w:cstheme="minorBidi"/>
+                <w:b w:val="0"/>
+                <w:bCs w:val="0"/>
+                <w:caps w:val="0"/>
+                <w:noProof/>
+                <w:kern w:val="2"/>
+                <w:sz w:val="24"/>
+                <w:szCs w:val="24"/>
+                <w14:ligatures w14:val="standardContextual"/>
+              </w:rPr>
+              <w:tab/>
+            </w:r>
+            <w:r>
+              <w:rPr>
+                <w:rStyle w:val="ab"/>
+                <w:b w:val="0"/>
+                <w:bCs w:val="0"/>
+                <w:caps w:val="0"/>
+                <w:noProof/>
+                <w:sz w:val="24"/>
+                <w:szCs w:val="24"/>
+              </w:rPr>
+              <w:t>Пользовательские требования</w:t>
+            </w:r>
+            <w:r>
+              <w:rPr>
+                <w:b w:val="0"/>
+                <w:bCs w:val="0"/>
+                <w:noProof/>
+                <w:webHidden/>
+                <w:sz w:val="24"/>
+                <w:szCs w:val="24"/>
+              </w:rPr>
+              <w:tab/>
+            </w:r>
+            <w:r>
+              <w:rPr>
+                <w:b w:val="0"/>
+                <w:bCs w:val="0"/>
+                <w:noProof/>
+                <w:webHidden/>
+                <w:sz w:val="24"/>
+                <w:szCs w:val="24"/>
+              </w:rPr>
+              <w:fldChar w:fldCharType="begin"/>
+            </w:r>
+            <w:r>
+              <w:rPr>
+                <w:b w:val="0"/>
+                <w:bCs w:val="0"/>
+                <w:noProof/>
+                <w:webHidden/>
+                <w:sz w:val="24"/>
+                <w:szCs w:val="24"/>
+              </w:rPr>
+              <w:instrText xml:space="preserve"> PAGEREF _Toc228471213 \h </w:instrText>
+            </w:r>
+            <w:r>
+              <w:rPr>
+                <w:b w:val="0"/>
+                <w:bCs w:val="0"/>
+                <w:noProof/>
+                <w:webHidden/>
+                <w:sz w:val="24"/>
+                <w:szCs w:val="24"/>
+              </w:rPr>
+            </w:r>
+            <w:r>
+              <w:rPr>
+                <w:b w:val="0"/>
+                <w:bCs w:val="0"/>
+                <w:noProof/>
+                <w:webHidden/>
+                <w:sz w:val="24"/>
+                <w:szCs w:val="24"/>
+              </w:rPr>
+              <w:fldChar w:fldCharType="separate"/>
+            </w:r>
+            <w:r>
+              <w:rPr>
+                <w:b w:val="0"/>
+                <w:bCs w:val="0"/>
+                <w:noProof/>
+                <w:webHidden/>
+                <w:sz w:val="24"/>
+                <w:szCs w:val="24"/>
+              </w:rPr>
+              <w:t>13</w:t>
+            </w:r>
+            <w:r>
+              <w:rPr>
+                <w:b w:val="0"/>
+                <w:bCs w:val="0"/>
+                <w:noProof/>
+                <w:webHidden/>
+                <w:sz w:val="24"/>
+                <w:szCs w:val="24"/>
+              </w:rPr>
+              <w:fldChar w:fldCharType="end"/>
+            </w:r>
+          </w:hyperlink>
+        </w:p>
+        <w:p>
+          <w:pPr>
+            <w:pStyle w:val="28"/>
+            <w:tabs>
+              <w:tab w:val="left" w:pos="1680"/>
+            </w:tabs>
+            <w:rPr>
+              <w:rFonts w:asciiTheme="minorHAnsi" w:eastAsiaTheme="minorEastAsia" w:hAnsiTheme="minorHAnsi" w:cstheme="minorBidi"/>
+              <w:smallCaps w:val="0"/>
+              <w:kern w:val="2"/>
+              <w:sz w:val="24"/>
+              <w:szCs w:val="24"/>
+              <w:lang w:val="ru-RU"/>
+              <w14:ligatures w14:val="standardContextual"/>
+            </w:rPr>
+          </w:pPr>
+          <w:hyperlink w:anchor="_Toc228471214" w:history="1">
+            <w:r>
+              <w:rPr>
+                <w:rStyle w:val="ab"/>
+                <w:sz w:val="24"/>
+                <w:szCs w:val="24"/>
+              </w:rPr>
+              <w:t>8.1.</w:t>
+            </w:r>
+            <w:r>
+              <w:rPr>
+                <w:rFonts w:asciiTheme="minorHAnsi" w:eastAsiaTheme="minorEastAsia" w:hAnsiTheme="minorHAnsi" w:cstheme="minorBidi"/>
+                <w:smallCaps w:val="0"/>
+                <w:kern w:val="2"/>
+                <w:sz w:val="24"/>
+                <w:szCs w:val="24"/>
+                <w:lang w:val="ru-RU"/>
+                <w14:ligatures w14:val="standardContextual"/>
+              </w:rPr>
+              <w:tab/>
+            </w:r>
+            <w:r>
+              <w:rPr>
+                <w:rStyle w:val="ab"/>
+                <w:sz w:val="24"/>
+                <w:szCs w:val="24"/>
+              </w:rPr>
+              <w:t>Требования к функционалу</w:t>
+            </w:r>
+            <w:r>
+              <w:rPr>
+                <w:webHidden/>
+                <w:sz w:val="24"/>
+                <w:szCs w:val="24"/>
+              </w:rPr>
+              <w:tab/>
+            </w:r>
+            <w:r>
+              <w:rPr>
+                <w:webHidden/>
+                <w:sz w:val="24"/>
+                <w:szCs w:val="24"/>
+              </w:rPr>
+              <w:fldChar w:fldCharType="begin"/>
+            </w:r>
+            <w:r>
+              <w:rPr>
+                <w:webHidden/>
+                <w:sz w:val="24"/>
+                <w:szCs w:val="24"/>
+              </w:rPr>
+              <w:instrText xml:space="preserve"> PAGEREF _Toc228471214 \h </w:instrText>
+            </w:r>
+            <w:r>
+              <w:rPr>
+                <w:webHidden/>
+                <w:sz w:val="24"/>
+                <w:szCs w:val="24"/>
+              </w:rPr>
+            </w:r>
+            <w:r>
+              <w:rPr>
+                <w:webHidden/>
+                <w:sz w:val="24"/>
+                <w:szCs w:val="24"/>
+              </w:rPr>
+              <w:fldChar w:fldCharType="separate"/>
+            </w:r>
+            <w:r>
+              <w:rPr>
+                <w:webHidden/>
+                <w:sz w:val="24"/>
+                <w:szCs w:val="24"/>
+              </w:rPr>
+              <w:t>13</w:t>
+            </w:r>
+            <w:r>
+              <w:rPr>
+                <w:webHidden/>
+                <w:sz w:val="24"/>
+                <w:szCs w:val="24"/>
+              </w:rPr>
+              <w:fldChar w:fldCharType="end"/>
+            </w:r>
+          </w:hyperlink>
+        </w:p>
+        <w:p>
+          <w:pPr>
+            <w:pStyle w:val="34"/>
+            <w:tabs>
+              <w:tab w:val="left" w:pos="1200"/>
+              <w:tab w:val="right" w:leader="dot" w:pos="9736"/>
+            </w:tabs>
+            <w:rPr>
+              <w:rFonts w:asciiTheme="minorHAnsi" w:eastAsiaTheme="minorEastAsia" w:hAnsiTheme="minorHAnsi" w:cstheme="minorBidi"/>
+              <w:i w:val="0"/>
+              <w:iCs w:val="0"/>
+              <w:noProof/>
+              <w:kern w:val="2"/>
+              <w:sz w:val="24"/>
+              <w:szCs w:val="24"/>
+              <w14:ligatures w14:val="standardContextual"/>
+            </w:rPr>
+          </w:pPr>
+          <w:hyperlink w:anchor="_Toc228471215" w:history="1">
+            <w:r>
+              <w:rPr>
+                <w:rStyle w:val="ab"/>
+                <w:i w:val="0"/>
+                <w:iCs w:val="0"/>
+                <w:noProof/>
+                <w:sz w:val="24"/>
+                <w:szCs w:val="24"/>
+              </w:rPr>
+              <w:t>8.1.1.</w:t>
+            </w:r>
+            <w:r>
+              <w:rPr>
+                <w:rFonts w:asciiTheme="minorHAnsi" w:eastAsiaTheme="minorEastAsia" w:hAnsiTheme="minorHAnsi" w:cstheme="minorBidi"/>
+                <w:i w:val="0"/>
+                <w:iCs w:val="0"/>
+                <w:noProof/>
+                <w:kern w:val="2"/>
+                <w:sz w:val="24"/>
+                <w:szCs w:val="24"/>
+                <w14:ligatures w14:val="standardContextual"/>
+              </w:rPr>
+              <w:tab/>
+            </w:r>
+            <w:r>
+              <w:rPr>
+                <w:rStyle w:val="ab"/>
+                <w:i w:val="0"/>
+                <w:iCs w:val="0"/>
+                <w:noProof/>
+                <w:sz w:val="24"/>
+                <w:szCs w:val="24"/>
+              </w:rPr>
+              <w:t>User story</w:t>
+            </w:r>
+            <w:r>
+              <w:rPr>
+                <w:i w:val="0"/>
+                <w:iCs w:val="0"/>
+                <w:noProof/>
+                <w:webHidden/>
+                <w:sz w:val="24"/>
+                <w:szCs w:val="24"/>
+              </w:rPr>
+              <w:tab/>
+            </w:r>
+            <w:r>
+              <w:rPr>
+                <w:i w:val="0"/>
+                <w:iCs w:val="0"/>
+                <w:noProof/>
+                <w:webHidden/>
+                <w:sz w:val="24"/>
+                <w:szCs w:val="24"/>
+              </w:rPr>
+              <w:fldChar w:fldCharType="begin"/>
+            </w:r>
+            <w:r>
+              <w:rPr>
+                <w:i w:val="0"/>
+                <w:iCs w:val="0"/>
+                <w:noProof/>
+                <w:webHidden/>
+                <w:sz w:val="24"/>
+                <w:szCs w:val="24"/>
+              </w:rPr>
+              <w:instrText xml:space="preserve"> PAGEREF _Toc228471215 \h </w:instrText>
+            </w:r>
+            <w:r>
+              <w:rPr>
+                <w:i w:val="0"/>
+                <w:iCs w:val="0"/>
+                <w:noProof/>
+                <w:webHidden/>
+                <w:sz w:val="24"/>
+                <w:szCs w:val="24"/>
+              </w:rPr>
+            </w:r>
+            <w:r>
+              <w:rPr>
+                <w:i w:val="0"/>
+                <w:iCs w:val="0"/>
+                <w:noProof/>
+                <w:webHidden/>
+                <w:sz w:val="24"/>
+                <w:szCs w:val="24"/>
+              </w:rPr>
+              <w:fldChar w:fldCharType="separate"/>
+            </w:r>
+            <w:r>
+              <w:rPr>
+                <w:i w:val="0"/>
+                <w:iCs w:val="0"/>
+                <w:noProof/>
+                <w:webHidden/>
+                <w:sz w:val="24"/>
+                <w:szCs w:val="24"/>
+              </w:rPr>
+              <w:t>13</w:t>
+            </w:r>
+            <w:r>
+              <w:rPr>
+                <w:i w:val="0"/>
+                <w:iCs w:val="0"/>
+                <w:noProof/>
+                <w:webHidden/>
+                <w:sz w:val="24"/>
+                <w:szCs w:val="24"/>
+              </w:rPr>
+              <w:fldChar w:fldCharType="end"/>
+            </w:r>
+          </w:hyperlink>
+        </w:p>
+        <w:p>
+          <w:pPr>
+            <w:pStyle w:val="34"/>
+            <w:tabs>
+              <w:tab w:val="left" w:pos="1200"/>
+              <w:tab w:val="right" w:leader="dot" w:pos="9736"/>
+            </w:tabs>
+            <w:rPr>
+              <w:rFonts w:asciiTheme="minorHAnsi" w:eastAsiaTheme="minorEastAsia" w:hAnsiTheme="minorHAnsi" w:cstheme="minorBidi"/>
+              <w:i w:val="0"/>
+              <w:iCs w:val="0"/>
+              <w:noProof/>
+              <w:kern w:val="2"/>
+              <w:sz w:val="24"/>
+              <w:szCs w:val="24"/>
+              <w14:ligatures w14:val="standardContextual"/>
+            </w:rPr>
+          </w:pPr>
+          <w:hyperlink w:anchor="_Toc228471216" w:history="1">
+            <w:r>
+              <w:rPr>
+                <w:rStyle w:val="ab"/>
+                <w:i w:val="0"/>
+                <w:iCs w:val="0"/>
+                <w:noProof/>
+                <w:sz w:val="24"/>
+                <w:szCs w:val="24"/>
+              </w:rPr>
+              <w:t>8.1.2.</w:t>
+            </w:r>
+            <w:r>
+              <w:rPr>
+                <w:rFonts w:asciiTheme="minorHAnsi" w:eastAsiaTheme="minorEastAsia" w:hAnsiTheme="minorHAnsi" w:cstheme="minorBidi"/>
+                <w:i w:val="0"/>
+                <w:iCs w:val="0"/>
+                <w:noProof/>
+                <w:kern w:val="2"/>
+                <w:sz w:val="24"/>
+                <w:szCs w:val="24"/>
+                <w14:ligatures w14:val="standardContextual"/>
+              </w:rPr>
+              <w:tab/>
+            </w:r>
+            <w:r>
+              <w:rPr>
+                <w:rStyle w:val="ab"/>
+                <w:i w:val="0"/>
+                <w:iCs w:val="0"/>
+                <w:noProof/>
+                <w:sz w:val="24"/>
+                <w:szCs w:val="24"/>
+              </w:rPr>
+              <w:t>Use case</w:t>
+            </w:r>
+            <w:r>
+              <w:rPr>
+                <w:i w:val="0"/>
+                <w:iCs w:val="0"/>
+                <w:noProof/>
+                <w:webHidden/>
+                <w:sz w:val="24"/>
+                <w:szCs w:val="24"/>
+              </w:rPr>
+              <w:tab/>
+            </w:r>
+            <w:r>
+              <w:rPr>
+                <w:i w:val="0"/>
+                <w:iCs w:val="0"/>
+                <w:noProof/>
+                <w:webHidden/>
+                <w:sz w:val="24"/>
+                <w:szCs w:val="24"/>
+              </w:rPr>
+              <w:fldChar w:fldCharType="begin"/>
+            </w:r>
+            <w:r>
+              <w:rPr>
+                <w:i w:val="0"/>
+                <w:iCs w:val="0"/>
+                <w:noProof/>
+                <w:webHidden/>
+                <w:sz w:val="24"/>
+                <w:szCs w:val="24"/>
+              </w:rPr>
+              <w:instrText xml:space="preserve"> PAGEREF _Toc228471216 \h </w:instrText>
+            </w:r>
+            <w:r>
+              <w:rPr>
+                <w:i w:val="0"/>
+                <w:iCs w:val="0"/>
+                <w:noProof/>
+                <w:webHidden/>
+                <w:sz w:val="24"/>
+                <w:szCs w:val="24"/>
+              </w:rPr>
+            </w:r>
+            <w:r>
+              <w:rPr>
+                <w:i w:val="0"/>
+                <w:iCs w:val="0"/>
+                <w:noProof/>
+                <w:webHidden/>
+                <w:sz w:val="24"/>
+                <w:szCs w:val="24"/>
+              </w:rPr>
+              <w:fldChar w:fldCharType="separate"/>
+            </w:r>
+            <w:r>
+              <w:rPr>
+                <w:i w:val="0"/>
+                <w:iCs w:val="0"/>
+                <w:noProof/>
+                <w:webHidden/>
+                <w:sz w:val="24"/>
+                <w:szCs w:val="24"/>
+              </w:rPr>
+              <w:t>13</w:t>
+            </w:r>
+            <w:r>
+              <w:rPr>
+                <w:i w:val="0"/>
+                <w:iCs w:val="0"/>
+                <w:noProof/>
+                <w:webHidden/>
+                <w:sz w:val="24"/>
+                <w:szCs w:val="24"/>
+              </w:rPr>
+              <w:fldChar w:fldCharType="end"/>
+            </w:r>
+          </w:hyperlink>
+        </w:p>
+        <w:p>
+          <w:pPr>
+            <w:pStyle w:val="16"/>
+            <w:rPr>
+              <w:rFonts w:asciiTheme="minorHAnsi" w:eastAsiaTheme="minorEastAsia" w:hAnsiTheme="minorHAnsi" w:cstheme="minorBidi"/>
+              <w:b w:val="0"/>
+              <w:bCs w:val="0"/>
+              <w:caps w:val="0"/>
+              <w:noProof/>
+              <w:kern w:val="2"/>
+              <w:sz w:val="24"/>
+              <w:szCs w:val="24"/>
+              <w14:ligatures w14:val="standardContextual"/>
+            </w:rPr>
+          </w:pPr>
+          <w:hyperlink w:anchor="_Toc228471217" w:history="1">
+            <w:r>
+              <w:rPr>
+                <w:rStyle w:val="ab"/>
+                <w:b w:val="0"/>
+                <w:bCs w:val="0"/>
+                <w:noProof/>
+                <w:sz w:val="24"/>
+                <w:szCs w:val="24"/>
+              </w:rPr>
+              <w:t>9.</w:t>
+            </w:r>
+            <w:r>
+              <w:rPr>
+                <w:rFonts w:asciiTheme="minorHAnsi" w:eastAsiaTheme="minorEastAsia" w:hAnsiTheme="minorHAnsi" w:cstheme="minorBidi"/>
+                <w:b w:val="0"/>
+                <w:bCs w:val="0"/>
+                <w:caps w:val="0"/>
+                <w:noProof/>
+                <w:kern w:val="2"/>
+                <w:sz w:val="24"/>
+                <w:szCs w:val="24"/>
+                <w14:ligatures w14:val="standardContextual"/>
+              </w:rPr>
+              <w:tab/>
+            </w:r>
+            <w:r>
+              <w:rPr>
+                <w:rStyle w:val="ab"/>
+                <w:b w:val="0"/>
+                <w:bCs w:val="0"/>
+                <w:caps w:val="0"/>
+                <w:noProof/>
+                <w:sz w:val="24"/>
+                <w:szCs w:val="24"/>
+              </w:rPr>
+              <w:t>Нефункциональные требования</w:t>
+            </w:r>
+            <w:r>
+              <w:rPr>
+                <w:b w:val="0"/>
+                <w:bCs w:val="0"/>
+                <w:noProof/>
+                <w:webHidden/>
+                <w:sz w:val="24"/>
+                <w:szCs w:val="24"/>
+              </w:rPr>
+              <w:tab/>
+            </w:r>
+            <w:r>
+              <w:rPr>
+                <w:b w:val="0"/>
+                <w:bCs w:val="0"/>
+                <w:noProof/>
+                <w:webHidden/>
+                <w:sz w:val="24"/>
+                <w:szCs w:val="24"/>
+              </w:rPr>
+              <w:fldChar w:fldCharType="begin"/>
+            </w:r>
+            <w:r>
+              <w:rPr>
+                <w:b w:val="0"/>
+                <w:bCs w:val="0"/>
+                <w:noProof/>
+                <w:webHidden/>
+                <w:sz w:val="24"/>
+                <w:szCs w:val="24"/>
+              </w:rPr>
+              <w:instrText xml:space="preserve"> PAGEREF _Toc228471217 \h </w:instrText>
+            </w:r>
+            <w:r>
+              <w:rPr>
+                <w:b w:val="0"/>
+                <w:bCs w:val="0"/>
+                <w:noProof/>
+                <w:webHidden/>
+                <w:sz w:val="24"/>
+                <w:szCs w:val="24"/>
+              </w:rPr>
+            </w:r>
+            <w:r>
+              <w:rPr>
+                <w:b w:val="0"/>
+                <w:bCs w:val="0"/>
+                <w:noProof/>
+                <w:webHidden/>
+                <w:sz w:val="24"/>
+                <w:szCs w:val="24"/>
+              </w:rPr>
+              <w:fldChar w:fldCharType="separate"/>
+            </w:r>
+            <w:r>
+              <w:rPr>
+                <w:b w:val="0"/>
+                <w:bCs w:val="0"/>
+                <w:noProof/>
+                <w:webHidden/>
+                <w:sz w:val="24"/>
+                <w:szCs w:val="24"/>
+              </w:rPr>
+              <w:t>15</w:t>
+            </w:r>
+            <w:r>
+              <w:rPr>
+                <w:b w:val="0"/>
+                <w:bCs w:val="0"/>
+                <w:noProof/>
+                <w:webHidden/>
+                <w:sz w:val="24"/>
+                <w:szCs w:val="24"/>
+              </w:rPr>
+              <w:fldChar w:fldCharType="end"/>
+            </w:r>
+          </w:hyperlink>
+        </w:p>
+        <w:p>
+          <w:pPr>
+            <w:pStyle w:val="28"/>
+            <w:tabs>
+              <w:tab w:val="left" w:pos="1680"/>
+            </w:tabs>
+            <w:rPr>
+              <w:rFonts w:asciiTheme="minorHAnsi" w:eastAsiaTheme="minorEastAsia" w:hAnsiTheme="minorHAnsi" w:cstheme="minorBidi"/>
+              <w:smallCaps w:val="0"/>
+              <w:kern w:val="2"/>
+              <w:sz w:val="24"/>
+              <w:szCs w:val="24"/>
+              <w:lang w:val="ru-RU"/>
+              <w14:ligatures w14:val="standardContextual"/>
+            </w:rPr>
+          </w:pPr>
+          <w:hyperlink w:anchor="_Toc228471218" w:history="1">
+            <w:r>
+              <w:rPr>
+                <w:rStyle w:val="ab"/>
+                <w:sz w:val="24"/>
+                <w:szCs w:val="24"/>
+              </w:rPr>
+              <w:t>9.1.</w:t>
+            </w:r>
+            <w:r>
+              <w:rPr>
+                <w:rFonts w:asciiTheme="minorHAnsi" w:eastAsiaTheme="minorEastAsia" w:hAnsiTheme="minorHAnsi" w:cstheme="minorBidi"/>
+                <w:smallCaps w:val="0"/>
+                <w:kern w:val="2"/>
+                <w:sz w:val="24"/>
+                <w:szCs w:val="24"/>
+                <w:lang w:val="ru-RU"/>
+                <w14:ligatures w14:val="standardContextual"/>
+              </w:rPr>
+              <w:tab/>
+            </w:r>
+            <w:r>
+              <w:rPr>
+                <w:rStyle w:val="ab"/>
+                <w:sz w:val="24"/>
+                <w:szCs w:val="24"/>
+              </w:rPr>
+              <w:t>Требования по производительности</w:t>
+            </w:r>
+            <w:r>
+              <w:rPr>
+                <w:webHidden/>
+                <w:sz w:val="24"/>
+                <w:szCs w:val="24"/>
+              </w:rPr>
+              <w:tab/>
+            </w:r>
+            <w:r>
+              <w:rPr>
+                <w:webHidden/>
+                <w:sz w:val="24"/>
+                <w:szCs w:val="24"/>
+              </w:rPr>
+              <w:fldChar w:fldCharType="begin"/>
+            </w:r>
+            <w:r>
+              <w:rPr>
+                <w:webHidden/>
+                <w:sz w:val="24"/>
+                <w:szCs w:val="24"/>
+              </w:rPr>
+              <w:instrText xml:space="preserve"> PAGEREF _Toc228471218 \h </w:instrText>
+            </w:r>
+            <w:r>
+              <w:rPr>
+                <w:webHidden/>
+                <w:sz w:val="24"/>
+                <w:szCs w:val="24"/>
+              </w:rPr>
+            </w:r>
+            <w:r>
+              <w:rPr>
+                <w:webHidden/>
+                <w:sz w:val="24"/>
+                <w:szCs w:val="24"/>
+              </w:rPr>
+              <w:fldChar w:fldCharType="separate"/>
+            </w:r>
+            <w:r>
+              <w:rPr>
+                <w:webHidden/>
+                <w:sz w:val="24"/>
+                <w:szCs w:val="24"/>
+              </w:rPr>
+              <w:t>15</w:t>
+            </w:r>
+            <w:r>
+              <w:rPr>
+                <w:webHidden/>
+                <w:sz w:val="24"/>
+                <w:szCs w:val="24"/>
+              </w:rPr>
+              <w:fldChar w:fldCharType="end"/>
+            </w:r>
+          </w:hyperlink>
+        </w:p>
+        <w:p>
+          <w:pPr>
+            <w:pStyle w:val="28"/>
+            <w:tabs>
+              <w:tab w:val="left" w:pos="1680"/>
+            </w:tabs>
+            <w:rPr>
+              <w:rFonts w:asciiTheme="minorHAnsi" w:eastAsiaTheme="minorEastAsia" w:hAnsiTheme="minorHAnsi" w:cstheme="minorBidi"/>
+              <w:smallCaps w:val="0"/>
+              <w:kern w:val="2"/>
+              <w:sz w:val="24"/>
+              <w:szCs w:val="24"/>
+              <w:lang w:val="ru-RU"/>
+              <w14:ligatures w14:val="standardContextual"/>
+            </w:rPr>
+          </w:pPr>
+          <w:hyperlink w:anchor="_Toc228471219" w:history="1">
+            <w:r>
+              <w:rPr>
+                <w:rStyle w:val="ab"/>
+                <w:sz w:val="24"/>
+                <w:szCs w:val="24"/>
+              </w:rPr>
+              <w:t>9.2.</w:t>
+            </w:r>
+            <w:r>
+              <w:rPr>
+                <w:rFonts w:asciiTheme="minorHAnsi" w:eastAsiaTheme="minorEastAsia" w:hAnsiTheme="minorHAnsi" w:cstheme="minorBidi"/>
+                <w:smallCaps w:val="0"/>
+                <w:kern w:val="2"/>
+                <w:sz w:val="24"/>
+                <w:szCs w:val="24"/>
+                <w:lang w:val="ru-RU"/>
+                <w14:ligatures w14:val="standardContextual"/>
+              </w:rPr>
+              <w:tab/>
+            </w:r>
+            <w:r>
+              <w:rPr>
+                <w:rStyle w:val="ab"/>
+                <w:sz w:val="24"/>
+                <w:szCs w:val="24"/>
+              </w:rPr>
+              <w:t>Конкурентная работа</w:t>
+            </w:r>
+            <w:r>
+              <w:rPr>
+                <w:webHidden/>
+                <w:sz w:val="24"/>
+                <w:szCs w:val="24"/>
+              </w:rPr>
+              <w:tab/>
+            </w:r>
+            <w:r>
+              <w:rPr>
+                <w:webHidden/>
+                <w:sz w:val="24"/>
+                <w:szCs w:val="24"/>
+              </w:rPr>
+              <w:fldChar w:fldCharType="begin"/>
+            </w:r>
+            <w:r>
+              <w:rPr>
+                <w:webHidden/>
+                <w:sz w:val="24"/>
+                <w:szCs w:val="24"/>
+              </w:rPr>
+              <w:instrText xml:space="preserve"> PAGEREF _Toc228471219 \h </w:instrText>
+            </w:r>
+            <w:r>
+              <w:rPr>
+                <w:webHidden/>
+                <w:sz w:val="24"/>
+                <w:szCs w:val="24"/>
+              </w:rPr>
+            </w:r>
+            <w:r>
+              <w:rPr>
+                <w:webHidden/>
+                <w:sz w:val="24"/>
+                <w:szCs w:val="24"/>
+              </w:rPr>
+              <w:fldChar w:fldCharType="separate"/>
+            </w:r>
+            <w:r>
+              <w:rPr>
+                <w:webHidden/>
+                <w:sz w:val="24"/>
+                <w:szCs w:val="24"/>
+              </w:rPr>
+              <w:t>15</w:t>
+            </w:r>
+            <w:r>
+              <w:rPr>
+                <w:webHidden/>
+                <w:sz w:val="24"/>
+                <w:szCs w:val="24"/>
+              </w:rPr>
+              <w:fldChar w:fldCharType="end"/>
+            </w:r>
+          </w:hyperlink>
+        </w:p>
+        <w:p>
+          <w:pPr>
+            <w:pStyle w:val="28"/>
+            <w:tabs>
+              <w:tab w:val="left" w:pos="1680"/>
+            </w:tabs>
+            <w:rPr>
+              <w:rFonts w:asciiTheme="minorHAnsi" w:eastAsiaTheme="minorEastAsia" w:hAnsiTheme="minorHAnsi" w:cstheme="minorBidi"/>
+              <w:smallCaps w:val="0"/>
+              <w:kern w:val="2"/>
+              <w:sz w:val="24"/>
+              <w:szCs w:val="24"/>
+              <w:lang w:val="ru-RU"/>
+              <w14:ligatures w14:val="standardContextual"/>
+            </w:rPr>
+          </w:pPr>
+          <w:hyperlink w:anchor="_Toc228471220" w:history="1">
+            <w:r>
+              <w:rPr>
+                <w:rStyle w:val="ab"/>
+                <w:sz w:val="24"/>
+                <w:szCs w:val="24"/>
+              </w:rPr>
+              <w:t>9.3.</w:t>
+            </w:r>
+            <w:r>
+              <w:rPr>
+                <w:rFonts w:asciiTheme="minorHAnsi" w:eastAsiaTheme="minorEastAsia" w:hAnsiTheme="minorHAnsi" w:cstheme="minorBidi"/>
+                <w:smallCaps w:val="0"/>
+                <w:kern w:val="2"/>
+                <w:sz w:val="24"/>
+                <w:szCs w:val="24"/>
+                <w:lang w:val="ru-RU"/>
+                <w14:ligatures w14:val="standardContextual"/>
+              </w:rPr>
+              <w:tab/>
+            </w:r>
+            <w:r>
+              <w:rPr>
+                <w:rStyle w:val="ab"/>
+                <w:sz w:val="24"/>
+                <w:szCs w:val="24"/>
+              </w:rPr>
+              <w:t>Требования к объемам данных</w:t>
+            </w:r>
+            <w:r>
+              <w:rPr>
+                <w:webHidden/>
+                <w:sz w:val="24"/>
+                <w:szCs w:val="24"/>
+              </w:rPr>
+              <w:tab/>
+            </w:r>
+            <w:r>
+              <w:rPr>
+                <w:webHidden/>
+                <w:sz w:val="24"/>
+                <w:szCs w:val="24"/>
+              </w:rPr>
+              <w:fldChar w:fldCharType="begin"/>
+            </w:r>
+            <w:r>
+              <w:rPr>
+                <w:webHidden/>
+                <w:sz w:val="24"/>
+                <w:szCs w:val="24"/>
+              </w:rPr>
+              <w:instrText xml:space="preserve"> PAGEREF _Toc228471220 \h </w:instrText>
+            </w:r>
+            <w:r>
+              <w:rPr>
+                <w:webHidden/>
+                <w:sz w:val="24"/>
+                <w:szCs w:val="24"/>
+              </w:rPr>
+            </w:r>
+            <w:r>
+              <w:rPr>
+                <w:webHidden/>
+                <w:sz w:val="24"/>
+                <w:szCs w:val="24"/>
+              </w:rPr>
+              <w:fldChar w:fldCharType="separate"/>
+            </w:r>
+            <w:r>
+              <w:rPr>
+                <w:webHidden/>
+                <w:sz w:val="24"/>
+                <w:szCs w:val="24"/>
+              </w:rPr>
+              <w:t>15</w:t>
+            </w:r>
+            <w:r>
+              <w:rPr>
+                <w:webHidden/>
+                <w:sz w:val="24"/>
+                <w:szCs w:val="24"/>
+              </w:rPr>
+              <w:fldChar w:fldCharType="end"/>
+            </w:r>
+          </w:hyperlink>
+        </w:p>
+        <w:p>
+          <w:pPr>
+            <w:pStyle w:val="16"/>
+            <w:rPr>
+              <w:rFonts w:asciiTheme="minorHAnsi" w:eastAsiaTheme="minorEastAsia" w:hAnsiTheme="minorHAnsi" w:cstheme="minorBidi"/>
+              <w:b w:val="0"/>
+              <w:bCs w:val="0"/>
+              <w:caps w:val="0"/>
+              <w:noProof/>
+              <w:kern w:val="2"/>
+              <w:sz w:val="24"/>
+              <w:szCs w:val="24"/>
+              <w14:ligatures w14:val="standardContextual"/>
+            </w:rPr>
+          </w:pPr>
+          <w:hyperlink w:anchor="_Toc228471221" w:history="1">
+            <w:r>
+              <w:rPr>
+                <w:rStyle w:val="ab"/>
+                <w:b w:val="0"/>
+                <w:bCs w:val="0"/>
+                <w:noProof/>
+                <w:sz w:val="24"/>
+                <w:szCs w:val="24"/>
+              </w:rPr>
+              <w:t>10.</w:t>
+            </w:r>
+            <w:r>
+              <w:rPr>
+                <w:rStyle w:val="ab"/>
+                <w:b w:val="0"/>
+                <w:bCs w:val="0"/>
+                <w:caps w:val="0"/>
+                <w:noProof/>
+                <w:sz w:val="24"/>
+                <w:szCs w:val="24"/>
+              </w:rPr>
+              <w:t xml:space="preserve"> Требования по защите информации</w:t>
+            </w:r>
+            <w:r>
+              <w:rPr>
+                <w:b w:val="0"/>
+                <w:bCs w:val="0"/>
+                <w:noProof/>
+                <w:webHidden/>
+                <w:sz w:val="24"/>
+                <w:szCs w:val="24"/>
+              </w:rPr>
+              <w:tab/>
+            </w:r>
+            <w:r>
+              <w:rPr>
+                <w:b w:val="0"/>
+                <w:bCs w:val="0"/>
+                <w:noProof/>
+                <w:webHidden/>
+                <w:sz w:val="24"/>
+                <w:szCs w:val="24"/>
+              </w:rPr>
+              <w:fldChar w:fldCharType="begin"/>
+            </w:r>
+            <w:r>
+              <w:rPr>
+                <w:b w:val="0"/>
+                <w:bCs w:val="0"/>
+                <w:noProof/>
+                <w:webHidden/>
+                <w:sz w:val="24"/>
+                <w:szCs w:val="24"/>
+              </w:rPr>
+              <w:instrText xml:space="preserve"> PAGEREF _Toc228471221 \h </w:instrText>
+            </w:r>
+            <w:r>
+              <w:rPr>
+                <w:b w:val="0"/>
+                <w:bCs w:val="0"/>
+                <w:noProof/>
+                <w:webHidden/>
+                <w:sz w:val="24"/>
+                <w:szCs w:val="24"/>
+              </w:rPr>
+            </w:r>
+            <w:r>
+              <w:rPr>
+                <w:b w:val="0"/>
+                <w:bCs w:val="0"/>
+                <w:noProof/>
+                <w:webHidden/>
+                <w:sz w:val="24"/>
+                <w:szCs w:val="24"/>
+              </w:rPr>
+              <w:fldChar w:fldCharType="separate"/>
+            </w:r>
+            <w:r>
+              <w:rPr>
+                <w:b w:val="0"/>
+                <w:bCs w:val="0"/>
+                <w:noProof/>
+                <w:webHidden/>
+                <w:sz w:val="24"/>
+                <w:szCs w:val="24"/>
+              </w:rPr>
+              <w:t>16</w:t>
+            </w:r>
+            <w:r>
+              <w:rPr>
+                <w:b w:val="0"/>
+                <w:bCs w:val="0"/>
+                <w:noProof/>
+                <w:webHidden/>
+                <w:sz w:val="24"/>
+                <w:szCs w:val="24"/>
+              </w:rPr>
+              <w:fldChar w:fldCharType="end"/>
+            </w:r>
+          </w:hyperlink>
+        </w:p>
+        <w:p>
+          <w:pPr>
+            <w:pStyle w:val="28"/>
+            <w:tabs>
+              <w:tab w:val="left" w:pos="1680"/>
+            </w:tabs>
+            <w:rPr>
+              <w:rFonts w:asciiTheme="minorHAnsi" w:eastAsiaTheme="minorEastAsia" w:hAnsiTheme="minorHAnsi" w:cstheme="minorBidi"/>
+              <w:smallCaps w:val="0"/>
+              <w:kern w:val="2"/>
+              <w:sz w:val="24"/>
+              <w:szCs w:val="24"/>
+              <w:lang w:val="ru-RU"/>
+              <w14:ligatures w14:val="standardContextual"/>
+            </w:rPr>
+          </w:pPr>
+          <w:hyperlink w:anchor="_Toc228471222" w:history="1">
+            <w:r>
+              <w:rPr>
+                <w:rStyle w:val="ab"/>
+                <w:sz w:val="24"/>
+                <w:szCs w:val="24"/>
+              </w:rPr>
+              <w:t>10.1.</w:t>
+            </w:r>
+            <w:r>
+              <w:rPr>
+                <w:rFonts w:asciiTheme="minorHAnsi" w:eastAsiaTheme="minorEastAsia" w:hAnsiTheme="minorHAnsi" w:cstheme="minorBidi"/>
+                <w:smallCaps w:val="0"/>
+                <w:kern w:val="2"/>
+                <w:sz w:val="24"/>
+                <w:szCs w:val="24"/>
+                <w:lang w:val="ru-RU"/>
+                <w14:ligatures w14:val="standardContextual"/>
+              </w:rPr>
+              <w:tab/>
+            </w:r>
+            <w:r>
+              <w:rPr>
+                <w:rStyle w:val="ab"/>
+                <w:sz w:val="24"/>
+                <w:szCs w:val="24"/>
+              </w:rPr>
+              <w:t>Требования к мерам защиты информации</w:t>
+            </w:r>
+            <w:r>
+              <w:rPr>
+                <w:webHidden/>
+                <w:sz w:val="24"/>
+                <w:szCs w:val="24"/>
+              </w:rPr>
+              <w:tab/>
+            </w:r>
+            <w:r>
+              <w:rPr>
+                <w:webHidden/>
+                <w:sz w:val="24"/>
+                <w:szCs w:val="24"/>
+              </w:rPr>
+              <w:fldChar w:fldCharType="begin"/>
+            </w:r>
+            <w:r>
+              <w:rPr>
+                <w:webHidden/>
+                <w:sz w:val="24"/>
+                <w:szCs w:val="24"/>
+              </w:rPr>
+              <w:instrText xml:space="preserve"> PAGEREF _Toc228471222 \h </w:instrText>
+            </w:r>
+            <w:r>
+              <w:rPr>
+                <w:webHidden/>
+                <w:sz w:val="24"/>
+                <w:szCs w:val="24"/>
+              </w:rPr>
+            </w:r>
+            <w:r>
+              <w:rPr>
+                <w:webHidden/>
+                <w:sz w:val="24"/>
+                <w:szCs w:val="24"/>
+              </w:rPr>
+              <w:fldChar w:fldCharType="separate"/>
+            </w:r>
+            <w:r>
+              <w:rPr>
+                <w:webHidden/>
+                <w:sz w:val="24"/>
+                <w:szCs w:val="24"/>
+              </w:rPr>
+              <w:t>16</w:t>
+            </w:r>
+            <w:r>
+              <w:rPr>
+                <w:webHidden/>
+                <w:sz w:val="24"/>
+                <w:szCs w:val="24"/>
+              </w:rPr>
+              <w:fldChar w:fldCharType="end"/>
+            </w:r>
+          </w:hyperlink>
+        </w:p>
+        <w:p>
+          <w:pPr>
+            <w:pStyle w:val="28"/>
+            <w:tabs>
+              <w:tab w:val="left" w:pos="1680"/>
+            </w:tabs>
+            <w:rPr>
+              <w:rFonts w:asciiTheme="minorHAnsi" w:eastAsiaTheme="minorEastAsia" w:hAnsiTheme="minorHAnsi" w:cstheme="minorBidi"/>
+              <w:smallCaps w:val="0"/>
+              <w:kern w:val="2"/>
+              <w:sz w:val="24"/>
+              <w:szCs w:val="24"/>
+              <w:lang w:val="ru-RU"/>
+              <w14:ligatures w14:val="standardContextual"/>
+            </w:rPr>
+          </w:pPr>
+          <w:hyperlink w:anchor="_Toc228471223" w:history="1">
+            <w:r>
+              <w:rPr>
+                <w:rStyle w:val="ab"/>
+                <w:sz w:val="24"/>
+                <w:szCs w:val="24"/>
+              </w:rPr>
+              <w:t>10.2.</w:t>
+            </w:r>
+            <w:r>
+              <w:rPr>
+                <w:rFonts w:asciiTheme="minorHAnsi" w:eastAsiaTheme="minorEastAsia" w:hAnsiTheme="minorHAnsi" w:cstheme="minorBidi"/>
+                <w:smallCaps w:val="0"/>
+                <w:kern w:val="2"/>
+                <w:sz w:val="24"/>
+                <w:szCs w:val="24"/>
+                <w:lang w:val="ru-RU"/>
+                <w14:ligatures w14:val="standardContextual"/>
+              </w:rPr>
+              <w:tab/>
+            </w:r>
+            <w:r>
+              <w:rPr>
+                <w:rStyle w:val="ab"/>
+                <w:sz w:val="24"/>
+                <w:szCs w:val="24"/>
+              </w:rPr>
+              <w:t>Требования к средствам защиты информации</w:t>
+            </w:r>
+            <w:r>
+              <w:rPr>
+                <w:webHidden/>
+                <w:sz w:val="24"/>
+                <w:szCs w:val="24"/>
+              </w:rPr>
+              <w:tab/>
+            </w:r>
+            <w:r>
+              <w:rPr>
+                <w:webHidden/>
+                <w:sz w:val="24"/>
+                <w:szCs w:val="24"/>
+              </w:rPr>
+              <w:fldChar w:fldCharType="begin"/>
+            </w:r>
+            <w:r>
+              <w:rPr>
+                <w:webHidden/>
+                <w:sz w:val="24"/>
+                <w:szCs w:val="24"/>
+              </w:rPr>
+              <w:instrText xml:space="preserve"> PAGEREF _Toc228471223 \h </w:instrText>
+            </w:r>
+            <w:r>
+              <w:rPr>
+                <w:webHidden/>
+                <w:sz w:val="24"/>
+                <w:szCs w:val="24"/>
+              </w:rPr>
+            </w:r>
+            <w:r>
+              <w:rPr>
+                <w:webHidden/>
+                <w:sz w:val="24"/>
+                <w:szCs w:val="24"/>
+              </w:rPr>
+              <w:fldChar w:fldCharType="separate"/>
+            </w:r>
+            <w:r>
+              <w:rPr>
+                <w:webHidden/>
+                <w:sz w:val="24"/>
+                <w:szCs w:val="24"/>
+              </w:rPr>
+              <w:t>17</w:t>
+            </w:r>
+            <w:r>
+              <w:rPr>
+                <w:webHidden/>
+                <w:sz w:val="24"/>
+                <w:szCs w:val="24"/>
+              </w:rPr>
+              <w:fldChar w:fldCharType="end"/>
+            </w:r>
+          </w:hyperlink>
+        </w:p>
+        <w:p>
+          <w:pPr>
+            <w:pStyle w:val="34"/>
+            <w:tabs>
+              <w:tab w:val="left" w:pos="1440"/>
+              <w:tab w:val="right" w:leader="dot" w:pos="9736"/>
+            </w:tabs>
+            <w:rPr>
+              <w:rFonts w:asciiTheme="minorHAnsi" w:eastAsiaTheme="minorEastAsia" w:hAnsiTheme="minorHAnsi" w:cstheme="minorBidi"/>
+              <w:i w:val="0"/>
+              <w:iCs w:val="0"/>
+              <w:noProof/>
+              <w:kern w:val="2"/>
+              <w:sz w:val="24"/>
+              <w:szCs w:val="24"/>
+              <w14:ligatures w14:val="standardContextual"/>
+            </w:rPr>
+          </w:pPr>
+          <w:hyperlink w:anchor="_Toc228471224" w:history="1">
+            <w:r>
+              <w:rPr>
+                <w:rStyle w:val="ab"/>
+                <w:i w:val="0"/>
+                <w:iCs w:val="0"/>
+                <w:noProof/>
+                <w:sz w:val="24"/>
+                <w:szCs w:val="24"/>
+              </w:rPr>
+              <w:t>10.2.1.</w:t>
+            </w:r>
+            <w:r>
+              <w:rPr>
+                <w:rFonts w:asciiTheme="minorHAnsi" w:eastAsiaTheme="minorEastAsia" w:hAnsiTheme="minorHAnsi" w:cstheme="minorBidi"/>
+                <w:i w:val="0"/>
+                <w:iCs w:val="0"/>
+                <w:noProof/>
+                <w:kern w:val="2"/>
+                <w:sz w:val="24"/>
+                <w:szCs w:val="24"/>
+                <w14:ligatures w14:val="standardContextual"/>
+              </w:rPr>
+              <w:tab/>
+            </w:r>
+            <w:r>
+              <w:rPr>
+                <w:rStyle w:val="ab"/>
+                <w:i w:val="0"/>
+                <w:iCs w:val="0"/>
+                <w:noProof/>
+                <w:sz w:val="24"/>
+                <w:szCs w:val="24"/>
+              </w:rPr>
+              <w:t>Средства защиты информации от нсд</w:t>
+            </w:r>
+            <w:r>
+              <w:rPr>
+                <w:i w:val="0"/>
+                <w:iCs w:val="0"/>
+                <w:noProof/>
+                <w:webHidden/>
+                <w:sz w:val="24"/>
+                <w:szCs w:val="24"/>
+              </w:rPr>
+              <w:tab/>
+            </w:r>
+            <w:r>
+              <w:rPr>
+                <w:i w:val="0"/>
+                <w:iCs w:val="0"/>
+                <w:noProof/>
+                <w:webHidden/>
+                <w:sz w:val="24"/>
+                <w:szCs w:val="24"/>
+              </w:rPr>
+              <w:fldChar w:fldCharType="begin"/>
+            </w:r>
+            <w:r>
+              <w:rPr>
+                <w:i w:val="0"/>
+                <w:iCs w:val="0"/>
+                <w:noProof/>
+                <w:webHidden/>
+                <w:sz w:val="24"/>
+                <w:szCs w:val="24"/>
+              </w:rPr>
+              <w:instrText xml:space="preserve"> PAGEREF _Toc228471224 \h </w:instrText>
+            </w:r>
+            <w:r>
+              <w:rPr>
+                <w:i w:val="0"/>
+                <w:iCs w:val="0"/>
+                <w:noProof/>
+                <w:webHidden/>
+                <w:sz w:val="24"/>
+                <w:szCs w:val="24"/>
+              </w:rPr>
+            </w:r>
+            <w:r>
+              <w:rPr>
+                <w:i w:val="0"/>
+                <w:iCs w:val="0"/>
+                <w:noProof/>
+                <w:webHidden/>
+                <w:sz w:val="24"/>
+                <w:szCs w:val="24"/>
+              </w:rPr>
+              <w:fldChar w:fldCharType="separate"/>
+            </w:r>
+            <w:r>
+              <w:rPr>
+                <w:i w:val="0"/>
+                <w:iCs w:val="0"/>
+                <w:noProof/>
+                <w:webHidden/>
+                <w:sz w:val="24"/>
+                <w:szCs w:val="24"/>
+              </w:rPr>
+              <w:t>17</w:t>
+            </w:r>
+            <w:r>
+              <w:rPr>
+                <w:i w:val="0"/>
+                <w:iCs w:val="0"/>
+                <w:noProof/>
+                <w:webHidden/>
+                <w:sz w:val="24"/>
+                <w:szCs w:val="24"/>
+              </w:rPr>
+              <w:fldChar w:fldCharType="end"/>
+            </w:r>
+          </w:hyperlink>
+        </w:p>
+        <w:p>
+          <w:pPr>
+            <w:pStyle w:val="16"/>
+            <w:rPr>
+              <w:rFonts w:asciiTheme="minorHAnsi" w:eastAsiaTheme="minorEastAsia" w:hAnsiTheme="minorHAnsi" w:cstheme="minorBidi"/>
+              <w:b w:val="0"/>
+              <w:bCs w:val="0"/>
+              <w:caps w:val="0"/>
+              <w:noProof/>
+              <w:kern w:val="2"/>
+              <w:sz w:val="24"/>
+              <w:szCs w:val="24"/>
+              <w14:ligatures w14:val="standardContextual"/>
+            </w:rPr>
+          </w:pPr>
+          <w:hyperlink w:anchor="_Toc228471225" w:history="1">
+            <w:r>
+              <w:rPr>
+                <w:rStyle w:val="ab"/>
+                <w:b w:val="0"/>
+                <w:bCs w:val="0"/>
+                <w:noProof/>
+                <w:sz w:val="24"/>
+                <w:szCs w:val="24"/>
+              </w:rPr>
+              <w:t>11.</w:t>
+            </w:r>
+            <w:r>
+              <w:rPr>
+                <w:rStyle w:val="ab"/>
+                <w:b w:val="0"/>
+                <w:bCs w:val="0"/>
+                <w:caps w:val="0"/>
+                <w:noProof/>
+                <w:sz w:val="24"/>
+                <w:szCs w:val="24"/>
+              </w:rPr>
+              <w:t xml:space="preserve"> Критерии приемки и передачи системы в опытно-промышленную эксплуатацию</w:t>
+            </w:r>
+            <w:r>
+              <w:rPr>
+                <w:b w:val="0"/>
+                <w:bCs w:val="0"/>
+                <w:noProof/>
+                <w:webHidden/>
+                <w:sz w:val="24"/>
+                <w:szCs w:val="24"/>
+              </w:rPr>
+              <w:tab/>
+            </w:r>
+            <w:r>
+              <w:rPr>
+                <w:b w:val="0"/>
+                <w:bCs w:val="0"/>
+                <w:noProof/>
+                <w:webHidden/>
+                <w:sz w:val="24"/>
+                <w:szCs w:val="24"/>
+              </w:rPr>
+              <w:fldChar w:fldCharType="begin"/>
+            </w:r>
+            <w:r>
+              <w:rPr>
+                <w:b w:val="0"/>
+                <w:bCs w:val="0"/>
+                <w:noProof/>
+                <w:webHidden/>
+                <w:sz w:val="24"/>
+                <w:szCs w:val="24"/>
+              </w:rPr>
+              <w:instrText xml:space="preserve"> PAGEREF _Toc228471225 \h </w:instrText>
+            </w:r>
+            <w:r>
+              <w:rPr>
+                <w:b w:val="0"/>
+                <w:bCs w:val="0"/>
+                <w:noProof/>
+                <w:webHidden/>
+                <w:sz w:val="24"/>
+                <w:szCs w:val="24"/>
+              </w:rPr>
+            </w:r>
+            <w:r>
+              <w:rPr>
+                <w:b w:val="0"/>
+                <w:bCs w:val="0"/>
+                <w:noProof/>
+                <w:webHidden/>
+                <w:sz w:val="24"/>
+                <w:szCs w:val="24"/>
+              </w:rPr>
+              <w:fldChar w:fldCharType="separate"/>
+            </w:r>
+            <w:r>
+              <w:rPr>
+                <w:b w:val="0"/>
+                <w:bCs w:val="0"/>
+                <w:noProof/>
+                <w:webHidden/>
+                <w:sz w:val="24"/>
+                <w:szCs w:val="24"/>
+              </w:rPr>
+              <w:t>17</w:t>
+            </w:r>
+            <w:r>
+              <w:rPr>
+                <w:b w:val="0"/>
+                <w:bCs w:val="0"/>
+                <w:noProof/>
+                <w:webHidden/>
+                <w:sz w:val="24"/>
+                <w:szCs w:val="24"/>
+              </w:rPr>
+              <w:fldChar w:fldCharType="end"/>
+            </w:r>
+          </w:hyperlink>
+        </w:p>
+        <w:p>
+          <w:r>
+            <w:rPr>
+              <w:b/>
+              <w:bCs/>
+            </w:rPr>
+            <w:fldChar w:fldCharType="end"/>
+          </w:r>
+        </w:p>
+      </w:sdtContent>
+    </w:sdt>
     <w:p>
       <w:pPr>
         <w:spacing w:before="120"/>
@@ -270,7 +5211,6 @@
         <w:rPr>
           <w:b/>
           <w:bCs/>
-          <w:color w:val="31849B"/>
           <w:kern w:val="32"/>
         </w:rPr>
       </w:pPr>
@@ -286,2540 +5226,35 @@
           <w:kern w:val="32"/>
         </w:rPr>
       </w:pPr>
-      <w:r>
+    </w:p>
+    <w:p>
+      <w:pPr>
+        <w:spacing w:before="120"/>
+        <w:ind w:left="708"/>
+        <w:jc w:val="center"/>
         <w:rPr>
           <w:b/>
           <w:bCs/>
           <w:kern w:val="32"/>
         </w:rPr>
-        <w:t>Содержание</w:t>
-      </w:r>
-    </w:p>
-    <w:p>
-      <w:pPr>
-        <w:pStyle w:val="16"/>
-        <w:rPr>
-          <w:rFonts w:eastAsiaTheme="minorEastAsia"/>
-          <w:b w:val="0"/>
-          <w:bCs w:val="0"/>
-          <w:caps w:val="0"/>
-          <w:noProof/>
-          <w:sz w:val="22"/>
-          <w:szCs w:val="22"/>
-        </w:rPr>
-      </w:pPr>
-      <w:r>
-        <w:rPr>
-          <w:sz w:val="24"/>
-          <w:szCs w:val="24"/>
-        </w:rPr>
-        <w:fldChar w:fldCharType="begin"/>
-      </w:r>
-      <w:r>
-        <w:rPr>
-          <w:sz w:val="24"/>
-          <w:szCs w:val="24"/>
-        </w:rPr>
-        <w:instrText xml:space="preserve"> TOC \h \z \t "ур.1;1;ур.2;2" </w:instrText>
-      </w:r>
-      <w:r>
-        <w:rPr>
-          <w:sz w:val="24"/>
-          <w:szCs w:val="24"/>
-        </w:rPr>
-        <w:fldChar w:fldCharType="separate"/>
-      </w:r>
-      <w:hyperlink w:anchor="_Toc102552827" w:history="1">
-        <w:r>
-          <w:rPr>
-            <w:rStyle w:val="ab"/>
-            <w:noProof/>
-          </w:rPr>
-          <w:t>1.</w:t>
-        </w:r>
-        <w:r>
-          <w:rPr>
-            <w:rFonts w:eastAsiaTheme="minorEastAsia"/>
-            <w:b w:val="0"/>
-            <w:bCs w:val="0"/>
-            <w:caps w:val="0"/>
-            <w:noProof/>
-            <w:sz w:val="22"/>
-            <w:szCs w:val="22"/>
-          </w:rPr>
-          <w:tab/>
-        </w:r>
-        <w:r>
-          <w:rPr>
-            <w:rStyle w:val="ab"/>
-            <w:noProof/>
-          </w:rPr>
-          <w:t>Глоссарий</w:t>
-        </w:r>
-        <w:r>
-          <w:rPr>
-            <w:noProof/>
-            <w:webHidden/>
-          </w:rPr>
-          <w:tab/>
-        </w:r>
-        <w:r>
-          <w:rPr>
-            <w:noProof/>
-            <w:webHidden/>
-          </w:rPr>
-          <w:fldChar w:fldCharType="begin"/>
-        </w:r>
-        <w:r>
-          <w:rPr>
-            <w:noProof/>
-            <w:webHidden/>
-          </w:rPr>
-          <w:instrText xml:space="preserve"> PAGEREF _Toc102552827 \h </w:instrText>
-        </w:r>
-        <w:r>
-          <w:rPr>
-            <w:noProof/>
-            <w:webHidden/>
-          </w:rPr>
-        </w:r>
-        <w:r>
-          <w:rPr>
-            <w:noProof/>
-            <w:webHidden/>
-          </w:rPr>
-          <w:fldChar w:fldCharType="separate"/>
-        </w:r>
-        <w:r>
-          <w:rPr>
-            <w:noProof/>
-            <w:webHidden/>
-          </w:rPr>
-          <w:t>3</w:t>
-        </w:r>
-        <w:r>
-          <w:rPr>
-            <w:noProof/>
-            <w:webHidden/>
-          </w:rPr>
-          <w:fldChar w:fldCharType="end"/>
-        </w:r>
-      </w:hyperlink>
-    </w:p>
-    <w:p>
-      <w:pPr>
-        <w:pStyle w:val="16"/>
-        <w:rPr>
-          <w:rFonts w:eastAsiaTheme="minorEastAsia"/>
-          <w:b w:val="0"/>
-          <w:bCs w:val="0"/>
-          <w:caps w:val="0"/>
-          <w:noProof/>
-          <w:sz w:val="22"/>
-          <w:szCs w:val="22"/>
-        </w:rPr>
-      </w:pPr>
-      <w:hyperlink w:anchor="_Toc102552828" w:history="1">
-        <w:r>
-          <w:rPr>
-            <w:rStyle w:val="ab"/>
-            <w:noProof/>
-          </w:rPr>
-          <w:t>2.</w:t>
-        </w:r>
-        <w:r>
-          <w:rPr>
-            <w:rFonts w:eastAsiaTheme="minorEastAsia"/>
-            <w:b w:val="0"/>
-            <w:bCs w:val="0"/>
-            <w:caps w:val="0"/>
-            <w:noProof/>
-            <w:sz w:val="22"/>
-            <w:szCs w:val="22"/>
-          </w:rPr>
-          <w:tab/>
-        </w:r>
-        <w:r>
-          <w:rPr>
-            <w:rStyle w:val="ab"/>
-            <w:noProof/>
-          </w:rPr>
-          <w:t>Цели и задачи системы</w:t>
-        </w:r>
-        <w:r>
-          <w:rPr>
-            <w:noProof/>
-            <w:webHidden/>
-          </w:rPr>
-          <w:tab/>
-        </w:r>
-        <w:r>
-          <w:rPr>
-            <w:noProof/>
-            <w:webHidden/>
-          </w:rPr>
-          <w:fldChar w:fldCharType="begin"/>
-        </w:r>
-        <w:r>
-          <w:rPr>
-            <w:noProof/>
-            <w:webHidden/>
-          </w:rPr>
-          <w:instrText xml:space="preserve"> PAGEREF _Toc102552828 \h </w:instrText>
-        </w:r>
-        <w:r>
-          <w:rPr>
-            <w:noProof/>
-            <w:webHidden/>
-          </w:rPr>
-        </w:r>
-        <w:r>
-          <w:rPr>
-            <w:noProof/>
-            <w:webHidden/>
-          </w:rPr>
-          <w:fldChar w:fldCharType="separate"/>
-        </w:r>
-        <w:r>
-          <w:rPr>
-            <w:noProof/>
-            <w:webHidden/>
-          </w:rPr>
-          <w:t>3</w:t>
-        </w:r>
-        <w:r>
-          <w:rPr>
-            <w:noProof/>
-            <w:webHidden/>
-          </w:rPr>
-          <w:fldChar w:fldCharType="end"/>
-        </w:r>
-      </w:hyperlink>
-    </w:p>
-    <w:p>
-      <w:pPr>
-        <w:pStyle w:val="28"/>
-        <w:tabs>
-          <w:tab w:val="left" w:pos="1680"/>
-        </w:tabs>
-        <w:rPr>
-          <w:rFonts w:eastAsiaTheme="minorEastAsia" w:cs="Times New Roman"/>
-          <w:smallCaps w:val="0"/>
-          <w:sz w:val="22"/>
-          <w:szCs w:val="22"/>
-          <w:lang w:val="ru-RU"/>
-        </w:rPr>
-      </w:pPr>
-      <w:hyperlink w:anchor="_Toc102552829" w:history="1">
-        <w:r>
-          <w:rPr>
-            <w:rStyle w:val="ab"/>
-            <w:rFonts w:cs="Times New Roman"/>
-          </w:rPr>
-          <w:t>2.1.</w:t>
-        </w:r>
-        <w:r>
-          <w:rPr>
-            <w:rFonts w:eastAsiaTheme="minorEastAsia" w:cs="Times New Roman"/>
-            <w:smallCaps w:val="0"/>
-            <w:sz w:val="22"/>
-            <w:szCs w:val="22"/>
-            <w:lang w:val="ru-RU"/>
-          </w:rPr>
-          <w:tab/>
-        </w:r>
-        <w:r>
-          <w:rPr>
-            <w:rStyle w:val="ab"/>
-            <w:rFonts w:cs="Times New Roman"/>
-          </w:rPr>
-          <w:t>Постановка задачи</w:t>
-        </w:r>
-        <w:r>
-          <w:rPr>
-            <w:rFonts w:cs="Times New Roman"/>
-            <w:webHidden/>
-          </w:rPr>
-          <w:tab/>
-        </w:r>
-        <w:r>
-          <w:rPr>
-            <w:rFonts w:cs="Times New Roman"/>
-            <w:webHidden/>
-          </w:rPr>
-          <w:fldChar w:fldCharType="begin"/>
-        </w:r>
-        <w:r>
-          <w:rPr>
-            <w:rFonts w:cs="Times New Roman"/>
-            <w:webHidden/>
-          </w:rPr>
-          <w:instrText xml:space="preserve"> PAGEREF _Toc102552829 \h </w:instrText>
-        </w:r>
-        <w:r>
-          <w:rPr>
-            <w:rFonts w:cs="Times New Roman"/>
-            <w:webHidden/>
-          </w:rPr>
-        </w:r>
-        <w:r>
-          <w:rPr>
-            <w:rFonts w:cs="Times New Roman"/>
-            <w:webHidden/>
-          </w:rPr>
-          <w:fldChar w:fldCharType="separate"/>
-        </w:r>
-        <w:r>
-          <w:rPr>
-            <w:rFonts w:cs="Times New Roman"/>
-            <w:webHidden/>
-          </w:rPr>
-          <w:t>3</w:t>
-        </w:r>
-        <w:r>
-          <w:rPr>
-            <w:rFonts w:cs="Times New Roman"/>
-            <w:webHidden/>
-          </w:rPr>
-          <w:fldChar w:fldCharType="end"/>
-        </w:r>
-      </w:hyperlink>
-    </w:p>
-    <w:p>
-      <w:pPr>
-        <w:pStyle w:val="28"/>
-        <w:tabs>
-          <w:tab w:val="left" w:pos="1680"/>
-        </w:tabs>
-        <w:rPr>
-          <w:rFonts w:eastAsiaTheme="minorEastAsia" w:cs="Times New Roman"/>
-          <w:smallCaps w:val="0"/>
-          <w:sz w:val="22"/>
-          <w:szCs w:val="22"/>
-          <w:lang w:val="ru-RU"/>
-        </w:rPr>
-      </w:pPr>
-      <w:hyperlink w:anchor="_Toc102552830" w:history="1">
-        <w:r>
-          <w:rPr>
-            <w:rStyle w:val="ab"/>
-            <w:rFonts w:cs="Times New Roman"/>
-          </w:rPr>
-          <w:t>2.2.</w:t>
-        </w:r>
-        <w:r>
-          <w:rPr>
-            <w:rFonts w:eastAsiaTheme="minorEastAsia" w:cs="Times New Roman"/>
-            <w:smallCaps w:val="0"/>
-            <w:sz w:val="22"/>
-            <w:szCs w:val="22"/>
-            <w:lang w:val="ru-RU"/>
-          </w:rPr>
-          <w:tab/>
-        </w:r>
-        <w:r>
-          <w:rPr>
-            <w:rStyle w:val="ab"/>
-            <w:rFonts w:cs="Times New Roman"/>
-          </w:rPr>
-          <w:t>Цели и задачи проекта</w:t>
-        </w:r>
-        <w:r>
-          <w:rPr>
-            <w:rFonts w:cs="Times New Roman"/>
-            <w:webHidden/>
-          </w:rPr>
-          <w:tab/>
-        </w:r>
-        <w:r>
-          <w:rPr>
-            <w:rFonts w:cs="Times New Roman"/>
-            <w:webHidden/>
-          </w:rPr>
-          <w:fldChar w:fldCharType="begin"/>
-        </w:r>
-        <w:r>
-          <w:rPr>
-            <w:rFonts w:cs="Times New Roman"/>
-            <w:webHidden/>
-          </w:rPr>
-          <w:instrText xml:space="preserve"> PAGEREF _Toc102552830 \h </w:instrText>
-        </w:r>
-        <w:r>
-          <w:rPr>
-            <w:rFonts w:cs="Times New Roman"/>
-            <w:webHidden/>
-          </w:rPr>
-        </w:r>
-        <w:r>
-          <w:rPr>
-            <w:rFonts w:cs="Times New Roman"/>
-            <w:webHidden/>
-          </w:rPr>
-          <w:fldChar w:fldCharType="separate"/>
-        </w:r>
-        <w:r>
-          <w:rPr>
-            <w:rFonts w:cs="Times New Roman"/>
-            <w:webHidden/>
-          </w:rPr>
-          <w:t>3</w:t>
-        </w:r>
-        <w:r>
-          <w:rPr>
-            <w:rFonts w:cs="Times New Roman"/>
-            <w:webHidden/>
-          </w:rPr>
-          <w:fldChar w:fldCharType="end"/>
-        </w:r>
-      </w:hyperlink>
-    </w:p>
-    <w:p>
-      <w:pPr>
-        <w:pStyle w:val="16"/>
-        <w:rPr>
-          <w:rFonts w:eastAsiaTheme="minorEastAsia"/>
-          <w:b w:val="0"/>
-          <w:bCs w:val="0"/>
-          <w:caps w:val="0"/>
-          <w:noProof/>
-          <w:sz w:val="22"/>
-          <w:szCs w:val="22"/>
-        </w:rPr>
-      </w:pPr>
-      <w:hyperlink w:anchor="_Toc102552831" w:history="1">
-        <w:r>
-          <w:rPr>
-            <w:rStyle w:val="ab"/>
-            <w:noProof/>
-          </w:rPr>
-          <w:t>3.</w:t>
-        </w:r>
-        <w:r>
-          <w:rPr>
-            <w:rFonts w:eastAsiaTheme="minorEastAsia"/>
-            <w:b w:val="0"/>
-            <w:bCs w:val="0"/>
-            <w:caps w:val="0"/>
-            <w:noProof/>
-            <w:sz w:val="22"/>
-            <w:szCs w:val="22"/>
-          </w:rPr>
-          <w:tab/>
-        </w:r>
-        <w:r>
-          <w:rPr>
-            <w:rStyle w:val="ab"/>
-            <w:noProof/>
-          </w:rPr>
-          <w:t>Ограничения и допущения</w:t>
-        </w:r>
-        <w:r>
-          <w:rPr>
-            <w:noProof/>
-            <w:webHidden/>
-          </w:rPr>
-          <w:tab/>
-        </w:r>
-        <w:r>
-          <w:rPr>
-            <w:noProof/>
-            <w:webHidden/>
-          </w:rPr>
-          <w:fldChar w:fldCharType="begin"/>
-        </w:r>
-        <w:r>
-          <w:rPr>
-            <w:noProof/>
-            <w:webHidden/>
-          </w:rPr>
-          <w:instrText xml:space="preserve"> PAGEREF _Toc102552831 \h </w:instrText>
-        </w:r>
-        <w:r>
-          <w:rPr>
-            <w:noProof/>
-            <w:webHidden/>
-          </w:rPr>
-        </w:r>
-        <w:r>
-          <w:rPr>
-            <w:noProof/>
-            <w:webHidden/>
-          </w:rPr>
-          <w:fldChar w:fldCharType="separate"/>
-        </w:r>
-        <w:r>
-          <w:rPr>
-            <w:noProof/>
-            <w:webHidden/>
-          </w:rPr>
-          <w:t>4</w:t>
-        </w:r>
-        <w:r>
-          <w:rPr>
-            <w:noProof/>
-            <w:webHidden/>
-          </w:rPr>
-          <w:fldChar w:fldCharType="end"/>
-        </w:r>
-      </w:hyperlink>
-    </w:p>
-    <w:p>
-      <w:pPr>
-        <w:pStyle w:val="16"/>
-        <w:rPr>
-          <w:rFonts w:eastAsiaTheme="minorEastAsia"/>
-          <w:b w:val="0"/>
-          <w:bCs w:val="0"/>
-          <w:caps w:val="0"/>
-          <w:noProof/>
-          <w:sz w:val="22"/>
-          <w:szCs w:val="22"/>
-        </w:rPr>
-      </w:pPr>
-      <w:hyperlink w:anchor="_Toc102552832" w:history="1">
-        <w:r>
-          <w:rPr>
-            <w:rStyle w:val="ab"/>
-            <w:noProof/>
-          </w:rPr>
-          <w:t>4.</w:t>
-        </w:r>
-        <w:r>
-          <w:rPr>
-            <w:rFonts w:eastAsiaTheme="minorEastAsia"/>
-            <w:b w:val="0"/>
-            <w:bCs w:val="0"/>
-            <w:caps w:val="0"/>
-            <w:noProof/>
-            <w:sz w:val="22"/>
-            <w:szCs w:val="22"/>
-          </w:rPr>
-          <w:tab/>
-        </w:r>
-        <w:r>
-          <w:rPr>
-            <w:rStyle w:val="ab"/>
-            <w:noProof/>
-          </w:rPr>
-          <w:t>Общие требования к проекту</w:t>
-        </w:r>
-        <w:r>
-          <w:rPr>
-            <w:noProof/>
-            <w:webHidden/>
-          </w:rPr>
-          <w:tab/>
-        </w:r>
-        <w:r>
-          <w:rPr>
-            <w:noProof/>
-            <w:webHidden/>
-          </w:rPr>
-          <w:fldChar w:fldCharType="begin"/>
-        </w:r>
-        <w:r>
-          <w:rPr>
-            <w:noProof/>
-            <w:webHidden/>
-          </w:rPr>
-          <w:instrText xml:space="preserve"> PAGEREF _Toc102552832 \h </w:instrText>
-        </w:r>
-        <w:r>
-          <w:rPr>
-            <w:noProof/>
-            <w:webHidden/>
-          </w:rPr>
-        </w:r>
-        <w:r>
-          <w:rPr>
-            <w:noProof/>
-            <w:webHidden/>
-          </w:rPr>
-          <w:fldChar w:fldCharType="separate"/>
-        </w:r>
-        <w:r>
-          <w:rPr>
-            <w:noProof/>
-            <w:webHidden/>
-          </w:rPr>
-          <w:t>5</w:t>
-        </w:r>
-        <w:r>
-          <w:rPr>
-            <w:noProof/>
-            <w:webHidden/>
-          </w:rPr>
-          <w:fldChar w:fldCharType="end"/>
-        </w:r>
-      </w:hyperlink>
-    </w:p>
-    <w:p>
-      <w:pPr>
-        <w:pStyle w:val="28"/>
-        <w:tabs>
-          <w:tab w:val="left" w:pos="1680"/>
-        </w:tabs>
-        <w:rPr>
-          <w:rFonts w:eastAsiaTheme="minorEastAsia" w:cs="Times New Roman"/>
-          <w:smallCaps w:val="0"/>
-          <w:sz w:val="22"/>
-          <w:szCs w:val="22"/>
-          <w:lang w:val="ru-RU"/>
-        </w:rPr>
-      </w:pPr>
-      <w:hyperlink w:anchor="_Toc102552833" w:history="1">
-        <w:r>
-          <w:rPr>
-            <w:rStyle w:val="ab"/>
-            <w:rFonts w:cs="Times New Roman"/>
-          </w:rPr>
-          <w:t>4.1.</w:t>
-        </w:r>
-        <w:r>
-          <w:rPr>
-            <w:rFonts w:eastAsiaTheme="minorEastAsia" w:cs="Times New Roman"/>
-            <w:smallCaps w:val="0"/>
-            <w:sz w:val="22"/>
-            <w:szCs w:val="22"/>
-            <w:lang w:val="ru-RU"/>
-          </w:rPr>
-          <w:tab/>
-        </w:r>
-        <w:r>
-          <w:rPr>
-            <w:rStyle w:val="ab"/>
-            <w:rFonts w:cs="Times New Roman"/>
-          </w:rPr>
-          <w:t>Общее описание</w:t>
-        </w:r>
-        <w:r>
-          <w:rPr>
-            <w:rFonts w:cs="Times New Roman"/>
-            <w:webHidden/>
-          </w:rPr>
-          <w:tab/>
-        </w:r>
-        <w:r>
-          <w:rPr>
-            <w:rFonts w:cs="Times New Roman"/>
-            <w:webHidden/>
-          </w:rPr>
-          <w:fldChar w:fldCharType="begin"/>
-        </w:r>
-        <w:r>
-          <w:rPr>
-            <w:rFonts w:cs="Times New Roman"/>
-            <w:webHidden/>
-          </w:rPr>
-          <w:instrText xml:space="preserve"> PAGEREF _Toc102552833 \h </w:instrText>
-        </w:r>
-        <w:r>
-          <w:rPr>
-            <w:rFonts w:cs="Times New Roman"/>
-            <w:webHidden/>
-          </w:rPr>
-        </w:r>
-        <w:r>
-          <w:rPr>
-            <w:rFonts w:cs="Times New Roman"/>
-            <w:webHidden/>
-          </w:rPr>
-          <w:fldChar w:fldCharType="separate"/>
-        </w:r>
-        <w:r>
-          <w:rPr>
-            <w:rFonts w:cs="Times New Roman"/>
-            <w:webHidden/>
-          </w:rPr>
-          <w:t>5</w:t>
-        </w:r>
-        <w:r>
-          <w:rPr>
-            <w:rFonts w:cs="Times New Roman"/>
-            <w:webHidden/>
-          </w:rPr>
-          <w:fldChar w:fldCharType="end"/>
-        </w:r>
-      </w:hyperlink>
-    </w:p>
-    <w:p>
-      <w:pPr>
-        <w:pStyle w:val="28"/>
-        <w:tabs>
-          <w:tab w:val="left" w:pos="1680"/>
-        </w:tabs>
-        <w:rPr>
-          <w:rFonts w:eastAsiaTheme="minorEastAsia" w:cs="Times New Roman"/>
-          <w:smallCaps w:val="0"/>
-          <w:sz w:val="22"/>
-          <w:szCs w:val="22"/>
-          <w:lang w:val="ru-RU"/>
-        </w:rPr>
-      </w:pPr>
-      <w:hyperlink w:anchor="_Toc102552834" w:history="1">
-        <w:r>
-          <w:rPr>
-            <w:rStyle w:val="ab"/>
-            <w:rFonts w:cs="Times New Roman"/>
-          </w:rPr>
-          <w:t>4.2.</w:t>
-        </w:r>
-        <w:r>
-          <w:rPr>
-            <w:rFonts w:eastAsiaTheme="minorEastAsia" w:cs="Times New Roman"/>
-            <w:smallCaps w:val="0"/>
-            <w:sz w:val="22"/>
-            <w:szCs w:val="22"/>
-            <w:lang w:val="ru-RU"/>
-          </w:rPr>
-          <w:tab/>
-        </w:r>
-        <w:r>
-          <w:rPr>
-            <w:rStyle w:val="ab"/>
-            <w:rFonts w:cs="Times New Roman"/>
-          </w:rPr>
-          <w:t>Ожидаемые результаты проекта</w:t>
-        </w:r>
-        <w:r>
-          <w:rPr>
-            <w:rFonts w:cs="Times New Roman"/>
-            <w:webHidden/>
-          </w:rPr>
-          <w:tab/>
-        </w:r>
-        <w:r>
-          <w:rPr>
-            <w:rFonts w:cs="Times New Roman"/>
-            <w:webHidden/>
-          </w:rPr>
-          <w:fldChar w:fldCharType="begin"/>
-        </w:r>
-        <w:r>
-          <w:rPr>
-            <w:rFonts w:cs="Times New Roman"/>
-            <w:webHidden/>
-          </w:rPr>
-          <w:instrText xml:space="preserve"> PAGEREF _Toc102552834 \h </w:instrText>
-        </w:r>
-        <w:r>
-          <w:rPr>
-            <w:rFonts w:cs="Times New Roman"/>
-            <w:webHidden/>
-          </w:rPr>
-        </w:r>
-        <w:r>
-          <w:rPr>
-            <w:rFonts w:cs="Times New Roman"/>
-            <w:webHidden/>
-          </w:rPr>
-          <w:fldChar w:fldCharType="separate"/>
-        </w:r>
-        <w:r>
-          <w:rPr>
-            <w:rFonts w:cs="Times New Roman"/>
-            <w:webHidden/>
-          </w:rPr>
-          <w:t>5</w:t>
-        </w:r>
-        <w:r>
-          <w:rPr>
-            <w:rFonts w:cs="Times New Roman"/>
-            <w:webHidden/>
-          </w:rPr>
-          <w:fldChar w:fldCharType="end"/>
-        </w:r>
-      </w:hyperlink>
-    </w:p>
-    <w:p>
-      <w:pPr>
-        <w:pStyle w:val="16"/>
-        <w:rPr>
-          <w:rFonts w:eastAsiaTheme="minorEastAsia"/>
-          <w:b w:val="0"/>
-          <w:bCs w:val="0"/>
-          <w:caps w:val="0"/>
-          <w:noProof/>
-          <w:sz w:val="22"/>
-          <w:szCs w:val="22"/>
-        </w:rPr>
-      </w:pPr>
-      <w:hyperlink w:anchor="_Toc102552835" w:history="1">
-        <w:r>
-          <w:rPr>
-            <w:rStyle w:val="ab"/>
-            <w:noProof/>
-          </w:rPr>
-          <w:t>5.</w:t>
-        </w:r>
-        <w:r>
-          <w:rPr>
-            <w:rFonts w:eastAsiaTheme="minorEastAsia"/>
-            <w:b w:val="0"/>
-            <w:bCs w:val="0"/>
-            <w:caps w:val="0"/>
-            <w:noProof/>
-            <w:sz w:val="22"/>
-            <w:szCs w:val="22"/>
-          </w:rPr>
-          <w:tab/>
-        </w:r>
-        <w:r>
-          <w:rPr>
-            <w:rStyle w:val="ab"/>
-            <w:noProof/>
-          </w:rPr>
-          <w:t>Описание АС</w:t>
-        </w:r>
-        <w:r>
-          <w:rPr>
-            <w:noProof/>
-            <w:webHidden/>
-          </w:rPr>
-          <w:tab/>
-        </w:r>
-        <w:r>
-          <w:rPr>
-            <w:noProof/>
-            <w:webHidden/>
-          </w:rPr>
-          <w:fldChar w:fldCharType="begin"/>
-        </w:r>
-        <w:r>
-          <w:rPr>
-            <w:noProof/>
-            <w:webHidden/>
-          </w:rPr>
-          <w:instrText xml:space="preserve"> PAGEREF _Toc102552835 \h </w:instrText>
-        </w:r>
-        <w:r>
-          <w:rPr>
-            <w:noProof/>
-            <w:webHidden/>
-          </w:rPr>
-        </w:r>
-        <w:r>
-          <w:rPr>
-            <w:noProof/>
-            <w:webHidden/>
-          </w:rPr>
-          <w:fldChar w:fldCharType="separate"/>
-        </w:r>
-        <w:r>
-          <w:rPr>
-            <w:noProof/>
-            <w:webHidden/>
-          </w:rPr>
-          <w:t>5</w:t>
-        </w:r>
-        <w:r>
-          <w:rPr>
-            <w:noProof/>
-            <w:webHidden/>
-          </w:rPr>
-          <w:fldChar w:fldCharType="end"/>
-        </w:r>
-      </w:hyperlink>
-    </w:p>
-    <w:p>
-      <w:pPr>
-        <w:pStyle w:val="28"/>
-        <w:tabs>
-          <w:tab w:val="left" w:pos="1680"/>
-        </w:tabs>
-        <w:rPr>
-          <w:rFonts w:eastAsiaTheme="minorEastAsia" w:cs="Times New Roman"/>
-          <w:smallCaps w:val="0"/>
-          <w:sz w:val="22"/>
-          <w:szCs w:val="22"/>
-          <w:lang w:val="ru-RU"/>
-        </w:rPr>
-      </w:pPr>
-      <w:hyperlink w:anchor="_Toc102552836" w:history="1">
-        <w:r>
-          <w:rPr>
-            <w:rStyle w:val="ab"/>
-            <w:rFonts w:cs="Times New Roman"/>
-          </w:rPr>
-          <w:t>5.1.</w:t>
-        </w:r>
-        <w:r>
-          <w:rPr>
-            <w:rFonts w:eastAsiaTheme="minorEastAsia" w:cs="Times New Roman"/>
-            <w:smallCaps w:val="0"/>
-            <w:sz w:val="22"/>
-            <w:szCs w:val="22"/>
-            <w:lang w:val="ru-RU"/>
-          </w:rPr>
-          <w:tab/>
-        </w:r>
-        <w:r>
-          <w:rPr>
-            <w:rStyle w:val="ab"/>
-            <w:rFonts w:cs="Times New Roman"/>
-          </w:rPr>
-          <w:t>СУБД PostgreSQL</w:t>
-        </w:r>
-        <w:r>
-          <w:rPr>
-            <w:rFonts w:cs="Times New Roman"/>
-            <w:webHidden/>
-          </w:rPr>
-          <w:tab/>
-        </w:r>
-        <w:r>
-          <w:rPr>
-            <w:rFonts w:cs="Times New Roman"/>
-            <w:webHidden/>
-          </w:rPr>
-          <w:fldChar w:fldCharType="begin"/>
-        </w:r>
-        <w:r>
-          <w:rPr>
-            <w:rFonts w:cs="Times New Roman"/>
-            <w:webHidden/>
-          </w:rPr>
-          <w:instrText xml:space="preserve"> PAGEREF _Toc102552836 \h </w:instrText>
-        </w:r>
-        <w:r>
-          <w:rPr>
-            <w:rFonts w:cs="Times New Roman"/>
-            <w:webHidden/>
-          </w:rPr>
-        </w:r>
-        <w:r>
-          <w:rPr>
-            <w:rFonts w:cs="Times New Roman"/>
-            <w:webHidden/>
-          </w:rPr>
-          <w:fldChar w:fldCharType="separate"/>
-        </w:r>
-        <w:r>
-          <w:rPr>
-            <w:rFonts w:cs="Times New Roman"/>
-            <w:webHidden/>
-          </w:rPr>
-          <w:t>6</w:t>
-        </w:r>
-        <w:r>
-          <w:rPr>
-            <w:rFonts w:cs="Times New Roman"/>
-            <w:webHidden/>
-          </w:rPr>
-          <w:fldChar w:fldCharType="end"/>
-        </w:r>
-      </w:hyperlink>
-    </w:p>
-    <w:p>
-      <w:pPr>
-        <w:pStyle w:val="28"/>
-        <w:tabs>
-          <w:tab w:val="left" w:pos="1680"/>
-        </w:tabs>
-        <w:rPr>
-          <w:rFonts w:eastAsiaTheme="minorEastAsia" w:cs="Times New Roman"/>
-          <w:smallCaps w:val="0"/>
-          <w:sz w:val="22"/>
-          <w:szCs w:val="22"/>
-          <w:lang w:val="ru-RU"/>
-        </w:rPr>
-      </w:pPr>
-      <w:hyperlink w:anchor="_Toc102552837" w:history="1">
-        <w:r>
-          <w:rPr>
-            <w:rStyle w:val="ab"/>
-            <w:rFonts w:cs="Times New Roman"/>
-          </w:rPr>
-          <w:t>5.2.</w:t>
-        </w:r>
-        <w:r>
-          <w:rPr>
-            <w:rFonts w:eastAsiaTheme="minorEastAsia" w:cs="Times New Roman"/>
-            <w:smallCaps w:val="0"/>
-            <w:sz w:val="22"/>
-            <w:szCs w:val="22"/>
-            <w:lang w:val="ru-RU"/>
-          </w:rPr>
-          <w:tab/>
-        </w:r>
-        <w:r>
-          <w:rPr>
-            <w:rStyle w:val="ab"/>
-            <w:rFonts w:cs="Times New Roman"/>
-          </w:rPr>
-          <w:t>Источник данных</w:t>
-        </w:r>
-        <w:r>
-          <w:rPr>
-            <w:rFonts w:cs="Times New Roman"/>
-            <w:webHidden/>
-          </w:rPr>
-          <w:tab/>
-        </w:r>
-        <w:r>
-          <w:rPr>
-            <w:rFonts w:cs="Times New Roman"/>
-            <w:webHidden/>
-          </w:rPr>
-          <w:fldChar w:fldCharType="begin"/>
-        </w:r>
-        <w:r>
-          <w:rPr>
-            <w:rFonts w:cs="Times New Roman"/>
-            <w:webHidden/>
-          </w:rPr>
-          <w:instrText xml:space="preserve"> PAGEREF _Toc102552837 \h </w:instrText>
-        </w:r>
-        <w:r>
-          <w:rPr>
-            <w:rFonts w:cs="Times New Roman"/>
-            <w:webHidden/>
-          </w:rPr>
-        </w:r>
-        <w:r>
-          <w:rPr>
-            <w:rFonts w:cs="Times New Roman"/>
-            <w:webHidden/>
-          </w:rPr>
-          <w:fldChar w:fldCharType="separate"/>
-        </w:r>
-        <w:r>
-          <w:rPr>
-            <w:rFonts w:cs="Times New Roman"/>
-            <w:webHidden/>
-          </w:rPr>
-          <w:t>6</w:t>
-        </w:r>
-        <w:r>
-          <w:rPr>
-            <w:rFonts w:cs="Times New Roman"/>
-            <w:webHidden/>
-          </w:rPr>
-          <w:fldChar w:fldCharType="end"/>
-        </w:r>
-      </w:hyperlink>
-    </w:p>
-    <w:p>
-      <w:pPr>
-        <w:pStyle w:val="28"/>
-        <w:tabs>
-          <w:tab w:val="left" w:pos="1680"/>
-        </w:tabs>
-        <w:rPr>
-          <w:rFonts w:eastAsiaTheme="minorEastAsia" w:cs="Times New Roman"/>
-          <w:smallCaps w:val="0"/>
-          <w:sz w:val="22"/>
-          <w:szCs w:val="22"/>
-          <w:lang w:val="ru-RU"/>
-        </w:rPr>
-      </w:pPr>
-      <w:hyperlink w:anchor="_Toc102552838" w:history="1">
-        <w:r>
-          <w:rPr>
-            <w:rStyle w:val="ab"/>
-            <w:rFonts w:cs="Times New Roman"/>
-          </w:rPr>
-          <w:t>5.3.</w:t>
-        </w:r>
-        <w:r>
-          <w:rPr>
-            <w:rFonts w:eastAsiaTheme="minorEastAsia" w:cs="Times New Roman"/>
-            <w:smallCaps w:val="0"/>
-            <w:sz w:val="22"/>
-            <w:szCs w:val="22"/>
-            <w:lang w:val="ru-RU"/>
-          </w:rPr>
-          <w:tab/>
-        </w:r>
-        <w:r>
-          <w:rPr>
-            <w:rStyle w:val="ab"/>
-            <w:rFonts w:cs="Times New Roman"/>
-          </w:rPr>
-          <w:t>Аналитическая витрина</w:t>
-        </w:r>
-        <w:r>
-          <w:rPr>
-            <w:rFonts w:cs="Times New Roman"/>
-            <w:webHidden/>
-          </w:rPr>
-          <w:tab/>
-        </w:r>
-        <w:r>
-          <w:rPr>
-            <w:rFonts w:cs="Times New Roman"/>
-            <w:webHidden/>
-          </w:rPr>
-          <w:fldChar w:fldCharType="begin"/>
-        </w:r>
-        <w:r>
-          <w:rPr>
-            <w:rFonts w:cs="Times New Roman"/>
-            <w:webHidden/>
-          </w:rPr>
-          <w:instrText xml:space="preserve"> PAGEREF _Toc102552838 \h </w:instrText>
-        </w:r>
-        <w:r>
-          <w:rPr>
-            <w:rFonts w:cs="Times New Roman"/>
-            <w:webHidden/>
-          </w:rPr>
-        </w:r>
-        <w:r>
-          <w:rPr>
-            <w:rFonts w:cs="Times New Roman"/>
-            <w:webHidden/>
-          </w:rPr>
-          <w:fldChar w:fldCharType="separate"/>
-        </w:r>
-        <w:r>
-          <w:rPr>
-            <w:rFonts w:cs="Times New Roman"/>
-            <w:webHidden/>
-          </w:rPr>
-          <w:t>7</w:t>
-        </w:r>
-        <w:r>
-          <w:rPr>
-            <w:rFonts w:cs="Times New Roman"/>
-            <w:webHidden/>
-          </w:rPr>
-          <w:fldChar w:fldCharType="end"/>
-        </w:r>
-      </w:hyperlink>
-    </w:p>
-    <w:p>
-      <w:pPr>
-        <w:pStyle w:val="16"/>
-        <w:rPr>
-          <w:rFonts w:eastAsiaTheme="minorEastAsia"/>
-          <w:b w:val="0"/>
-          <w:bCs w:val="0"/>
-          <w:caps w:val="0"/>
-          <w:noProof/>
-          <w:sz w:val="22"/>
-          <w:szCs w:val="22"/>
-        </w:rPr>
-      </w:pPr>
-      <w:hyperlink w:anchor="_Toc102552839" w:history="1">
-        <w:r>
-          <w:rPr>
-            <w:rStyle w:val="ab"/>
-            <w:noProof/>
-          </w:rPr>
-          <w:t>6.</w:t>
-        </w:r>
-        <w:r>
-          <w:rPr>
-            <w:rFonts w:eastAsiaTheme="minorEastAsia"/>
-            <w:b w:val="0"/>
-            <w:bCs w:val="0"/>
-            <w:caps w:val="0"/>
-            <w:noProof/>
-            <w:sz w:val="22"/>
-            <w:szCs w:val="22"/>
-          </w:rPr>
-          <w:tab/>
-        </w:r>
-        <w:r>
-          <w:rPr>
-            <w:rStyle w:val="ab"/>
-            <w:noProof/>
-          </w:rPr>
-          <w:t>Организация работ по реализации проекта создания ИС</w:t>
-        </w:r>
-        <w:r>
-          <w:rPr>
-            <w:noProof/>
-            <w:webHidden/>
-          </w:rPr>
-          <w:tab/>
-        </w:r>
-        <w:r>
-          <w:rPr>
-            <w:noProof/>
-            <w:webHidden/>
-          </w:rPr>
-          <w:fldChar w:fldCharType="begin"/>
-        </w:r>
-        <w:r>
-          <w:rPr>
-            <w:noProof/>
-            <w:webHidden/>
-          </w:rPr>
-          <w:instrText xml:space="preserve"> PAGEREF _Toc102552839 \h </w:instrText>
-        </w:r>
-        <w:r>
-          <w:rPr>
-            <w:noProof/>
-            <w:webHidden/>
-          </w:rPr>
-        </w:r>
-        <w:r>
-          <w:rPr>
-            <w:noProof/>
-            <w:webHidden/>
-          </w:rPr>
-          <w:fldChar w:fldCharType="separate"/>
-        </w:r>
-        <w:r>
-          <w:rPr>
-            <w:noProof/>
-            <w:webHidden/>
-          </w:rPr>
-          <w:t>10</w:t>
-        </w:r>
-        <w:r>
-          <w:rPr>
-            <w:noProof/>
-            <w:webHidden/>
-          </w:rPr>
-          <w:fldChar w:fldCharType="end"/>
-        </w:r>
-      </w:hyperlink>
-    </w:p>
-    <w:p>
-      <w:pPr>
-        <w:pStyle w:val="16"/>
-        <w:rPr>
-          <w:rFonts w:eastAsiaTheme="minorEastAsia"/>
-          <w:b w:val="0"/>
-          <w:bCs w:val="0"/>
-          <w:caps w:val="0"/>
-          <w:noProof/>
-          <w:sz w:val="22"/>
-          <w:szCs w:val="22"/>
-        </w:rPr>
-      </w:pPr>
-      <w:hyperlink w:anchor="_Toc102552840" w:history="1">
-        <w:r>
-          <w:rPr>
-            <w:rStyle w:val="ab"/>
-            <w:noProof/>
-          </w:rPr>
-          <w:t>7.</w:t>
-        </w:r>
-        <w:r>
-          <w:rPr>
-            <w:rFonts w:eastAsiaTheme="minorEastAsia"/>
-            <w:b w:val="0"/>
-            <w:bCs w:val="0"/>
-            <w:caps w:val="0"/>
-            <w:noProof/>
-            <w:sz w:val="22"/>
-            <w:szCs w:val="22"/>
-          </w:rPr>
-          <w:tab/>
-        </w:r>
-        <w:r>
-          <w:rPr>
-            <w:rStyle w:val="ab"/>
-            <w:noProof/>
-          </w:rPr>
-          <w:t>Архитектурные требования к АС</w:t>
-        </w:r>
-        <w:r>
-          <w:rPr>
-            <w:noProof/>
-            <w:webHidden/>
-          </w:rPr>
-          <w:tab/>
-        </w:r>
-        <w:r>
-          <w:rPr>
-            <w:noProof/>
-            <w:webHidden/>
-          </w:rPr>
-          <w:fldChar w:fldCharType="begin"/>
-        </w:r>
-        <w:r>
-          <w:rPr>
-            <w:noProof/>
-            <w:webHidden/>
-          </w:rPr>
-          <w:instrText xml:space="preserve"> PAGEREF _Toc102552840 \h </w:instrText>
-        </w:r>
-        <w:r>
-          <w:rPr>
-            <w:noProof/>
-            <w:webHidden/>
-          </w:rPr>
-        </w:r>
-        <w:r>
-          <w:rPr>
-            <w:noProof/>
-            <w:webHidden/>
-          </w:rPr>
-          <w:fldChar w:fldCharType="separate"/>
-        </w:r>
-        <w:r>
-          <w:rPr>
-            <w:noProof/>
-            <w:webHidden/>
-          </w:rPr>
-          <w:t>11</w:t>
-        </w:r>
-        <w:r>
-          <w:rPr>
-            <w:noProof/>
-            <w:webHidden/>
-          </w:rPr>
-          <w:fldChar w:fldCharType="end"/>
-        </w:r>
-      </w:hyperlink>
-    </w:p>
-    <w:p>
-      <w:pPr>
-        <w:pStyle w:val="28"/>
-        <w:tabs>
-          <w:tab w:val="left" w:pos="1680"/>
-        </w:tabs>
-        <w:rPr>
-          <w:rFonts w:eastAsiaTheme="minorEastAsia" w:cs="Times New Roman"/>
-          <w:smallCaps w:val="0"/>
-          <w:sz w:val="22"/>
-          <w:szCs w:val="22"/>
-          <w:lang w:val="ru-RU"/>
-        </w:rPr>
-      </w:pPr>
-      <w:hyperlink w:anchor="_Toc102552841" w:history="1">
-        <w:r>
-          <w:rPr>
-            <w:rStyle w:val="ab"/>
-            <w:rFonts w:cs="Times New Roman"/>
-          </w:rPr>
-          <w:t>7.1.</w:t>
-        </w:r>
-        <w:r>
-          <w:rPr>
-            <w:rFonts w:eastAsiaTheme="minorEastAsia" w:cs="Times New Roman"/>
-            <w:smallCaps w:val="0"/>
-            <w:sz w:val="22"/>
-            <w:szCs w:val="22"/>
-            <w:lang w:val="ru-RU"/>
-          </w:rPr>
-          <w:tab/>
-        </w:r>
-        <w:r>
-          <w:rPr>
-            <w:rStyle w:val="ab"/>
-            <w:rFonts w:cs="Times New Roman"/>
-          </w:rPr>
-          <w:t>Компонентная архитектура</w:t>
-        </w:r>
-        <w:r>
-          <w:rPr>
-            <w:rFonts w:cs="Times New Roman"/>
-            <w:webHidden/>
-          </w:rPr>
-          <w:tab/>
-        </w:r>
-        <w:r>
-          <w:rPr>
-            <w:rFonts w:cs="Times New Roman"/>
-            <w:webHidden/>
-          </w:rPr>
-          <w:fldChar w:fldCharType="begin"/>
-        </w:r>
-        <w:r>
-          <w:rPr>
-            <w:rFonts w:cs="Times New Roman"/>
-            <w:webHidden/>
-          </w:rPr>
-          <w:instrText xml:space="preserve"> PAGEREF _Toc102552841 \h </w:instrText>
-        </w:r>
-        <w:r>
-          <w:rPr>
-            <w:rFonts w:cs="Times New Roman"/>
-            <w:webHidden/>
-          </w:rPr>
-        </w:r>
-        <w:r>
-          <w:rPr>
-            <w:rFonts w:cs="Times New Roman"/>
-            <w:webHidden/>
-          </w:rPr>
-          <w:fldChar w:fldCharType="separate"/>
-        </w:r>
-        <w:r>
-          <w:rPr>
-            <w:rFonts w:cs="Times New Roman"/>
-            <w:webHidden/>
-          </w:rPr>
-          <w:t>11</w:t>
-        </w:r>
-        <w:r>
-          <w:rPr>
-            <w:rFonts w:cs="Times New Roman"/>
-            <w:webHidden/>
-          </w:rPr>
-          <w:fldChar w:fldCharType="end"/>
-        </w:r>
-      </w:hyperlink>
-    </w:p>
-    <w:p>
-      <w:pPr>
-        <w:pStyle w:val="28"/>
-        <w:tabs>
-          <w:tab w:val="left" w:pos="1680"/>
-        </w:tabs>
-        <w:rPr>
-          <w:rFonts w:eastAsiaTheme="minorEastAsia" w:cs="Times New Roman"/>
-          <w:smallCaps w:val="0"/>
-          <w:sz w:val="22"/>
-          <w:szCs w:val="22"/>
-          <w:lang w:val="ru-RU"/>
-        </w:rPr>
-      </w:pPr>
-      <w:hyperlink w:anchor="_Toc102552842" w:history="1">
-        <w:r>
-          <w:rPr>
-            <w:rStyle w:val="ab"/>
-            <w:rFonts w:cs="Times New Roman"/>
-          </w:rPr>
-          <w:t>7.2.</w:t>
-        </w:r>
-        <w:r>
-          <w:rPr>
-            <w:rFonts w:eastAsiaTheme="minorEastAsia" w:cs="Times New Roman"/>
-            <w:smallCaps w:val="0"/>
-            <w:sz w:val="22"/>
-            <w:szCs w:val="22"/>
-            <w:lang w:val="ru-RU"/>
-          </w:rPr>
-          <w:tab/>
-        </w:r>
-        <w:r>
-          <w:rPr>
-            <w:rStyle w:val="ab"/>
-            <w:rFonts w:cs="Times New Roman"/>
-          </w:rPr>
-          <w:t>Системная архитектура решения</w:t>
-        </w:r>
-        <w:r>
-          <w:rPr>
-            <w:rFonts w:cs="Times New Roman"/>
-            <w:webHidden/>
-          </w:rPr>
-          <w:tab/>
-        </w:r>
-        <w:r>
-          <w:rPr>
-            <w:rFonts w:cs="Times New Roman"/>
-            <w:webHidden/>
-          </w:rPr>
-          <w:fldChar w:fldCharType="begin"/>
-        </w:r>
-        <w:r>
-          <w:rPr>
-            <w:rFonts w:cs="Times New Roman"/>
-            <w:webHidden/>
-          </w:rPr>
-          <w:instrText xml:space="preserve"> PAGEREF _Toc102552842 \h </w:instrText>
-        </w:r>
-        <w:r>
-          <w:rPr>
-            <w:rFonts w:cs="Times New Roman"/>
-            <w:webHidden/>
-          </w:rPr>
-        </w:r>
-        <w:r>
-          <w:rPr>
-            <w:rFonts w:cs="Times New Roman"/>
-            <w:webHidden/>
-          </w:rPr>
-          <w:fldChar w:fldCharType="separate"/>
-        </w:r>
-        <w:r>
-          <w:rPr>
-            <w:rFonts w:cs="Times New Roman"/>
-            <w:webHidden/>
-          </w:rPr>
-          <w:t>11</w:t>
-        </w:r>
-        <w:r>
-          <w:rPr>
-            <w:rFonts w:cs="Times New Roman"/>
-            <w:webHidden/>
-          </w:rPr>
-          <w:fldChar w:fldCharType="end"/>
-        </w:r>
-      </w:hyperlink>
-    </w:p>
-    <w:p>
-      <w:pPr>
-        <w:pStyle w:val="16"/>
-        <w:rPr>
-          <w:rFonts w:eastAsiaTheme="minorEastAsia"/>
-          <w:b w:val="0"/>
-          <w:bCs w:val="0"/>
-          <w:caps w:val="0"/>
-          <w:noProof/>
-          <w:sz w:val="22"/>
-          <w:szCs w:val="22"/>
-        </w:rPr>
-      </w:pPr>
-      <w:hyperlink w:anchor="_Toc102552843" w:history="1">
-        <w:r>
-          <w:rPr>
-            <w:rStyle w:val="ab"/>
-            <w:noProof/>
-          </w:rPr>
-          <w:t>8.</w:t>
-        </w:r>
-        <w:r>
-          <w:rPr>
-            <w:rFonts w:eastAsiaTheme="minorEastAsia"/>
-            <w:b w:val="0"/>
-            <w:bCs w:val="0"/>
-            <w:caps w:val="0"/>
-            <w:noProof/>
-            <w:sz w:val="22"/>
-            <w:szCs w:val="22"/>
-          </w:rPr>
-          <w:tab/>
-        </w:r>
-        <w:r>
-          <w:rPr>
-            <w:rStyle w:val="ab"/>
-            <w:noProof/>
-          </w:rPr>
-          <w:t>Пользовательские требования</w:t>
-        </w:r>
-        <w:r>
-          <w:rPr>
-            <w:noProof/>
-            <w:webHidden/>
-          </w:rPr>
-          <w:tab/>
-        </w:r>
-        <w:r>
-          <w:rPr>
-            <w:noProof/>
-            <w:webHidden/>
-          </w:rPr>
-          <w:fldChar w:fldCharType="begin"/>
-        </w:r>
-        <w:r>
-          <w:rPr>
-            <w:noProof/>
-            <w:webHidden/>
-          </w:rPr>
-          <w:instrText xml:space="preserve"> PAGEREF _Toc102552843 \h </w:instrText>
-        </w:r>
-        <w:r>
-          <w:rPr>
-            <w:noProof/>
-            <w:webHidden/>
-          </w:rPr>
-        </w:r>
-        <w:r>
-          <w:rPr>
-            <w:noProof/>
-            <w:webHidden/>
-          </w:rPr>
-          <w:fldChar w:fldCharType="separate"/>
-        </w:r>
-        <w:r>
-          <w:rPr>
-            <w:noProof/>
-            <w:webHidden/>
-          </w:rPr>
-          <w:t>11</w:t>
-        </w:r>
-        <w:r>
-          <w:rPr>
-            <w:noProof/>
-            <w:webHidden/>
-          </w:rPr>
-          <w:fldChar w:fldCharType="end"/>
-        </w:r>
-      </w:hyperlink>
-    </w:p>
-    <w:p>
-      <w:pPr>
-        <w:pStyle w:val="28"/>
-        <w:tabs>
-          <w:tab w:val="left" w:pos="1680"/>
-        </w:tabs>
-        <w:rPr>
-          <w:rFonts w:eastAsiaTheme="minorEastAsia" w:cs="Times New Roman"/>
-          <w:smallCaps w:val="0"/>
-          <w:sz w:val="22"/>
-          <w:szCs w:val="22"/>
-          <w:lang w:val="ru-RU"/>
-        </w:rPr>
-      </w:pPr>
-      <w:hyperlink w:anchor="_Toc102552844" w:history="1">
-        <w:r>
-          <w:rPr>
-            <w:rStyle w:val="ab"/>
-            <w:rFonts w:cs="Times New Roman"/>
-          </w:rPr>
-          <w:t>8.1.</w:t>
-        </w:r>
-        <w:r>
-          <w:rPr>
-            <w:rFonts w:eastAsiaTheme="minorEastAsia" w:cs="Times New Roman"/>
-            <w:smallCaps w:val="0"/>
-            <w:sz w:val="22"/>
-            <w:szCs w:val="22"/>
-            <w:lang w:val="ru-RU"/>
-          </w:rPr>
-          <w:tab/>
-        </w:r>
-        <w:r>
-          <w:rPr>
-            <w:rStyle w:val="ab"/>
-            <w:rFonts w:cs="Times New Roman"/>
-          </w:rPr>
-          <w:t>Требования к функционалу</w:t>
-        </w:r>
-        <w:r>
-          <w:rPr>
-            <w:rFonts w:cs="Times New Roman"/>
-            <w:webHidden/>
-          </w:rPr>
-          <w:tab/>
-        </w:r>
-        <w:r>
-          <w:rPr>
-            <w:rFonts w:cs="Times New Roman"/>
-            <w:webHidden/>
-          </w:rPr>
-          <w:fldChar w:fldCharType="begin"/>
-        </w:r>
-        <w:r>
-          <w:rPr>
-            <w:rFonts w:cs="Times New Roman"/>
-            <w:webHidden/>
-          </w:rPr>
-          <w:instrText xml:space="preserve"> PAGEREF _Toc102552844 \h </w:instrText>
-        </w:r>
-        <w:r>
-          <w:rPr>
-            <w:rFonts w:cs="Times New Roman"/>
-            <w:webHidden/>
-          </w:rPr>
-        </w:r>
-        <w:r>
-          <w:rPr>
-            <w:rFonts w:cs="Times New Roman"/>
-            <w:webHidden/>
-          </w:rPr>
-          <w:fldChar w:fldCharType="separate"/>
-        </w:r>
-        <w:r>
-          <w:rPr>
-            <w:rFonts w:cs="Times New Roman"/>
-            <w:webHidden/>
-          </w:rPr>
-          <w:t>11</w:t>
-        </w:r>
-        <w:r>
-          <w:rPr>
-            <w:rFonts w:cs="Times New Roman"/>
-            <w:webHidden/>
-          </w:rPr>
-          <w:fldChar w:fldCharType="end"/>
-        </w:r>
-      </w:hyperlink>
-    </w:p>
-    <w:p>
-      <w:pPr>
-        <w:pStyle w:val="28"/>
-        <w:tabs>
-          <w:tab w:val="left" w:pos="1680"/>
-        </w:tabs>
-        <w:rPr>
-          <w:rFonts w:eastAsiaTheme="minorEastAsia" w:cs="Times New Roman"/>
-          <w:smallCaps w:val="0"/>
-          <w:sz w:val="22"/>
-          <w:szCs w:val="22"/>
-          <w:lang w:val="ru-RU"/>
-        </w:rPr>
-      </w:pPr>
-      <w:hyperlink w:anchor="_Toc102552845" w:history="1">
-        <w:r>
-          <w:rPr>
-            <w:rStyle w:val="ab"/>
-            <w:rFonts w:cs="Times New Roman"/>
-          </w:rPr>
-          <w:t>8.2.</w:t>
-        </w:r>
-        <w:r>
-          <w:rPr>
-            <w:rFonts w:eastAsiaTheme="minorEastAsia" w:cs="Times New Roman"/>
-            <w:smallCaps w:val="0"/>
-            <w:sz w:val="22"/>
-            <w:szCs w:val="22"/>
-            <w:lang w:val="ru-RU"/>
-          </w:rPr>
-          <w:tab/>
-        </w:r>
-        <w:r>
-          <w:rPr>
-            <w:rStyle w:val="ab"/>
-            <w:rFonts w:cs="Times New Roman"/>
-          </w:rPr>
-          <w:t>Требования к интерфейсу</w:t>
-        </w:r>
-        <w:r>
-          <w:rPr>
-            <w:rFonts w:cs="Times New Roman"/>
-            <w:webHidden/>
-          </w:rPr>
-          <w:tab/>
-        </w:r>
-        <w:r>
-          <w:rPr>
-            <w:rFonts w:cs="Times New Roman"/>
-            <w:webHidden/>
-          </w:rPr>
-          <w:fldChar w:fldCharType="begin"/>
-        </w:r>
-        <w:r>
-          <w:rPr>
-            <w:rFonts w:cs="Times New Roman"/>
-            <w:webHidden/>
-          </w:rPr>
-          <w:instrText xml:space="preserve"> PAGEREF _Toc102552845 \h </w:instrText>
-        </w:r>
-        <w:r>
-          <w:rPr>
-            <w:rFonts w:cs="Times New Roman"/>
-            <w:webHidden/>
-          </w:rPr>
-          <w:fldChar w:fldCharType="separate"/>
-        </w:r>
-        <w:r>
-          <w:rPr>
-            <w:rFonts w:cs="Times New Roman"/>
-            <w:b/>
-            <w:bCs/>
-            <w:webHidden/>
-            <w:lang w:val="ru-RU"/>
-          </w:rPr>
-          <w:t>Ошибка! Закладка не определена.</w:t>
-        </w:r>
-        <w:r>
-          <w:rPr>
-            <w:rFonts w:cs="Times New Roman"/>
-            <w:webHidden/>
-          </w:rPr>
-          <w:fldChar w:fldCharType="end"/>
-        </w:r>
-      </w:hyperlink>
-    </w:p>
-    <w:p>
-      <w:pPr>
-        <w:pStyle w:val="28"/>
-        <w:tabs>
-          <w:tab w:val="left" w:pos="1680"/>
-        </w:tabs>
-        <w:rPr>
-          <w:rFonts w:eastAsiaTheme="minorEastAsia" w:cs="Times New Roman"/>
-          <w:smallCaps w:val="0"/>
-          <w:sz w:val="22"/>
-          <w:szCs w:val="22"/>
-          <w:lang w:val="ru-RU"/>
-        </w:rPr>
-      </w:pPr>
-      <w:hyperlink w:anchor="_Toc102552846" w:history="1">
-        <w:r>
-          <w:rPr>
-            <w:rStyle w:val="ab"/>
-            <w:rFonts w:cs="Times New Roman"/>
-          </w:rPr>
-          <w:t>8.3.</w:t>
-        </w:r>
-        <w:r>
-          <w:rPr>
-            <w:rFonts w:eastAsiaTheme="minorEastAsia" w:cs="Times New Roman"/>
-            <w:smallCaps w:val="0"/>
-            <w:sz w:val="22"/>
-            <w:szCs w:val="22"/>
-            <w:lang w:val="ru-RU"/>
-          </w:rPr>
-          <w:tab/>
-        </w:r>
-        <w:r>
-          <w:rPr>
-            <w:rStyle w:val="ab"/>
-            <w:rFonts w:cs="Times New Roman"/>
-          </w:rPr>
-          <w:t>Требования к отчетам</w:t>
-        </w:r>
-        <w:r>
-          <w:rPr>
-            <w:rFonts w:cs="Times New Roman"/>
-            <w:webHidden/>
-          </w:rPr>
-          <w:tab/>
-        </w:r>
-        <w:r>
-          <w:rPr>
-            <w:rFonts w:cs="Times New Roman"/>
-            <w:webHidden/>
-          </w:rPr>
-          <w:fldChar w:fldCharType="begin"/>
-        </w:r>
-        <w:r>
-          <w:rPr>
-            <w:rFonts w:cs="Times New Roman"/>
-            <w:webHidden/>
-          </w:rPr>
-          <w:instrText xml:space="preserve"> PAGEREF _Toc102552846 \h </w:instrText>
-        </w:r>
-        <w:r>
-          <w:rPr>
-            <w:rFonts w:cs="Times New Roman"/>
-            <w:webHidden/>
-          </w:rPr>
-          <w:fldChar w:fldCharType="separate"/>
-        </w:r>
-        <w:r>
-          <w:rPr>
-            <w:rFonts w:cs="Times New Roman"/>
-            <w:b/>
-            <w:bCs/>
-            <w:webHidden/>
-            <w:lang w:val="ru-RU"/>
-          </w:rPr>
-          <w:t>Ошибка! Закладка не определена.</w:t>
-        </w:r>
-        <w:r>
-          <w:rPr>
-            <w:rFonts w:cs="Times New Roman"/>
-            <w:webHidden/>
-          </w:rPr>
-          <w:fldChar w:fldCharType="end"/>
-        </w:r>
-      </w:hyperlink>
-    </w:p>
-    <w:p>
-      <w:pPr>
-        <w:pStyle w:val="16"/>
-        <w:rPr>
-          <w:rFonts w:eastAsiaTheme="minorEastAsia"/>
-          <w:b w:val="0"/>
-          <w:bCs w:val="0"/>
-          <w:caps w:val="0"/>
-          <w:noProof/>
-          <w:sz w:val="22"/>
-          <w:szCs w:val="22"/>
-        </w:rPr>
-      </w:pPr>
-      <w:hyperlink w:anchor="_Toc102552847" w:history="1">
-        <w:r>
-          <w:rPr>
-            <w:rStyle w:val="ab"/>
-            <w:noProof/>
-          </w:rPr>
-          <w:t>9.</w:t>
-        </w:r>
-        <w:r>
-          <w:rPr>
-            <w:rFonts w:eastAsiaTheme="minorEastAsia"/>
-            <w:b w:val="0"/>
-            <w:bCs w:val="0"/>
-            <w:caps w:val="0"/>
-            <w:noProof/>
-            <w:sz w:val="22"/>
-            <w:szCs w:val="22"/>
-          </w:rPr>
-          <w:tab/>
-        </w:r>
-        <w:r>
-          <w:rPr>
-            <w:rStyle w:val="ab"/>
-            <w:noProof/>
-          </w:rPr>
-          <w:t>Нефункциональные требования</w:t>
-        </w:r>
-        <w:r>
-          <w:rPr>
-            <w:noProof/>
-            <w:webHidden/>
-          </w:rPr>
-          <w:tab/>
-        </w:r>
-        <w:r>
-          <w:rPr>
-            <w:noProof/>
-            <w:webHidden/>
-          </w:rPr>
-          <w:fldChar w:fldCharType="begin"/>
-        </w:r>
-        <w:r>
-          <w:rPr>
-            <w:noProof/>
-            <w:webHidden/>
-          </w:rPr>
-          <w:instrText xml:space="preserve"> PAGEREF _Toc102552847 \h </w:instrText>
-        </w:r>
-        <w:r>
-          <w:rPr>
-            <w:noProof/>
-            <w:webHidden/>
-          </w:rPr>
-        </w:r>
-        <w:r>
-          <w:rPr>
-            <w:noProof/>
-            <w:webHidden/>
-          </w:rPr>
-          <w:fldChar w:fldCharType="separate"/>
-        </w:r>
-        <w:r>
-          <w:rPr>
-            <w:noProof/>
-            <w:webHidden/>
-          </w:rPr>
-          <w:t>13</w:t>
-        </w:r>
-        <w:r>
-          <w:rPr>
-            <w:noProof/>
-            <w:webHidden/>
-          </w:rPr>
-          <w:fldChar w:fldCharType="end"/>
-        </w:r>
-      </w:hyperlink>
-    </w:p>
-    <w:p>
-      <w:pPr>
-        <w:pStyle w:val="28"/>
-        <w:tabs>
-          <w:tab w:val="left" w:pos="1680"/>
-        </w:tabs>
-        <w:rPr>
-          <w:rFonts w:eastAsiaTheme="minorEastAsia" w:cs="Times New Roman"/>
-          <w:smallCaps w:val="0"/>
-          <w:sz w:val="22"/>
-          <w:szCs w:val="22"/>
-          <w:lang w:val="ru-RU"/>
-        </w:rPr>
-      </w:pPr>
-      <w:hyperlink w:anchor="_Toc102552848" w:history="1">
-        <w:r>
-          <w:rPr>
-            <w:rStyle w:val="ab"/>
-            <w:rFonts w:cs="Times New Roman"/>
-          </w:rPr>
-          <w:t>9.1.</w:t>
-        </w:r>
-        <w:r>
-          <w:rPr>
-            <w:rFonts w:eastAsiaTheme="minorEastAsia" w:cs="Times New Roman"/>
-            <w:smallCaps w:val="0"/>
-            <w:sz w:val="22"/>
-            <w:szCs w:val="22"/>
-            <w:lang w:val="ru-RU"/>
-          </w:rPr>
-          <w:tab/>
-        </w:r>
-        <w:r>
-          <w:rPr>
-            <w:rStyle w:val="ab"/>
-            <w:rFonts w:cs="Times New Roman"/>
-          </w:rPr>
-          <w:t>Требования по производительности</w:t>
-        </w:r>
-        <w:r>
-          <w:rPr>
-            <w:rFonts w:cs="Times New Roman"/>
-            <w:webHidden/>
-          </w:rPr>
-          <w:tab/>
-        </w:r>
-        <w:r>
-          <w:rPr>
-            <w:rFonts w:cs="Times New Roman"/>
-            <w:webHidden/>
-          </w:rPr>
-          <w:fldChar w:fldCharType="begin"/>
-        </w:r>
-        <w:r>
-          <w:rPr>
-            <w:rFonts w:cs="Times New Roman"/>
-            <w:webHidden/>
-          </w:rPr>
-          <w:instrText xml:space="preserve"> PAGEREF _Toc102552848 \h </w:instrText>
-        </w:r>
-        <w:r>
-          <w:rPr>
-            <w:rFonts w:cs="Times New Roman"/>
-            <w:webHidden/>
-          </w:rPr>
-        </w:r>
-        <w:r>
-          <w:rPr>
-            <w:rFonts w:cs="Times New Roman"/>
-            <w:webHidden/>
-          </w:rPr>
-          <w:fldChar w:fldCharType="separate"/>
-        </w:r>
-        <w:r>
-          <w:rPr>
-            <w:rFonts w:cs="Times New Roman"/>
-            <w:webHidden/>
-          </w:rPr>
-          <w:t>13</w:t>
-        </w:r>
-        <w:r>
-          <w:rPr>
-            <w:rFonts w:cs="Times New Roman"/>
-            <w:webHidden/>
-          </w:rPr>
-          <w:fldChar w:fldCharType="end"/>
-        </w:r>
-      </w:hyperlink>
-    </w:p>
-    <w:p>
-      <w:pPr>
-        <w:pStyle w:val="28"/>
-        <w:tabs>
-          <w:tab w:val="left" w:pos="1680"/>
-        </w:tabs>
-        <w:rPr>
-          <w:rFonts w:eastAsiaTheme="minorEastAsia" w:cs="Times New Roman"/>
-          <w:smallCaps w:val="0"/>
-          <w:sz w:val="22"/>
-          <w:szCs w:val="22"/>
-          <w:lang w:val="ru-RU"/>
-        </w:rPr>
-      </w:pPr>
-      <w:hyperlink w:anchor="_Toc102552849" w:history="1">
-        <w:r>
-          <w:rPr>
-            <w:rStyle w:val="ab"/>
-            <w:rFonts w:cs="Times New Roman"/>
-          </w:rPr>
-          <w:t>9.2.</w:t>
-        </w:r>
-        <w:r>
-          <w:rPr>
-            <w:rFonts w:eastAsiaTheme="minorEastAsia" w:cs="Times New Roman"/>
-            <w:smallCaps w:val="0"/>
-            <w:sz w:val="22"/>
-            <w:szCs w:val="22"/>
-            <w:lang w:val="ru-RU"/>
-          </w:rPr>
-          <w:tab/>
-        </w:r>
-        <w:r>
-          <w:rPr>
-            <w:rStyle w:val="ab"/>
-            <w:rFonts w:cs="Times New Roman"/>
-          </w:rPr>
-          <w:t>Конкурентная работа</w:t>
-        </w:r>
-        <w:r>
-          <w:rPr>
-            <w:rFonts w:cs="Times New Roman"/>
-            <w:webHidden/>
-          </w:rPr>
-          <w:tab/>
-        </w:r>
-        <w:r>
-          <w:rPr>
-            <w:rFonts w:cs="Times New Roman"/>
-            <w:webHidden/>
-          </w:rPr>
-          <w:fldChar w:fldCharType="begin"/>
-        </w:r>
-        <w:r>
-          <w:rPr>
-            <w:rFonts w:cs="Times New Roman"/>
-            <w:webHidden/>
-          </w:rPr>
-          <w:instrText xml:space="preserve"> PAGEREF _Toc102552849 \h </w:instrText>
-        </w:r>
-        <w:r>
-          <w:rPr>
-            <w:rFonts w:cs="Times New Roman"/>
-            <w:webHidden/>
-          </w:rPr>
-        </w:r>
-        <w:r>
-          <w:rPr>
-            <w:rFonts w:cs="Times New Roman"/>
-            <w:webHidden/>
-          </w:rPr>
-          <w:fldChar w:fldCharType="separate"/>
-        </w:r>
-        <w:r>
-          <w:rPr>
-            <w:rFonts w:cs="Times New Roman"/>
-            <w:webHidden/>
-          </w:rPr>
-          <w:t>13</w:t>
-        </w:r>
-        <w:r>
-          <w:rPr>
-            <w:rFonts w:cs="Times New Roman"/>
-            <w:webHidden/>
-          </w:rPr>
-          <w:fldChar w:fldCharType="end"/>
-        </w:r>
-      </w:hyperlink>
-    </w:p>
-    <w:p>
-      <w:pPr>
-        <w:pStyle w:val="28"/>
-        <w:tabs>
-          <w:tab w:val="left" w:pos="1680"/>
-        </w:tabs>
-        <w:rPr>
-          <w:rFonts w:eastAsiaTheme="minorEastAsia" w:cs="Times New Roman"/>
-          <w:smallCaps w:val="0"/>
-          <w:sz w:val="22"/>
-          <w:szCs w:val="22"/>
-          <w:lang w:val="ru-RU"/>
-        </w:rPr>
-      </w:pPr>
-      <w:hyperlink w:anchor="_Toc102552850" w:history="1">
-        <w:r>
-          <w:rPr>
-            <w:rStyle w:val="ab"/>
-            <w:rFonts w:cs="Times New Roman"/>
-          </w:rPr>
-          <w:t>9.3.</w:t>
-        </w:r>
-        <w:r>
-          <w:rPr>
-            <w:rFonts w:eastAsiaTheme="minorEastAsia" w:cs="Times New Roman"/>
-            <w:smallCaps w:val="0"/>
-            <w:sz w:val="22"/>
-            <w:szCs w:val="22"/>
-            <w:lang w:val="ru-RU"/>
-          </w:rPr>
-          <w:tab/>
-        </w:r>
-        <w:r>
-          <w:rPr>
-            <w:rStyle w:val="ab"/>
-            <w:rFonts w:cs="Times New Roman"/>
-          </w:rPr>
-          <w:t>Требования к объемам данных</w:t>
-        </w:r>
-        <w:r>
-          <w:rPr>
-            <w:rFonts w:cs="Times New Roman"/>
-            <w:webHidden/>
-          </w:rPr>
-          <w:tab/>
-        </w:r>
-        <w:r>
-          <w:rPr>
-            <w:rFonts w:cs="Times New Roman"/>
-            <w:webHidden/>
-          </w:rPr>
-          <w:fldChar w:fldCharType="begin"/>
-        </w:r>
-        <w:r>
-          <w:rPr>
-            <w:rFonts w:cs="Times New Roman"/>
-            <w:webHidden/>
-          </w:rPr>
-          <w:instrText xml:space="preserve"> PAGEREF _Toc102552850 \h </w:instrText>
-        </w:r>
-        <w:r>
-          <w:rPr>
-            <w:rFonts w:cs="Times New Roman"/>
-            <w:webHidden/>
-          </w:rPr>
-        </w:r>
-        <w:r>
-          <w:rPr>
-            <w:rFonts w:cs="Times New Roman"/>
-            <w:webHidden/>
-          </w:rPr>
-          <w:fldChar w:fldCharType="separate"/>
-        </w:r>
-        <w:r>
-          <w:rPr>
-            <w:rFonts w:cs="Times New Roman"/>
-            <w:webHidden/>
-          </w:rPr>
-          <w:t>14</w:t>
-        </w:r>
-        <w:r>
-          <w:rPr>
-            <w:rFonts w:cs="Times New Roman"/>
-            <w:webHidden/>
-          </w:rPr>
-          <w:fldChar w:fldCharType="end"/>
-        </w:r>
-      </w:hyperlink>
-    </w:p>
-    <w:p>
-      <w:pPr>
-        <w:pStyle w:val="16"/>
-        <w:rPr>
-          <w:rFonts w:eastAsiaTheme="minorEastAsia"/>
-          <w:b w:val="0"/>
-          <w:bCs w:val="0"/>
-          <w:caps w:val="0"/>
-          <w:noProof/>
-          <w:sz w:val="22"/>
-          <w:szCs w:val="22"/>
-        </w:rPr>
-      </w:pPr>
-      <w:hyperlink w:anchor="_Toc102552851" w:history="1">
-        <w:r>
-          <w:rPr>
-            <w:rStyle w:val="ab"/>
-            <w:noProof/>
-          </w:rPr>
-          <w:t>10.</w:t>
-        </w:r>
-        <w:r>
-          <w:rPr>
-            <w:rFonts w:eastAsiaTheme="minorEastAsia"/>
-            <w:b w:val="0"/>
-            <w:bCs w:val="0"/>
-            <w:caps w:val="0"/>
-            <w:noProof/>
-            <w:sz w:val="22"/>
-            <w:szCs w:val="22"/>
-          </w:rPr>
-          <w:tab/>
-        </w:r>
-        <w:r>
-          <w:rPr>
-            <w:rStyle w:val="ab"/>
-            <w:noProof/>
-          </w:rPr>
-          <w:t>Требования по защите информации</w:t>
-        </w:r>
-        <w:r>
-          <w:rPr>
-            <w:noProof/>
-            <w:webHidden/>
-          </w:rPr>
-          <w:tab/>
-        </w:r>
-        <w:r>
-          <w:rPr>
-            <w:noProof/>
-            <w:webHidden/>
-          </w:rPr>
-          <w:fldChar w:fldCharType="begin"/>
-        </w:r>
-        <w:r>
-          <w:rPr>
-            <w:noProof/>
-            <w:webHidden/>
-          </w:rPr>
-          <w:instrText xml:space="preserve"> PAGEREF _Toc102552851 \h </w:instrText>
-        </w:r>
-        <w:r>
-          <w:rPr>
-            <w:noProof/>
-            <w:webHidden/>
-          </w:rPr>
-        </w:r>
-        <w:r>
-          <w:rPr>
-            <w:noProof/>
-            <w:webHidden/>
-          </w:rPr>
-          <w:fldChar w:fldCharType="separate"/>
-        </w:r>
-        <w:r>
-          <w:rPr>
-            <w:noProof/>
-            <w:webHidden/>
-          </w:rPr>
-          <w:t>14</w:t>
-        </w:r>
-        <w:r>
-          <w:rPr>
-            <w:noProof/>
-            <w:webHidden/>
-          </w:rPr>
-          <w:fldChar w:fldCharType="end"/>
-        </w:r>
-      </w:hyperlink>
-    </w:p>
-    <w:p>
-      <w:pPr>
-        <w:pStyle w:val="28"/>
-        <w:tabs>
-          <w:tab w:val="left" w:pos="1680"/>
-        </w:tabs>
-        <w:rPr>
-          <w:rFonts w:eastAsiaTheme="minorEastAsia" w:cs="Times New Roman"/>
-          <w:smallCaps w:val="0"/>
-          <w:sz w:val="22"/>
-          <w:szCs w:val="22"/>
-          <w:lang w:val="ru-RU"/>
-        </w:rPr>
-      </w:pPr>
-      <w:hyperlink w:anchor="_Toc102552852" w:history="1">
-        <w:r>
-          <w:rPr>
-            <w:rStyle w:val="ab"/>
-            <w:rFonts w:cs="Times New Roman"/>
-          </w:rPr>
-          <w:t>10.1.</w:t>
-        </w:r>
-        <w:r>
-          <w:rPr>
-            <w:rFonts w:eastAsiaTheme="minorEastAsia" w:cs="Times New Roman"/>
-            <w:smallCaps w:val="0"/>
-            <w:sz w:val="22"/>
-            <w:szCs w:val="22"/>
-            <w:lang w:val="ru-RU"/>
-          </w:rPr>
-          <w:tab/>
-        </w:r>
-        <w:r>
-          <w:rPr>
-            <w:rStyle w:val="ab"/>
-            <w:rFonts w:cs="Times New Roman"/>
-          </w:rPr>
-          <w:t>Требования к мерам защиты информации</w:t>
-        </w:r>
-        <w:r>
-          <w:rPr>
-            <w:rFonts w:cs="Times New Roman"/>
-            <w:webHidden/>
-          </w:rPr>
-          <w:tab/>
-        </w:r>
-        <w:r>
-          <w:rPr>
-            <w:rFonts w:cs="Times New Roman"/>
-            <w:webHidden/>
-          </w:rPr>
-          <w:fldChar w:fldCharType="begin"/>
-        </w:r>
-        <w:r>
-          <w:rPr>
-            <w:rFonts w:cs="Times New Roman"/>
-            <w:webHidden/>
-          </w:rPr>
-          <w:instrText xml:space="preserve"> PAGEREF _Toc102552852 \h </w:instrText>
-        </w:r>
-        <w:r>
-          <w:rPr>
-            <w:rFonts w:cs="Times New Roman"/>
-            <w:webHidden/>
-          </w:rPr>
-        </w:r>
-        <w:r>
-          <w:rPr>
-            <w:rFonts w:cs="Times New Roman"/>
-            <w:webHidden/>
-          </w:rPr>
-          <w:fldChar w:fldCharType="separate"/>
-        </w:r>
-        <w:r>
-          <w:rPr>
-            <w:rFonts w:cs="Times New Roman"/>
-            <w:webHidden/>
-          </w:rPr>
-          <w:t>15</w:t>
-        </w:r>
-        <w:r>
-          <w:rPr>
-            <w:rFonts w:cs="Times New Roman"/>
-            <w:webHidden/>
-          </w:rPr>
-          <w:fldChar w:fldCharType="end"/>
-        </w:r>
-      </w:hyperlink>
-    </w:p>
-    <w:p>
-      <w:pPr>
-        <w:pStyle w:val="28"/>
-        <w:tabs>
-          <w:tab w:val="left" w:pos="1680"/>
-        </w:tabs>
-        <w:rPr>
-          <w:rFonts w:eastAsiaTheme="minorEastAsia" w:cs="Times New Roman"/>
-          <w:smallCaps w:val="0"/>
-          <w:sz w:val="22"/>
-          <w:szCs w:val="22"/>
-          <w:lang w:val="ru-RU"/>
-        </w:rPr>
-      </w:pPr>
-      <w:hyperlink w:anchor="_Toc102552853" w:history="1">
-        <w:r>
-          <w:rPr>
-            <w:rStyle w:val="ab"/>
-            <w:rFonts w:cs="Times New Roman"/>
-          </w:rPr>
-          <w:t>10.2.</w:t>
-        </w:r>
-        <w:r>
-          <w:rPr>
-            <w:rFonts w:eastAsiaTheme="minorEastAsia" w:cs="Times New Roman"/>
-            <w:smallCaps w:val="0"/>
-            <w:sz w:val="22"/>
-            <w:szCs w:val="22"/>
-            <w:lang w:val="ru-RU"/>
-          </w:rPr>
-          <w:tab/>
-        </w:r>
-        <w:r>
-          <w:rPr>
-            <w:rStyle w:val="ab"/>
-            <w:rFonts w:cs="Times New Roman"/>
-          </w:rPr>
-          <w:t>Требования к средствам защиты информации</w:t>
-        </w:r>
-        <w:r>
-          <w:rPr>
-            <w:rFonts w:cs="Times New Roman"/>
-            <w:webHidden/>
-          </w:rPr>
-          <w:tab/>
-        </w:r>
-        <w:r>
-          <w:rPr>
-            <w:rFonts w:cs="Times New Roman"/>
-            <w:webHidden/>
-          </w:rPr>
-          <w:fldChar w:fldCharType="begin"/>
-        </w:r>
-        <w:r>
-          <w:rPr>
-            <w:rFonts w:cs="Times New Roman"/>
-            <w:webHidden/>
-          </w:rPr>
-          <w:instrText xml:space="preserve"> PAGEREF _Toc102552853 \h </w:instrText>
-        </w:r>
-        <w:r>
-          <w:rPr>
-            <w:rFonts w:cs="Times New Roman"/>
-            <w:webHidden/>
-          </w:rPr>
-        </w:r>
-        <w:r>
-          <w:rPr>
-            <w:rFonts w:cs="Times New Roman"/>
-            <w:webHidden/>
-          </w:rPr>
-          <w:fldChar w:fldCharType="separate"/>
-        </w:r>
-        <w:r>
-          <w:rPr>
-            <w:rFonts w:cs="Times New Roman"/>
-            <w:webHidden/>
-          </w:rPr>
-          <w:t>16</w:t>
-        </w:r>
-        <w:r>
-          <w:rPr>
-            <w:rFonts w:cs="Times New Roman"/>
-            <w:webHidden/>
-          </w:rPr>
-          <w:fldChar w:fldCharType="end"/>
-        </w:r>
-      </w:hyperlink>
-    </w:p>
-    <w:p>
-      <w:pPr>
-        <w:pStyle w:val="16"/>
-        <w:rPr>
-          <w:rFonts w:eastAsiaTheme="minorEastAsia"/>
-          <w:b w:val="0"/>
-          <w:bCs w:val="0"/>
-          <w:caps w:val="0"/>
-          <w:noProof/>
-          <w:sz w:val="22"/>
-          <w:szCs w:val="22"/>
-        </w:rPr>
-      </w:pPr>
-      <w:hyperlink w:anchor="_Toc102552854" w:history="1">
-        <w:r>
-          <w:rPr>
-            <w:rStyle w:val="ab"/>
-            <w:noProof/>
-          </w:rPr>
-          <w:t>11.</w:t>
-        </w:r>
-        <w:r>
-          <w:rPr>
-            <w:rFonts w:eastAsiaTheme="minorEastAsia"/>
-            <w:b w:val="0"/>
-            <w:bCs w:val="0"/>
-            <w:caps w:val="0"/>
-            <w:noProof/>
-            <w:sz w:val="22"/>
-            <w:szCs w:val="22"/>
-          </w:rPr>
-          <w:tab/>
-        </w:r>
-        <w:r>
-          <w:rPr>
-            <w:rStyle w:val="ab"/>
-            <w:noProof/>
-          </w:rPr>
-          <w:t>Критерии приемки и передачи системы в опытно-промышленную эксплуатацию</w:t>
-        </w:r>
-        <w:r>
-          <w:rPr>
-            <w:noProof/>
-            <w:webHidden/>
-          </w:rPr>
-          <w:tab/>
-        </w:r>
-        <w:r>
-          <w:rPr>
-            <w:noProof/>
-            <w:webHidden/>
-          </w:rPr>
-          <w:fldChar w:fldCharType="begin"/>
-        </w:r>
-        <w:r>
-          <w:rPr>
-            <w:noProof/>
-            <w:webHidden/>
-          </w:rPr>
-          <w:instrText xml:space="preserve"> PAGEREF _Toc102552854 \h </w:instrText>
-        </w:r>
-        <w:r>
-          <w:rPr>
-            <w:noProof/>
-            <w:webHidden/>
-          </w:rPr>
-        </w:r>
-        <w:r>
-          <w:rPr>
-            <w:noProof/>
-            <w:webHidden/>
-          </w:rPr>
-          <w:fldChar w:fldCharType="separate"/>
-        </w:r>
-        <w:r>
-          <w:rPr>
-            <w:noProof/>
-            <w:webHidden/>
-          </w:rPr>
-          <w:t>16</w:t>
-        </w:r>
-        <w:r>
-          <w:rPr>
-            <w:noProof/>
-            <w:webHidden/>
-          </w:rPr>
-          <w:fldChar w:fldCharType="end"/>
-        </w:r>
-      </w:hyperlink>
-    </w:p>
-    <w:p>
-      <w:pPr>
+      </w:pPr>
+    </w:p>
+    <w:p>
+      <w:pPr>
+        <w:spacing w:before="120"/>
         <w:ind w:left="708"/>
-      </w:pPr>
-      <w:r>
-        <w:fldChar w:fldCharType="end"/>
-      </w:r>
+        <w:jc w:val="center"/>
+        <w:rPr>
+          <w:b/>
+          <w:bCs/>
+          <w:kern w:val="32"/>
+        </w:rPr>
+      </w:pPr>
+    </w:p>
+    <w:p>
+      <w:pPr>
+        <w:ind w:left="708"/>
+      </w:pPr>
       <w:r>
         <w:br w:type="page"/>
       </w:r>
@@ -2834,6 +5269,7 @@
         </w:rPr>
       </w:pPr>
       <w:bookmarkStart w:id="7" w:name="_Toc102552827"/>
+      <w:bookmarkStart w:id="8" w:name="_Toc228471185"/>
       <w:r>
         <w:rPr>
           <w:sz w:val="24"/>
@@ -2842,6 +5278,7 @@
         <w:t>Глоссарий</w:t>
       </w:r>
       <w:bookmarkEnd w:id="7"/>
+      <w:bookmarkEnd w:id="8"/>
     </w:p>
     <w:tbl>
       <w:tblPr>
@@ -3059,14 +5496,16 @@
           <w:sz w:val="24"/>
         </w:rPr>
       </w:pPr>
-      <w:bookmarkStart w:id="8" w:name="_Toc102552828"/>
+      <w:bookmarkStart w:id="9" w:name="_Toc102552828"/>
+      <w:bookmarkStart w:id="10" w:name="_Toc228471186"/>
       <w:r>
         <w:rPr>
           <w:sz w:val="24"/>
         </w:rPr>
         <w:t>Цели и задачи системы</w:t>
       </w:r>
-      <w:bookmarkEnd w:id="8"/>
+      <w:bookmarkEnd w:id="9"/>
+      <w:bookmarkEnd w:id="10"/>
     </w:p>
     <w:p>
       <w:pPr>
@@ -3077,7 +5516,8 @@
           <w:sz w:val="24"/>
         </w:rPr>
       </w:pPr>
-      <w:bookmarkStart w:id="9" w:name="_Toc102552829"/>
+      <w:bookmarkStart w:id="11" w:name="_Toc102552829"/>
+      <w:bookmarkStart w:id="12" w:name="_Toc228471187"/>
       <w:r>
         <w:rPr>
           <w:rFonts w:ascii="Times New Roman" w:hAnsi="Times New Roman"/>
@@ -3085,7 +5525,8 @@
         </w:rPr>
         <w:t>Постановка задачи</w:t>
       </w:r>
-      <w:bookmarkEnd w:id="9"/>
+      <w:bookmarkEnd w:id="11"/>
+      <w:bookmarkEnd w:id="12"/>
     </w:p>
     <w:p>
       <w:pPr>
@@ -3174,7 +5615,8 @@
           <w:sz w:val="24"/>
         </w:rPr>
       </w:pPr>
-      <w:bookmarkStart w:id="10" w:name="_Toc102552830"/>
+      <w:bookmarkStart w:id="13" w:name="_Toc102552830"/>
+      <w:bookmarkStart w:id="14" w:name="_Toc228471188"/>
       <w:r>
         <w:rPr>
           <w:rFonts w:ascii="Times New Roman" w:hAnsi="Times New Roman"/>
@@ -3182,7 +5624,8 @@
         </w:rPr>
         <w:t>Цели и задачи проекта</w:t>
       </w:r>
-      <w:bookmarkEnd w:id="10"/>
+      <w:bookmarkEnd w:id="13"/>
+      <w:bookmarkEnd w:id="14"/>
     </w:p>
     <w:p>
       <w:pPr>
@@ -3288,7 +5731,8 @@
           <w:sz w:val="24"/>
         </w:rPr>
       </w:pPr>
-      <w:bookmarkStart w:id="11" w:name="_Toc102552831"/>
+      <w:bookmarkStart w:id="15" w:name="_Toc102552831"/>
+      <w:bookmarkStart w:id="16" w:name="_Toc228471189"/>
       <w:r>
         <w:rPr>
           <w:sz w:val="24"/>
@@ -3296,7 +5740,8 @@
         <w:lastRenderedPageBreak/>
         <w:t>Ограничения и допущения</w:t>
       </w:r>
-      <w:bookmarkEnd w:id="11"/>
+      <w:bookmarkEnd w:id="15"/>
+      <w:bookmarkEnd w:id="16"/>
     </w:p>
     <w:p>
       <w:pPr>
@@ -3341,6 +5786,7 @@
           <w:sz w:val="24"/>
         </w:rPr>
       </w:pPr>
+      <w:bookmarkStart w:id="17" w:name="_Toc228471190"/>
       <w:r>
         <w:rPr>
           <w:rFonts w:ascii="Times New Roman" w:hAnsi="Times New Roman"/>
@@ -3348,6 +5794,7 @@
         </w:rPr>
         <w:t>Ограничения</w:t>
       </w:r>
+      <w:bookmarkEnd w:id="17"/>
     </w:p>
     <w:p>
       <w:pPr>
@@ -3484,6 +5931,7 @@
           <w:sz w:val="24"/>
         </w:rPr>
       </w:pPr>
+      <w:bookmarkStart w:id="18" w:name="_Toc228471191"/>
       <w:r>
         <w:rPr>
           <w:rFonts w:ascii="Times New Roman" w:hAnsi="Times New Roman"/>
@@ -3491,6 +5939,7 @@
         </w:rPr>
         <w:t>Допущения</w:t>
       </w:r>
+      <w:bookmarkEnd w:id="18"/>
     </w:p>
     <w:p>
       <w:pPr>
@@ -3562,7 +6011,8 @@
           <w:sz w:val="24"/>
         </w:rPr>
       </w:pPr>
-      <w:bookmarkStart w:id="12" w:name="_Toc102552832"/>
+      <w:bookmarkStart w:id="19" w:name="_Toc102552832"/>
+      <w:bookmarkStart w:id="20" w:name="_Toc228471192"/>
       <w:r>
         <w:rPr>
           <w:sz w:val="24"/>
@@ -3570,7 +6020,8 @@
         <w:lastRenderedPageBreak/>
         <w:t>Общие требования к проекту</w:t>
       </w:r>
-      <w:bookmarkEnd w:id="12"/>
+      <w:bookmarkEnd w:id="19"/>
+      <w:bookmarkEnd w:id="20"/>
     </w:p>
     <w:p>
       <w:pPr>
@@ -3582,7 +6033,8 @@
           <w:sz w:val="24"/>
         </w:rPr>
       </w:pPr>
-      <w:bookmarkStart w:id="13" w:name="_Toc102552833"/>
+      <w:bookmarkStart w:id="21" w:name="_Toc102552833"/>
+      <w:bookmarkStart w:id="22" w:name="_Toc228471193"/>
       <w:r>
         <w:rPr>
           <w:rFonts w:ascii="Times New Roman" w:hAnsi="Times New Roman"/>
@@ -3590,7 +6042,8 @@
         </w:rPr>
         <w:t>Общее описание</w:t>
       </w:r>
-      <w:bookmarkEnd w:id="13"/>
+      <w:bookmarkEnd w:id="21"/>
+      <w:bookmarkEnd w:id="22"/>
     </w:p>
     <w:p>
       <w:pPr>
@@ -3649,8 +6102,8 @@
         </w:numPr>
         <w:jc w:val="both"/>
       </w:pPr>
-      <w:bookmarkStart w:id="14" w:name="_Toc332964790"/>
-      <w:bookmarkStart w:id="15" w:name="_Toc102552834"/>
+      <w:bookmarkStart w:id="23" w:name="_Toc332964790"/>
+      <w:bookmarkStart w:id="24" w:name="_Toc102552834"/>
       <w:r>
         <w:t>Система должна загружать данные из АБС в аналитическую витрину, обеспечивая полноту и консистентность данных, находясь в условиях эксплуатации на серверах банка.</w:t>
       </w:r>
@@ -3665,7 +6118,7 @@
         <w:jc w:val="both"/>
       </w:pPr>
       <w:r>
-        <w:t>Система должна выполнять очистку, нормализацию и трансформацию данных для формирования корректной аналитической витрины после загрузки данных, при этом проверяя наличие обязательных полей и целостность записей.</w:t>
+        <w:t>Система должна выполнять очистку, приведение и трансформацию данных для формирования аналитической витрины, обеспечивая корректность, полноту и согласованность данных, а также проверяя наличие обязательных полей и целостность записей.</w:t>
       </w:r>
     </w:p>
     <w:p>
@@ -3724,6 +6177,7 @@
           <w:sz w:val="24"/>
         </w:rPr>
       </w:pPr>
+      <w:bookmarkStart w:id="25" w:name="_Toc228471194"/>
       <w:r>
         <w:rPr>
           <w:rFonts w:ascii="Times New Roman" w:hAnsi="Times New Roman"/>
@@ -3731,8 +6185,9 @@
         </w:rPr>
         <w:t>Ожидаемые результаты проекта</w:t>
       </w:r>
-      <w:bookmarkEnd w:id="14"/>
-      <w:bookmarkEnd w:id="15"/>
+      <w:bookmarkEnd w:id="23"/>
+      <w:bookmarkEnd w:id="24"/>
+      <w:bookmarkEnd w:id="25"/>
     </w:p>
     <w:p>
       <w:pPr>
@@ -3764,13 +6219,12 @@
           <w:bCs/>
         </w:rPr>
       </w:pPr>
-      <w:bookmarkStart w:id="16" w:name="_Toc102552835"/>
       <w:r>
         <w:rPr>
           <w:b/>
           <w:bCs/>
         </w:rPr>
-        <w:t xml:space="preserve">Хранилище данных (DWH) </w:t>
+        <w:t>Источник данных (АБС)</w:t>
       </w:r>
     </w:p>
     <w:p>
@@ -3782,7 +6236,7 @@
         </w:numPr>
       </w:pPr>
       <w:r>
-        <w:t xml:space="preserve">Надёжное хранение исходных и агрегированных данных из АБС с обеспечением целостности и консистентности. </w:t>
+        <w:t>Автоматизированная банковская система, предоставляющая исходные данные для формирования отчетности.</w:t>
       </w:r>
     </w:p>
     <w:p>
@@ -3797,6 +6251,7 @@
           <w:bCs/>
         </w:rPr>
       </w:pPr>
+      <w:bookmarkStart w:id="26" w:name="_Toc102552835"/>
       <w:r>
         <w:rPr>
           <w:b/>
@@ -3960,6 +6415,7 @@
           <w:sz w:val="24"/>
         </w:rPr>
       </w:pPr>
+      <w:bookmarkStart w:id="27" w:name="_Toc228471195"/>
       <w:r>
         <w:rPr>
           <w:sz w:val="24"/>
@@ -3978,7 +6434,8 @@
         </w:rPr>
         <w:t>С</w:t>
       </w:r>
-      <w:bookmarkEnd w:id="16"/>
+      <w:bookmarkEnd w:id="26"/>
+      <w:bookmarkEnd w:id="27"/>
     </w:p>
     <w:p>
       <w:pPr>
@@ -3989,7 +6446,8 @@
           <w:sz w:val="24"/>
         </w:rPr>
       </w:pPr>
-      <w:bookmarkStart w:id="17" w:name="_Toc102552836"/>
+      <w:bookmarkStart w:id="28" w:name="_Toc102552836"/>
+      <w:bookmarkStart w:id="29" w:name="_Toc228471196"/>
       <w:r>
         <w:rPr>
           <w:rFonts w:ascii="Times New Roman" w:hAnsi="Times New Roman"/>
@@ -4005,7 +6463,8 @@
         </w:rPr>
         <w:t>PostgreSQL</w:t>
       </w:r>
-      <w:bookmarkEnd w:id="17"/>
+      <w:bookmarkEnd w:id="28"/>
+      <w:bookmarkEnd w:id="29"/>
     </w:p>
     <w:p>
       <w:pPr>
@@ -4016,12 +6475,21 @@
           <w:sz w:val="24"/>
         </w:rPr>
       </w:pPr>
+      <w:bookmarkStart w:id="30" w:name="_Toc228471197"/>
       <w:r>
         <w:rPr>
           <w:rFonts w:ascii="Times New Roman" w:hAnsi="Times New Roman"/>
           <w:sz w:val="24"/>
         </w:rPr>
-        <w:t xml:space="preserve">Назначение </w:t>
+        <w:t>Назначение</w:t>
+      </w:r>
+      <w:bookmarkEnd w:id="30"/>
+      <w:r>
+        <w:rPr>
+          <w:rFonts w:ascii="Times New Roman" w:hAnsi="Times New Roman"/>
+          <w:sz w:val="24"/>
+        </w:rPr>
+        <w:t xml:space="preserve"> </w:t>
       </w:r>
     </w:p>
     <w:p>
@@ -4089,6 +6557,7 @@
           <w:sz w:val="24"/>
         </w:rPr>
       </w:pPr>
+      <w:bookmarkStart w:id="31" w:name="_Toc228471198"/>
       <w:r>
         <w:rPr>
           <w:rFonts w:ascii="Times New Roman" w:hAnsi="Times New Roman"/>
@@ -4096,6 +6565,7 @@
         </w:rPr>
         <w:t>Требования</w:t>
       </w:r>
+      <w:bookmarkEnd w:id="31"/>
     </w:p>
     <w:p>
       <w:pPr>
@@ -4289,7 +6759,8 @@
           <w:sz w:val="24"/>
         </w:rPr>
       </w:pPr>
-      <w:bookmarkStart w:id="18" w:name="_Toc102552837"/>
+      <w:bookmarkStart w:id="32" w:name="_Toc102552837"/>
+      <w:bookmarkStart w:id="33" w:name="_Toc228471199"/>
       <w:r>
         <w:rPr>
           <w:rFonts w:ascii="Times New Roman" w:hAnsi="Times New Roman"/>
@@ -4297,7 +6768,8 @@
         </w:rPr>
         <w:t>Источник данных</w:t>
       </w:r>
-      <w:bookmarkEnd w:id="18"/>
+      <w:bookmarkEnd w:id="32"/>
+      <w:bookmarkEnd w:id="33"/>
     </w:p>
     <w:p>
       <w:pPr>
@@ -4308,12 +6780,21 @@
           <w:sz w:val="24"/>
         </w:rPr>
       </w:pPr>
+      <w:bookmarkStart w:id="34" w:name="_Toc228471200"/>
       <w:r>
         <w:rPr>
           <w:rFonts w:ascii="Times New Roman" w:hAnsi="Times New Roman"/>
           <w:sz w:val="24"/>
         </w:rPr>
-        <w:t xml:space="preserve">Назначение </w:t>
+        <w:t>Назначение</w:t>
+      </w:r>
+      <w:bookmarkEnd w:id="34"/>
+      <w:r>
+        <w:rPr>
+          <w:rFonts w:ascii="Times New Roman" w:hAnsi="Times New Roman"/>
+          <w:sz w:val="24"/>
+        </w:rPr>
+        <w:t xml:space="preserve"> </w:t>
       </w:r>
     </w:p>
     <w:p>
@@ -4340,6 +6821,7 @@
           <w:sz w:val="24"/>
         </w:rPr>
       </w:pPr>
+      <w:bookmarkStart w:id="35" w:name="_Toc228471201"/>
       <w:r>
         <w:rPr>
           <w:rFonts w:ascii="Times New Roman" w:hAnsi="Times New Roman"/>
@@ -4347,6 +6829,7 @@
         </w:rPr>
         <w:t>Требования</w:t>
       </w:r>
+      <w:bookmarkEnd w:id="35"/>
     </w:p>
     <w:p>
       <w:pPr>
@@ -4408,13 +6891,8 @@
         <w:jc w:val="both"/>
       </w:pPr>
       <w:r>
-        <w:t>Поддерживать актуальные и полные данные для формирования отчетности</w:t>
-      </w:r>
-      <w:r>
-        <w:t>.</w:t>
-      </w:r>
-      <w:r>
-        <w:t xml:space="preserve"> </w:t>
+        <w:lastRenderedPageBreak/>
+        <w:t>Поддерживать актуальные и полные данные для формирования отчетности, включая наличие всех обязательных атрибутов (номер счета, дата операции, сумма, валюта и др.).</w:t>
       </w:r>
     </w:p>
     <w:p>
@@ -4429,7 +6907,6 @@
         <w:jc w:val="both"/>
       </w:pPr>
       <w:r>
-        <w:lastRenderedPageBreak/>
         <w:t>Работать стабильно в рабочее время, чтобы обеспечить своевременную подготовку отчетов</w:t>
       </w:r>
       <w:r>
@@ -4451,7 +6928,7 @@
         <w:t>Позволять извлечение данных с возможностью последующей обработки в ETL-процессах</w:t>
       </w:r>
       <w:r>
-        <w:t>.</w:t>
+        <w:t>, без нарушения их целостности и связности.</w:t>
       </w:r>
     </w:p>
     <w:p>
@@ -4466,70 +6943,7 @@
         <w:jc w:val="both"/>
       </w:pPr>
       <w:r>
-        <w:t>Обеспечивать корректность структуры данных для дальнейшей трансформации и анализа.</w:t>
-      </w:r>
-    </w:p>
-    <w:p>
-      <w:pPr>
-        <w:pStyle w:val="3"/>
-        <w:ind w:left="1212"/>
-        <w:rPr>
-          <w:rFonts w:ascii="Times New Roman" w:hAnsi="Times New Roman"/>
-          <w:sz w:val="24"/>
-        </w:rPr>
-      </w:pPr>
-      <w:r>
-        <w:rPr>
-          <w:rFonts w:ascii="Times New Roman" w:hAnsi="Times New Roman"/>
-          <w:sz w:val="24"/>
-        </w:rPr>
-        <w:t>Структура данных</w:t>
-      </w:r>
-    </w:p>
-    <w:p>
-      <w:pPr>
-        <w:ind w:left="708"/>
-        <w:jc w:val="both"/>
-        <w:rPr>
-          <w:i/>
-        </w:rPr>
-      </w:pPr>
-      <w:r>
-        <w:rPr>
-          <w:i/>
-        </w:rPr>
-        <w:t>Описать структуру данных источника исходя из подготовленных вами ранее материалов (</w:t>
-      </w:r>
-      <w:r>
-        <w:rPr>
-          <w:i/>
-        </w:rPr>
-        <w:t xml:space="preserve">Структура исходной БД, </w:t>
-      </w:r>
-      <w:r>
-        <w:rPr>
-          <w:i/>
-          <w:lang w:val="en-US"/>
-        </w:rPr>
-        <w:t>ER</w:t>
-      </w:r>
-      <w:r>
-        <w:rPr>
-          <w:i/>
-        </w:rPr>
-        <w:t>-диаграмма)</w:t>
-      </w:r>
-    </w:p>
-    <w:p>
-      <w:pPr>
-        <w:ind w:left="708"/>
-        <w:jc w:val="both"/>
-      </w:pPr>
-      <w:r>
-        <w:t>Источник должен иметь следующую структуру данных</w:t>
-      </w:r>
-      <w:r>
-        <w:t>:</w:t>
+        <w:t>Обеспечивать корректность структуры данных для дальнейшей трансформации и анализа, включая согласованность справочников и транзакционных данных.</w:t>
       </w:r>
     </w:p>
     <w:p>
@@ -4543,26 +6957,73 @@
         </w:tabs>
         <w:jc w:val="both"/>
       </w:pPr>
-      <w:proofErr w:type="spellStart"/>
-      <w:r>
-        <w:rPr>
-          <w:b/>
-          <w:bCs/>
-        </w:rPr>
-        <w:t>account</w:t>
-      </w:r>
-      <w:proofErr w:type="spellEnd"/>
-      <w:r>
-        <w:t xml:space="preserve"> </w:t>
-      </w:r>
-      <w:r>
-        <w:t>—</w:t>
-      </w:r>
-      <w:r>
-        <w:t xml:space="preserve"> данные о счетах клиентов, включая номер счета, валюту, даты открытия и закрытия, а также обороты и остатки</w:t>
-      </w:r>
-      <w:r>
-        <w:t>.</w:t>
+      <w:r>
+        <w:t>Обеспечивать логическую согласованность данных (консистентность), включая соответствие между остатками и оборотами по счетам.</w:t>
+      </w:r>
+    </w:p>
+    <w:p>
+      <w:pPr>
+        <w:pStyle w:val="3"/>
+        <w:ind w:left="1212"/>
+        <w:rPr>
+          <w:rFonts w:ascii="Times New Roman" w:hAnsi="Times New Roman"/>
+          <w:sz w:val="24"/>
+        </w:rPr>
+      </w:pPr>
+      <w:bookmarkStart w:id="36" w:name="_Toc228471202"/>
+      <w:r>
+        <w:rPr>
+          <w:rFonts w:ascii="Times New Roman" w:hAnsi="Times New Roman"/>
+          <w:sz w:val="24"/>
+        </w:rPr>
+        <w:t>Структура данных</w:t>
+      </w:r>
+      <w:bookmarkEnd w:id="36"/>
+    </w:p>
+    <w:p>
+      <w:pPr>
+        <w:ind w:left="708"/>
+        <w:jc w:val="both"/>
+        <w:rPr>
+          <w:i/>
+        </w:rPr>
+      </w:pPr>
+      <w:r>
+        <w:rPr>
+          <w:i/>
+        </w:rPr>
+        <w:t>Описать структуру данных источника исходя из подготовленных вами ранее материалов (</w:t>
+      </w:r>
+      <w:r>
+        <w:rPr>
+          <w:i/>
+        </w:rPr>
+        <w:t xml:space="preserve">Структура исходной БД, </w:t>
+      </w:r>
+      <w:r>
+        <w:rPr>
+          <w:i/>
+          <w:lang w:val="en-US"/>
+        </w:rPr>
+        <w:t>ER</w:t>
+      </w:r>
+      <w:r>
+        <w:rPr>
+          <w:i/>
+        </w:rPr>
+        <w:t>-диаграмма)</w:t>
+      </w:r>
+    </w:p>
+    <w:p>
+      <w:pPr>
+        <w:ind w:left="708"/>
+        <w:jc w:val="both"/>
+      </w:pPr>
+      <w:r>
+        <w:t>Источник должен иметь следующую структуру данных</w:t>
+      </w:r>
+      <w:r>
+        <w:t>:</w:t>
       </w:r>
     </w:p>
     <w:p>
@@ -4582,7 +7043,7 @@
           <w:b/>
           <w:bCs/>
         </w:rPr>
-        <w:t>arhdoc</w:t>
+        <w:t>account</w:t>
       </w:r>
       <w:proofErr w:type="spellEnd"/>
       <w:r>
@@ -4592,7 +7053,7 @@
         <w:t>—</w:t>
       </w:r>
       <w:r>
-        <w:t xml:space="preserve"> данные о бухгалтерских проводках и операциях по счетам</w:t>
+        <w:t xml:space="preserve"> данные о счетах клиентов, включая номер счета, валюту, даты открытия и закрытия, а также обороты и остатки</w:t>
       </w:r>
       <w:r>
         <w:t>.</w:t>
@@ -4615,7 +7076,7 @@
           <w:b/>
           <w:bCs/>
         </w:rPr>
-        <w:t>balance</w:t>
+        <w:t>arhdoc</w:t>
       </w:r>
       <w:proofErr w:type="spellEnd"/>
       <w:r>
@@ -4625,7 +7086,7 @@
         <w:t>—</w:t>
       </w:r>
       <w:r>
-        <w:t xml:space="preserve"> справочник балансовых счетов</w:t>
+        <w:t xml:space="preserve"> данные о бухгалтерских проводках и операциях по счетам</w:t>
       </w:r>
       <w:r>
         <w:t>.</w:t>
@@ -4648,7 +7109,7 @@
           <w:b/>
           <w:bCs/>
         </w:rPr>
-        <w:t>crncdate</w:t>
+        <w:t>balance</w:t>
       </w:r>
       <w:proofErr w:type="spellEnd"/>
       <w:r>
@@ -4658,7 +7119,7 @@
         <w:t>—</w:t>
       </w:r>
       <w:r>
-        <w:t xml:space="preserve"> курсы валют по датам</w:t>
+        <w:t xml:space="preserve"> справочник балансовых счетов</w:t>
       </w:r>
       <w:r>
         <w:t>.</w:t>
@@ -4681,7 +7142,7 @@
           <w:b/>
           <w:bCs/>
         </w:rPr>
-        <w:t>currency</w:t>
+        <w:t>crncdate</w:t>
       </w:r>
       <w:proofErr w:type="spellEnd"/>
       <w:r>
@@ -4691,7 +7152,7 @@
         <w:t>—</w:t>
       </w:r>
       <w:r>
-        <w:t xml:space="preserve"> справочник валют</w:t>
+        <w:t xml:space="preserve"> курсы валют по датам</w:t>
       </w:r>
       <w:r>
         <w:t>.</w:t>
@@ -4714,6 +7175,39 @@
           <w:b/>
           <w:bCs/>
         </w:rPr>
+        <w:t>currency</w:t>
+      </w:r>
+      <w:proofErr w:type="spellEnd"/>
+      <w:r>
+        <w:t xml:space="preserve"> </w:t>
+      </w:r>
+      <w:r>
+        <w:t>—</w:t>
+      </w:r>
+      <w:r>
+        <w:t xml:space="preserve"> справочник валют</w:t>
+      </w:r>
+      <w:r>
+        <w:t>.</w:t>
+      </w:r>
+    </w:p>
+    <w:p>
+      <w:pPr>
+        <w:numPr>
+          <w:ilvl w:val="0"/>
+          <w:numId w:val="22"/>
+        </w:numPr>
+        <w:tabs>
+          <w:tab w:val="num" w:pos="720"/>
+        </w:tabs>
+        <w:jc w:val="both"/>
+      </w:pPr>
+      <w:proofErr w:type="spellStart"/>
+      <w:r>
+        <w:rPr>
+          <w:b/>
+          <w:bCs/>
+        </w:rPr>
         <w:t>restdate</w:t>
       </w:r>
       <w:proofErr w:type="spellEnd"/>
@@ -4739,7 +7233,8 @@
           <w:sz w:val="24"/>
         </w:rPr>
       </w:pPr>
-      <w:bookmarkStart w:id="19" w:name="_Toc102552838"/>
+      <w:bookmarkStart w:id="37" w:name="_Toc102552838"/>
+      <w:bookmarkStart w:id="38" w:name="_Toc228471203"/>
       <w:r>
         <w:rPr>
           <w:rFonts w:ascii="Times New Roman" w:hAnsi="Times New Roman"/>
@@ -4754,7 +7249,8 @@
         </w:rPr>
         <w:t>налитическая витрина</w:t>
       </w:r>
-      <w:bookmarkEnd w:id="19"/>
+      <w:bookmarkEnd w:id="37"/>
+      <w:bookmarkEnd w:id="38"/>
     </w:p>
     <w:p>
       <w:pPr>
@@ -4780,12 +7276,21 @@
           <w:sz w:val="24"/>
         </w:rPr>
       </w:pPr>
+      <w:bookmarkStart w:id="39" w:name="_Toc228471204"/>
       <w:r>
         <w:rPr>
           <w:rFonts w:ascii="Times New Roman" w:hAnsi="Times New Roman"/>
           <w:sz w:val="24"/>
         </w:rPr>
-        <w:t xml:space="preserve">Назначение </w:t>
+        <w:t>Назначение</w:t>
+      </w:r>
+      <w:bookmarkEnd w:id="39"/>
+      <w:r>
+        <w:rPr>
+          <w:rFonts w:ascii="Times New Roman" w:hAnsi="Times New Roman"/>
+          <w:sz w:val="24"/>
+        </w:rPr>
+        <w:t xml:space="preserve"> </w:t>
       </w:r>
     </w:p>
     <w:p>
@@ -4836,6 +7341,7 @@
           <w:sz w:val="24"/>
         </w:rPr>
       </w:pPr>
+      <w:bookmarkStart w:id="40" w:name="_Toc228471205"/>
       <w:r>
         <w:rPr>
           <w:rFonts w:ascii="Times New Roman" w:hAnsi="Times New Roman"/>
@@ -4843,6 +7349,7 @@
         </w:rPr>
         <w:t>Требования</w:t>
       </w:r>
+      <w:bookmarkEnd w:id="40"/>
     </w:p>
     <w:p>
       <w:pPr>
@@ -4961,13 +7468,16 @@
           <w:sz w:val="24"/>
         </w:rPr>
       </w:pPr>
+      <w:bookmarkStart w:id="41" w:name="_Toc228471206"/>
       <w:r>
         <w:rPr>
           <w:rFonts w:ascii="Times New Roman" w:hAnsi="Times New Roman"/>
           <w:sz w:val="24"/>
         </w:rPr>
+        <w:lastRenderedPageBreak/>
         <w:t>Структура данных</w:t>
       </w:r>
+      <w:bookmarkEnd w:id="41"/>
     </w:p>
     <w:p>
       <w:pPr>
@@ -5024,11 +7534,7 @@
         <w:t>: С</w:t>
       </w:r>
       <w:r>
-        <w:t xml:space="preserve">труктура витрины формируется на основе требований к формату «Данные формы 0409101 по </w:t>
-      </w:r>
-      <w:r>
-        <w:lastRenderedPageBreak/>
-        <w:t>кредитным организациям» и включает поля, необходимые для формирования отчетности по форме 101.</w:t>
+        <w:t>труктура витрины формируется на основе требований к формату «Данные формы 0409101 по кредитным организациям» и включает поля, необходимые для формирования отчетности по форме 101.</w:t>
       </w:r>
     </w:p>
     <w:p>
@@ -5056,7 +7562,7 @@
         <w:t>REGN</w:t>
       </w:r>
       <w:r>
-        <w:t xml:space="preserve"> — регистрационный номер кредитной организации; </w:t>
+        <w:t xml:space="preserve"> — регистрационный номер кредитной организации</w:t>
       </w:r>
     </w:p>
     <w:p>
@@ -5075,7 +7581,7 @@
         <w:t>PLAN</w:t>
       </w:r>
       <w:r>
-        <w:t xml:space="preserve"> — глава плана счетов бухгалтерского учета; </w:t>
+        <w:t xml:space="preserve"> — глава плана счетов бухгалтерского учета</w:t>
       </w:r>
     </w:p>
     <w:p>
@@ -5094,7 +7600,7 @@
         <w:t>NUM_SC</w:t>
       </w:r>
       <w:r>
-        <w:t xml:space="preserve"> — номер счета (второго или первого порядка, либо агрегированный показатель); </w:t>
+        <w:t xml:space="preserve"> — номер счета (второго или первого порядка, либо агрегированный показатель)</w:t>
       </w:r>
     </w:p>
     <w:p>
@@ -5113,7 +7619,7 @@
         <w:t>A_P</w:t>
       </w:r>
       <w:r>
-        <w:t xml:space="preserve"> — признак счета (активный / пассивный); </w:t>
+        <w:t xml:space="preserve"> — признак счета (активный / пассивный)</w:t>
       </w:r>
     </w:p>
     <w:p>
@@ -5132,7 +7638,7 @@
         <w:t>VITG</w:t>
       </w:r>
       <w:r>
-        <w:t xml:space="preserve"> — входящие остатки «итого», тыс. руб.; </w:t>
+        <w:t xml:space="preserve"> — входящие остатки «итого», тыс. руб.</w:t>
       </w:r>
     </w:p>
     <w:p>
@@ -5151,7 +7657,7 @@
         <w:t>IITG</w:t>
       </w:r>
       <w:r>
-        <w:t xml:space="preserve"> — исходящие остатки «итого», тыс. руб.; </w:t>
+        <w:t xml:space="preserve"> — исходящие остатки «итого», тыс. руб.</w:t>
       </w:r>
     </w:p>
     <w:p>
@@ -5170,7 +7676,35 @@
         <w:t>DT</w:t>
       </w:r>
       <w:r>
-        <w:t xml:space="preserve"> — отчетная дата, на которую составлена оборотная ведомость.</w:t>
+        <w:t xml:space="preserve"> — отчетная дата, на которую составлена оборотная ведомость</w:t>
+      </w:r>
+    </w:p>
+    <w:p>
+      <w:pPr>
+        <w:numPr>
+          <w:ilvl w:val="0"/>
+          <w:numId w:val="23"/>
+        </w:numPr>
+        <w:jc w:val="both"/>
+      </w:pPr>
+      <w:r>
+        <w:rPr>
+          <w:b/>
+          <w:bCs/>
+        </w:rPr>
+        <w:t>CURR_CODE</w:t>
+      </w:r>
+      <w:r>
+        <w:rPr>
+          <w:lang w:val="en-US"/>
+        </w:rPr>
+        <w:t xml:space="preserve"> </w:t>
+      </w:r>
+      <w:r>
+        <w:t>— Код валюты</w:t>
+      </w:r>
+      <w:r>
+        <w:t>.</w:t>
       </w:r>
     </w:p>
     <w:p>
@@ -5182,6 +7716,7 @@
           <w:sz w:val="24"/>
         </w:rPr>
       </w:pPr>
+      <w:bookmarkStart w:id="42" w:name="_Toc228471207"/>
       <w:r>
         <w:rPr>
           <w:rFonts w:ascii="Times New Roman" w:hAnsi="Times New Roman"/>
@@ -5189,6 +7724,7 @@
         </w:rPr>
         <w:t>Поток данных</w:t>
       </w:r>
+      <w:bookmarkEnd w:id="42"/>
     </w:p>
     <w:p>
       <w:pPr>
@@ -5251,6 +7787,7 @@
         <w:rPr>
           <w:noProof/>
         </w:rPr>
+        <w:lastRenderedPageBreak/>
         <w:drawing>
           <wp:inline distT="0" distB="0" distL="0" distR="0" wp14:anchorId="37142370" wp14:editId="3AE087C6">
             <wp:extent cx="4641656" cy="5096786"/>
@@ -5269,7 +7806,7 @@
                     </pic:cNvPicPr>
                   </pic:nvPicPr>
                   <pic:blipFill>
-                    <a:blip r:embed="rId7">
+                    <a:blip r:embed="rId8">
                       <a:extLst>
                         <a:ext uri="{28A0092B-C50C-407E-A947-70E740481C1C}">
                           <a14:useLocalDpi xmlns:a14="http://schemas.microsoft.com/office/drawing/2010/main" val="0"/>
@@ -5313,7 +7850,6 @@
         <w:rPr>
           <w:i/>
         </w:rPr>
-        <w:lastRenderedPageBreak/>
         <w:t>Д</w:t>
       </w:r>
       <w:r>
@@ -5498,6 +8034,7 @@
         </w:numPr>
       </w:pPr>
       <w:r>
+        <w:lastRenderedPageBreak/>
         <w:t>Пользовательский интерфейс (дашборд)</w:t>
       </w:r>
     </w:p>
@@ -5900,7 +8437,6 @@
         </w:numPr>
       </w:pPr>
       <w:r>
-        <w:lastRenderedPageBreak/>
         <w:t>Ф</w:t>
       </w:r>
       <w:r>
@@ -6096,6 +8632,7 @@
         <w:jc w:val="both"/>
       </w:pPr>
       <w:r>
+        <w:lastRenderedPageBreak/>
         <w:t>Б</w:t>
       </w:r>
       <w:r>
@@ -6159,6 +8696,7 @@
           <w:sz w:val="24"/>
         </w:rPr>
       </w:pPr>
+      <w:bookmarkStart w:id="43" w:name="_Toc228471208"/>
       <w:r>
         <w:rPr>
           <w:rFonts w:ascii="Times New Roman" w:hAnsi="Times New Roman"/>
@@ -6166,29 +8704,13 @@
         </w:rPr>
         <w:t>Мэппинг данных</w:t>
       </w:r>
-    </w:p>
-    <w:p>
-      <w:pPr>
-        <w:pStyle w:val="3"/>
-        <w:numPr>
-          <w:ilvl w:val="0"/>
-          <w:numId w:val="0"/>
-        </w:numPr>
-        <w:ind w:left="708"/>
-        <w:rPr>
-          <w:rFonts w:ascii="Times New Roman" w:hAnsi="Times New Roman"/>
-          <w:b w:val="0"/>
-          <w:i/>
-          <w:sz w:val="24"/>
-        </w:rPr>
-      </w:pPr>
-      <w:r>
-        <w:rPr>
-          <w:rFonts w:ascii="Times New Roman" w:hAnsi="Times New Roman"/>
-          <w:b w:val="0"/>
-          <w:i/>
-          <w:sz w:val="24"/>
-        </w:rPr>
+      <w:bookmarkEnd w:id="43"/>
+    </w:p>
+    <w:p>
+      <w:pPr>
+        <w:ind w:firstLine="708"/>
+      </w:pPr>
+      <w:r>
         <w:t>Заполните таблицу маппинга в соответствии с потоком БД АБС – Витрина данных</w:t>
       </w:r>
     </w:p>
@@ -6223,10 +8745,10 @@
             <v:path o:extrusionok="f" gradientshapeok="t" o:connecttype="rect"/>
             <o:lock v:ext="edit" aspectratio="t"/>
           </v:shapetype>
-          <v:shape id="_x0000_i1025" type="#_x0000_t75" style="width:77.65pt;height:50.1pt" o:ole="">
-            <v:imagedata r:id="rId8" o:title=""/>
+          <v:shape id="_x0000_i1025" type="#_x0000_t75" style="width:77.5pt;height:50pt" o:ole="">
+            <v:imagedata r:id="rId9" o:title=""/>
           </v:shape>
-          <o:OLEObject Type="Embed" ProgID="Excel.Sheet.12" ShapeID="_x0000_i1025" DrawAspect="Icon" ObjectID="_1836678623" r:id="rId9"/>
+          <o:OLEObject Type="Embed" ProgID="Excel.Sheet.12" ShapeID="_x0000_i1025" DrawAspect="Icon" ObjectID="_1839085944" r:id="rId10"/>
         </w:object>
       </w:r>
     </w:p>
@@ -6238,7 +8760,8 @@
           <w:sz w:val="24"/>
         </w:rPr>
       </w:pPr>
-      <w:bookmarkStart w:id="20" w:name="_Toc102552839"/>
+      <w:bookmarkStart w:id="44" w:name="_Toc102552839"/>
+      <w:bookmarkStart w:id="45" w:name="_Toc228471209"/>
       <w:r>
         <w:rPr>
           <w:sz w:val="24"/>
@@ -6251,7 +8774,8 @@
         </w:rPr>
         <w:t>ИС</w:t>
       </w:r>
-      <w:bookmarkEnd w:id="20"/>
+      <w:bookmarkEnd w:id="44"/>
+      <w:bookmarkEnd w:id="45"/>
     </w:p>
     <w:p>
       <w:pPr>
@@ -6361,7 +8885,6 @@
         <w:jc w:val="both"/>
       </w:pPr>
       <w:r>
-        <w:lastRenderedPageBreak/>
         <w:t>закупка дополнительных компонент пр</w:t>
       </w:r>
       <w:r>
@@ -6433,8 +8956,9 @@
           <w:sz w:val="24"/>
         </w:rPr>
       </w:pPr>
-      <w:bookmarkStart w:id="21" w:name="_Toc102552840"/>
-      <w:bookmarkStart w:id="22" w:name="_Toc257230952"/>
+      <w:bookmarkStart w:id="46" w:name="_Toc102552840"/>
+      <w:bookmarkStart w:id="47" w:name="_Toc228471210"/>
+      <w:bookmarkStart w:id="48" w:name="_Toc257230952"/>
       <w:r>
         <w:rPr>
           <w:sz w:val="24"/>
@@ -6453,7 +8977,8 @@
         </w:rPr>
         <w:t>С</w:t>
       </w:r>
-      <w:bookmarkEnd w:id="21"/>
+      <w:bookmarkEnd w:id="46"/>
+      <w:bookmarkEnd w:id="47"/>
     </w:p>
     <w:p>
       <w:pPr>
@@ -6464,7 +8989,8 @@
           <w:sz w:val="24"/>
         </w:rPr>
       </w:pPr>
-      <w:bookmarkStart w:id="23" w:name="_Toc102552841"/>
+      <w:bookmarkStart w:id="49" w:name="_Toc102552841"/>
+      <w:bookmarkStart w:id="50" w:name="_Toc228471211"/>
       <w:r>
         <w:rPr>
           <w:rFonts w:ascii="Times New Roman" w:hAnsi="Times New Roman"/>
@@ -6472,7 +8998,8 @@
         </w:rPr>
         <w:t>Компонентная архитектура</w:t>
       </w:r>
-      <w:bookmarkEnd w:id="23"/>
+      <w:bookmarkEnd w:id="49"/>
+      <w:bookmarkEnd w:id="50"/>
     </w:p>
     <w:p>
       <w:pPr>
@@ -6521,8 +9048,9 @@
           <w:sz w:val="24"/>
         </w:rPr>
       </w:pPr>
-      <w:bookmarkStart w:id="24" w:name="_Toc447128974"/>
-      <w:bookmarkStart w:id="25" w:name="_Toc102552842"/>
+      <w:bookmarkStart w:id="51" w:name="_Toc447128974"/>
+      <w:bookmarkStart w:id="52" w:name="_Toc102552842"/>
+      <w:bookmarkStart w:id="53" w:name="_Toc228471212"/>
       <w:r>
         <w:rPr>
           <w:rFonts w:ascii="Times New Roman" w:hAnsi="Times New Roman"/>
@@ -6530,8 +9058,9 @@
         </w:rPr>
         <w:t>Системная архитектура решения</w:t>
       </w:r>
-      <w:bookmarkEnd w:id="24"/>
-      <w:bookmarkEnd w:id="25"/>
+      <w:bookmarkEnd w:id="51"/>
+      <w:bookmarkEnd w:id="52"/>
+      <w:bookmarkEnd w:id="53"/>
     </w:p>
     <w:p>
       <w:pPr>
@@ -6646,6 +9175,7 @@
           <w:rFonts w:ascii="Times New Roman" w:hAnsi="Times New Roman"/>
           <w:sz w:val="24"/>
         </w:rPr>
+        <w:lastRenderedPageBreak/>
         <w:t>возможность наращивания мощности системы при необходимости;</w:t>
       </w:r>
     </w:p>
@@ -6699,22 +9229,24 @@
           <w:sz w:val="24"/>
         </w:rPr>
       </w:pPr>
-      <w:bookmarkStart w:id="26" w:name="_Toc102552843"/>
+      <w:bookmarkStart w:id="54" w:name="_Toc102552843"/>
+      <w:bookmarkStart w:id="55" w:name="_Toc228471213"/>
       <w:r>
         <w:rPr>
           <w:sz w:val="24"/>
         </w:rPr>
         <w:t xml:space="preserve">Пользовательские </w:t>
       </w:r>
-      <w:bookmarkStart w:id="27" w:name="_Toc257230953"/>
-      <w:bookmarkEnd w:id="22"/>
+      <w:bookmarkStart w:id="56" w:name="_Toc257230953"/>
+      <w:bookmarkEnd w:id="48"/>
       <w:r>
         <w:rPr>
           <w:sz w:val="24"/>
         </w:rPr>
         <w:t>требования</w:t>
       </w:r>
-      <w:bookmarkEnd w:id="26"/>
+      <w:bookmarkEnd w:id="54"/>
+      <w:bookmarkEnd w:id="55"/>
     </w:p>
     <w:p>
       <w:pPr>
@@ -6725,8 +9257,9 @@
           <w:sz w:val="24"/>
         </w:rPr>
       </w:pPr>
-      <w:bookmarkStart w:id="28" w:name="_Toc102552844"/>
-      <w:bookmarkEnd w:id="27"/>
+      <w:bookmarkStart w:id="57" w:name="_Toc102552844"/>
+      <w:bookmarkStart w:id="58" w:name="_Toc228471214"/>
+      <w:bookmarkEnd w:id="56"/>
       <w:r>
         <w:rPr>
           <w:rFonts w:ascii="Times New Roman" w:hAnsi="Times New Roman"/>
@@ -6734,7 +9267,8 @@
         </w:rPr>
         <w:t>Требования к функционалу</w:t>
       </w:r>
-      <w:bookmarkEnd w:id="28"/>
+      <w:bookmarkEnd w:id="57"/>
+      <w:bookmarkEnd w:id="58"/>
     </w:p>
     <w:p>
       <w:pPr>
@@ -6783,6 +9317,7 @@
           <w:sz w:val="24"/>
         </w:rPr>
       </w:pPr>
+      <w:bookmarkStart w:id="59" w:name="_Toc228471215"/>
       <w:r>
         <w:rPr>
           <w:rFonts w:ascii="Times New Roman" w:hAnsi="Times New Roman"/>
@@ -6790,6 +9325,7 @@
         </w:rPr>
         <w:t>User Story</w:t>
       </w:r>
+      <w:bookmarkEnd w:id="59"/>
     </w:p>
     <w:p>
       <w:pPr>
@@ -6865,13 +9401,13 @@
           <w:sz w:val="24"/>
         </w:rPr>
       </w:pPr>
+      <w:bookmarkStart w:id="60" w:name="_Toc228471216"/>
       <w:proofErr w:type="spellStart"/>
       <w:r>
         <w:rPr>
           <w:rFonts w:ascii="Times New Roman" w:hAnsi="Times New Roman"/>
           <w:sz w:val="24"/>
         </w:rPr>
-        <w:lastRenderedPageBreak/>
         <w:t>Use</w:t>
       </w:r>
       <w:proofErr w:type="spellEnd"/>
@@ -6882,6 +9418,7 @@
         </w:rPr>
         <w:t xml:space="preserve"> Case</w:t>
       </w:r>
+      <w:bookmarkEnd w:id="60"/>
     </w:p>
     <w:p>
       <w:pPr>
@@ -7326,6 +9863,7 @@
           </w:tcPr>
           <w:p>
             <w:r>
+              <w:lastRenderedPageBreak/>
               <w:t>6</w:t>
             </w:r>
           </w:p>
@@ -7824,7 +10362,6 @@
           <w:b/>
           <w:bCs/>
         </w:rPr>
-        <w:lastRenderedPageBreak/>
         <w:t>Использование дашборда</w:t>
       </w:r>
     </w:p>
@@ -8191,6 +10728,13 @@
       </w:tr>
     </w:tbl>
     <w:p>
+      <w:bookmarkStart w:id="61" w:name="_Toc257230960"/>
+      <w:bookmarkStart w:id="62" w:name="_Toc453664678"/>
+      <w:bookmarkStart w:id="63" w:name="_Toc102552847"/>
+      <w:bookmarkStart w:id="64" w:name="_Toc228471217"/>
+      <w:bookmarkStart w:id="65" w:name="_Toc257230966"/>
+    </w:p>
+    <w:p>
       <w:pPr>
         <w:pStyle w:val="10"/>
         <w:ind w:left="1068"/>
@@ -8199,14 +10743,11 @@
           <w:sz w:val="24"/>
         </w:rPr>
       </w:pPr>
-      <w:bookmarkStart w:id="29" w:name="_Toc257230960"/>
-      <w:bookmarkStart w:id="30" w:name="_Toc453664678"/>
-      <w:bookmarkStart w:id="31" w:name="_Toc102552847"/>
-      <w:bookmarkStart w:id="32" w:name="_Toc257230966"/>
       <w:r>
         <w:rPr>
           <w:sz w:val="24"/>
         </w:rPr>
+        <w:lastRenderedPageBreak/>
         <w:t>Нефункциональные</w:t>
       </w:r>
       <w:r>
@@ -8216,9 +10757,10 @@
         </w:rPr>
         <w:t xml:space="preserve"> требования</w:t>
       </w:r>
-      <w:bookmarkEnd w:id="29"/>
-      <w:bookmarkEnd w:id="30"/>
-      <w:bookmarkEnd w:id="31"/>
+      <w:bookmarkEnd w:id="61"/>
+      <w:bookmarkEnd w:id="62"/>
+      <w:bookmarkEnd w:id="63"/>
+      <w:bookmarkEnd w:id="64"/>
     </w:p>
     <w:p>
       <w:pPr>
@@ -8229,12 +10771,13 @@
           <w:sz w:val="24"/>
         </w:rPr>
       </w:pPr>
-      <w:bookmarkStart w:id="33" w:name="_Toc171319714"/>
-      <w:bookmarkStart w:id="34" w:name="_Toc171319785"/>
-      <w:bookmarkStart w:id="35" w:name="_Toc195515769"/>
-      <w:bookmarkStart w:id="36" w:name="_Toc257230961"/>
-      <w:bookmarkStart w:id="37" w:name="_Toc453664679"/>
-      <w:bookmarkStart w:id="38" w:name="_Toc102552848"/>
+      <w:bookmarkStart w:id="66" w:name="_Toc171319714"/>
+      <w:bookmarkStart w:id="67" w:name="_Toc171319785"/>
+      <w:bookmarkStart w:id="68" w:name="_Toc195515769"/>
+      <w:bookmarkStart w:id="69" w:name="_Toc257230961"/>
+      <w:bookmarkStart w:id="70" w:name="_Toc453664679"/>
+      <w:bookmarkStart w:id="71" w:name="_Toc102552848"/>
+      <w:bookmarkStart w:id="72" w:name="_Toc228471218"/>
       <w:r>
         <w:rPr>
           <w:rFonts w:ascii="Times New Roman" w:hAnsi="Times New Roman"/>
@@ -8242,12 +10785,13 @@
         </w:rPr>
         <w:t>Требования по производительности</w:t>
       </w:r>
-      <w:bookmarkEnd w:id="33"/>
-      <w:bookmarkEnd w:id="34"/>
-      <w:bookmarkEnd w:id="35"/>
-      <w:bookmarkEnd w:id="36"/>
-      <w:bookmarkEnd w:id="37"/>
-      <w:bookmarkEnd w:id="38"/>
+      <w:bookmarkEnd w:id="66"/>
+      <w:bookmarkEnd w:id="67"/>
+      <w:bookmarkEnd w:id="68"/>
+      <w:bookmarkEnd w:id="69"/>
+      <w:bookmarkEnd w:id="70"/>
+      <w:bookmarkEnd w:id="71"/>
+      <w:bookmarkEnd w:id="72"/>
     </w:p>
     <w:p>
       <w:pPr>
@@ -8513,12 +11057,13 @@
           <w:sz w:val="24"/>
         </w:rPr>
       </w:pPr>
-      <w:bookmarkStart w:id="39" w:name="_Toc171319715"/>
-      <w:bookmarkStart w:id="40" w:name="_Toc171319786"/>
-      <w:bookmarkStart w:id="41" w:name="_Toc195515771"/>
-      <w:bookmarkStart w:id="42" w:name="_Toc257230964"/>
-      <w:bookmarkStart w:id="43" w:name="_Toc453664682"/>
-      <w:bookmarkStart w:id="44" w:name="_Toc102552849"/>
+      <w:bookmarkStart w:id="73" w:name="_Toc171319715"/>
+      <w:bookmarkStart w:id="74" w:name="_Toc171319786"/>
+      <w:bookmarkStart w:id="75" w:name="_Toc195515771"/>
+      <w:bookmarkStart w:id="76" w:name="_Toc257230964"/>
+      <w:bookmarkStart w:id="77" w:name="_Toc453664682"/>
+      <w:bookmarkStart w:id="78" w:name="_Toc102552849"/>
+      <w:bookmarkStart w:id="79" w:name="_Toc228471219"/>
       <w:r>
         <w:rPr>
           <w:rFonts w:ascii="Times New Roman" w:hAnsi="Times New Roman"/>
@@ -8526,12 +11071,13 @@
         </w:rPr>
         <w:t>Конкурентная работа</w:t>
       </w:r>
-      <w:bookmarkEnd w:id="39"/>
-      <w:bookmarkEnd w:id="40"/>
-      <w:bookmarkEnd w:id="41"/>
-      <w:bookmarkEnd w:id="42"/>
-      <w:bookmarkEnd w:id="43"/>
-      <w:bookmarkEnd w:id="44"/>
+      <w:bookmarkEnd w:id="73"/>
+      <w:bookmarkEnd w:id="74"/>
+      <w:bookmarkEnd w:id="75"/>
+      <w:bookmarkEnd w:id="76"/>
+      <w:bookmarkEnd w:id="77"/>
+      <w:bookmarkEnd w:id="78"/>
+      <w:bookmarkEnd w:id="79"/>
     </w:p>
     <w:p>
       <w:pPr>
@@ -8562,20 +11108,21 @@
           <w:sz w:val="24"/>
         </w:rPr>
       </w:pPr>
-      <w:bookmarkStart w:id="45" w:name="_Toc257230965"/>
-      <w:bookmarkStart w:id="46" w:name="_Toc453664683"/>
-      <w:bookmarkStart w:id="47" w:name="_Toc102552850"/>
+      <w:bookmarkStart w:id="80" w:name="_Toc257230965"/>
+      <w:bookmarkStart w:id="81" w:name="_Toc453664683"/>
+      <w:bookmarkStart w:id="82" w:name="_Toc102552850"/>
+      <w:bookmarkStart w:id="83" w:name="_Toc228471220"/>
       <w:r>
         <w:rPr>
           <w:rFonts w:ascii="Times New Roman" w:hAnsi="Times New Roman"/>
           <w:sz w:val="24"/>
         </w:rPr>
-        <w:lastRenderedPageBreak/>
         <w:t>Требования к объемам данных</w:t>
       </w:r>
-      <w:bookmarkEnd w:id="45"/>
-      <w:bookmarkEnd w:id="46"/>
-      <w:bookmarkEnd w:id="47"/>
+      <w:bookmarkEnd w:id="80"/>
+      <w:bookmarkEnd w:id="81"/>
+      <w:bookmarkEnd w:id="82"/>
+      <w:bookmarkEnd w:id="83"/>
     </w:p>
     <w:p>
       <w:pPr>
@@ -8849,6 +11396,7 @@
           <w:iCs/>
           <w:sz w:val="24"/>
         </w:rPr>
+        <w:lastRenderedPageBreak/>
         <w:t>Таблицы с бухгалтерскими проводками (</w:t>
       </w:r>
       <w:proofErr w:type="spellStart"/>
@@ -9070,29 +11618,31 @@
           <w:sz w:val="24"/>
         </w:rPr>
       </w:pPr>
-      <w:bookmarkStart w:id="48" w:name="_Toc453664684"/>
-      <w:bookmarkStart w:id="49" w:name="_Toc467513104"/>
-      <w:bookmarkStart w:id="50" w:name="_Toc102552851"/>
-      <w:bookmarkStart w:id="51" w:name="_Toc298254334"/>
-      <w:bookmarkStart w:id="52" w:name="_Ref300498753"/>
-      <w:bookmarkStart w:id="53" w:name="_Toc317586291"/>
-      <w:bookmarkStart w:id="54" w:name="_Toc436839645"/>
-      <w:bookmarkStart w:id="55" w:name="_Toc453664685"/>
+      <w:bookmarkStart w:id="84" w:name="_Toc453664684"/>
+      <w:bookmarkStart w:id="85" w:name="_Toc467513104"/>
+      <w:bookmarkStart w:id="86" w:name="_Toc102552851"/>
+      <w:bookmarkStart w:id="87" w:name="_Toc228471221"/>
+      <w:bookmarkStart w:id="88" w:name="_Toc298254334"/>
+      <w:bookmarkStart w:id="89" w:name="_Ref300498753"/>
+      <w:bookmarkStart w:id="90" w:name="_Toc317586291"/>
+      <w:bookmarkStart w:id="91" w:name="_Toc436839645"/>
+      <w:bookmarkStart w:id="92" w:name="_Toc453664685"/>
       <w:r>
         <w:rPr>
           <w:sz w:val="24"/>
         </w:rPr>
         <w:t xml:space="preserve">Требования </w:t>
       </w:r>
-      <w:bookmarkEnd w:id="48"/>
+      <w:bookmarkEnd w:id="84"/>
       <w:r>
         <w:rPr>
           <w:sz w:val="24"/>
         </w:rPr>
         <w:t>по защите информации</w:t>
       </w:r>
-      <w:bookmarkEnd w:id="49"/>
-      <w:bookmarkEnd w:id="50"/>
+      <w:bookmarkEnd w:id="85"/>
+      <w:bookmarkEnd w:id="86"/>
+      <w:bookmarkEnd w:id="87"/>
     </w:p>
     <w:p>
       <w:pPr>
@@ -9130,30 +11680,6 @@
     </w:p>
     <w:p>
       <w:pPr>
-        <w:ind w:left="1418"/>
-        <w:jc w:val="both"/>
-      </w:pPr>
-    </w:p>
-    <w:p>
-      <w:pPr>
-        <w:ind w:left="1418"/>
-        <w:jc w:val="both"/>
-      </w:pPr>
-    </w:p>
-    <w:p>
-      <w:pPr>
-        <w:ind w:left="1418"/>
-        <w:jc w:val="both"/>
-      </w:pPr>
-    </w:p>
-    <w:p>
-      <w:pPr>
-        <w:ind w:left="1418"/>
-        <w:jc w:val="both"/>
-      </w:pPr>
-    </w:p>
-    <w:p>
-      <w:pPr>
         <w:pStyle w:val="23"/>
         <w:ind w:left="1140"/>
         <w:rPr>
@@ -9161,18 +11687,19 @@
           <w:sz w:val="24"/>
         </w:rPr>
       </w:pPr>
-      <w:bookmarkStart w:id="56" w:name="_Toc467513105"/>
-      <w:bookmarkStart w:id="57" w:name="_Toc102552852"/>
+      <w:bookmarkStart w:id="93" w:name="_Toc467513105"/>
+      <w:bookmarkStart w:id="94" w:name="_Toc102552852"/>
+      <w:bookmarkStart w:id="95" w:name="_Toc228471222"/>
       <w:r>
         <w:rPr>
           <w:rFonts w:ascii="Times New Roman" w:hAnsi="Times New Roman"/>
           <w:sz w:val="24"/>
         </w:rPr>
-        <w:lastRenderedPageBreak/>
         <w:t>Требования к мерам защиты информации</w:t>
       </w:r>
-      <w:bookmarkEnd w:id="56"/>
-      <w:bookmarkEnd w:id="57"/>
+      <w:bookmarkEnd w:id="93"/>
+      <w:bookmarkEnd w:id="94"/>
+      <w:bookmarkEnd w:id="95"/>
     </w:p>
     <w:p>
       <w:pPr>
@@ -9439,6 +11966,7 @@
           <w:iCs/>
           <w:sz w:val="24"/>
         </w:rPr>
+        <w:lastRenderedPageBreak/>
         <w:t>Система должна вести журнал действий пользователей (создание, изменение, удаление данных), чтобы можно было восстановить события и выявить несанкционированные действия.</w:t>
       </w:r>
     </w:p>
@@ -9620,55 +12148,26 @@
     </w:p>
     <w:p>
       <w:pPr>
-        <w:pStyle w:val="afff0"/>
-        <w:rPr>
-          <w:rFonts w:ascii="Times New Roman" w:hAnsi="Times New Roman"/>
-          <w:iCs/>
-          <w:sz w:val="24"/>
-        </w:rPr>
-      </w:pPr>
-    </w:p>
-    <w:p>
-      <w:pPr>
-        <w:pStyle w:val="afff0"/>
-        <w:rPr>
-          <w:rFonts w:ascii="Times New Roman" w:hAnsi="Times New Roman"/>
-          <w:iCs/>
-          <w:sz w:val="24"/>
-        </w:rPr>
-      </w:pPr>
-    </w:p>
-    <w:p>
-      <w:pPr>
-        <w:pStyle w:val="afff0"/>
-        <w:rPr>
-          <w:rFonts w:ascii="Times New Roman" w:hAnsi="Times New Roman"/>
-          <w:iCs/>
-          <w:sz w:val="24"/>
-        </w:rPr>
-      </w:pPr>
-    </w:p>
-    <w:p>
-      <w:pPr>
         <w:pStyle w:val="23"/>
         <w:ind w:left="1140"/>
         <w:rPr>
           <w:rFonts w:ascii="Times New Roman" w:hAnsi="Times New Roman"/>
         </w:rPr>
       </w:pPr>
-      <w:bookmarkStart w:id="58" w:name="_Toc436839627"/>
-      <w:bookmarkStart w:id="59" w:name="_Toc467513107"/>
-      <w:bookmarkStart w:id="60" w:name="_Toc102552853"/>
+      <w:bookmarkStart w:id="96" w:name="_Toc436839627"/>
+      <w:bookmarkStart w:id="97" w:name="_Toc467513107"/>
+      <w:bookmarkStart w:id="98" w:name="_Toc102552853"/>
+      <w:bookmarkStart w:id="99" w:name="_Toc228471223"/>
       <w:r>
         <w:rPr>
           <w:rFonts w:ascii="Times New Roman" w:hAnsi="Times New Roman"/>
         </w:rPr>
-        <w:lastRenderedPageBreak/>
         <w:t>Требования к средствам защиты информации</w:t>
       </w:r>
-      <w:bookmarkEnd w:id="58"/>
-      <w:bookmarkEnd w:id="59"/>
-      <w:bookmarkEnd w:id="60"/>
+      <w:bookmarkEnd w:id="96"/>
+      <w:bookmarkEnd w:id="97"/>
+      <w:bookmarkEnd w:id="98"/>
+      <w:bookmarkEnd w:id="99"/>
       <w:r>
         <w:rPr>
           <w:rFonts w:ascii="Times New Roman" w:hAnsi="Times New Roman"/>
@@ -9685,7 +12184,8 @@
           <w:b w:val="0"/>
         </w:rPr>
       </w:pPr>
-      <w:bookmarkStart w:id="61" w:name="_Toc436839628"/>
+      <w:bookmarkStart w:id="100" w:name="_Toc436839628"/>
+      <w:bookmarkStart w:id="101" w:name="_Toc228471224"/>
       <w:r>
         <w:rPr>
           <w:rFonts w:ascii="Times New Roman" w:hAnsi="Times New Roman"/>
@@ -9693,7 +12193,8 @@
         </w:rPr>
         <w:t>Средства защиты информации от НСД</w:t>
       </w:r>
-      <w:bookmarkEnd w:id="61"/>
+      <w:bookmarkEnd w:id="100"/>
+      <w:bookmarkEnd w:id="101"/>
       <w:r>
         <w:rPr>
           <w:rFonts w:ascii="Times New Roman" w:hAnsi="Times New Roman"/>
@@ -9708,18 +12209,18 @@
         <w:ind w:left="708"/>
         <w:jc w:val="both"/>
       </w:pPr>
-      <w:bookmarkStart w:id="62" w:name="_Toc222715194"/>
-      <w:bookmarkStart w:id="63" w:name="_Toc436839644"/>
-      <w:bookmarkStart w:id="64" w:name="_Toc467513110"/>
+      <w:bookmarkStart w:id="102" w:name="_Toc222715194"/>
+      <w:bookmarkStart w:id="103" w:name="_Toc436839644"/>
+      <w:bookmarkStart w:id="104" w:name="_Toc467513110"/>
       <w:r>
         <w:t xml:space="preserve">Дополнительные </w:t>
       </w:r>
-      <w:bookmarkEnd w:id="62"/>
+      <w:bookmarkEnd w:id="102"/>
       <w:r>
         <w:t>требования</w:t>
       </w:r>
-      <w:bookmarkEnd w:id="63"/>
-      <w:bookmarkEnd w:id="64"/>
+      <w:bookmarkEnd w:id="103"/>
+      <w:bookmarkEnd w:id="104"/>
     </w:p>
     <w:p>
       <w:pPr>
@@ -9780,21 +12281,23 @@
           <w:sz w:val="24"/>
         </w:rPr>
       </w:pPr>
-      <w:bookmarkStart w:id="65" w:name="_Toc453664686"/>
-      <w:bookmarkStart w:id="66" w:name="_Toc102552854"/>
-      <w:bookmarkEnd w:id="51"/>
-      <w:bookmarkEnd w:id="52"/>
-      <w:bookmarkEnd w:id="53"/>
-      <w:bookmarkEnd w:id="54"/>
-      <w:bookmarkEnd w:id="55"/>
+      <w:bookmarkStart w:id="105" w:name="_Toc453664686"/>
+      <w:bookmarkStart w:id="106" w:name="_Toc102552854"/>
+      <w:bookmarkStart w:id="107" w:name="_Toc228471225"/>
+      <w:bookmarkEnd w:id="88"/>
+      <w:bookmarkEnd w:id="89"/>
+      <w:bookmarkEnd w:id="90"/>
+      <w:bookmarkEnd w:id="91"/>
+      <w:bookmarkEnd w:id="92"/>
       <w:r>
         <w:rPr>
           <w:sz w:val="24"/>
         </w:rPr>
         <w:t>Критерии приемки и передачи системы в опытно-промышленную эксплуатацию</w:t>
       </w:r>
-      <w:bookmarkEnd w:id="65"/>
-      <w:bookmarkEnd w:id="66"/>
+      <w:bookmarkEnd w:id="105"/>
+      <w:bookmarkEnd w:id="106"/>
+      <w:bookmarkEnd w:id="107"/>
     </w:p>
     <w:p>
       <w:pPr>
@@ -9826,7 +12329,7 @@
         <w:t>Система должна отвечать требованиям по производительности.</w:t>
       </w:r>
       <w:bookmarkEnd w:id="6"/>
-      <w:bookmarkEnd w:id="32"/>
+      <w:bookmarkEnd w:id="65"/>
     </w:p>
     <w:p>
       <w:pPr>
@@ -9858,7 +12361,7 @@
     </w:p>
     <w:p>
       <w:pPr>
-        <w:jc w:val="right"/>
+        <w:jc w:val="center"/>
         <w:rPr>
           <w:b/>
           <w:sz w:val="28"/>
@@ -9889,21 +12392,68 @@
     </w:p>
     <w:p>
       <w:pPr>
-        <w:spacing w:after="200" w:line="276" w:lineRule="auto"/>
+        <w:jc w:val="center"/>
         <w:rPr>
           <w:sz w:val="28"/>
         </w:rPr>
       </w:pPr>
       <w:r>
         <w:rPr>
-          <w:sz w:val="28"/>
-        </w:rPr>
-        <w:br w:type="page"/>
-      </w:r>
-    </w:p>
-    <w:p>
-      <w:pPr>
-        <w:jc w:val="right"/>
+          <w:noProof/>
+        </w:rPr>
+        <w:drawing>
+          <wp:inline distT="0" distB="0" distL="0" distR="0" wp14:anchorId="10EDAE00" wp14:editId="793A06DE">
+            <wp:extent cx="2938750" cy="8255000"/>
+            <wp:effectExtent l="0" t="0" r="0" b="0"/>
+            <wp:docPr id="1612734164" name="Рисунок 1"/>
+            <wp:cNvGraphicFramePr>
+              <a:graphicFrameLocks xmlns:a="http://schemas.openxmlformats.org/drawingml/2006/main" noChangeAspect="1"/>
+            </wp:cNvGraphicFramePr>
+            <a:graphic xmlns:a="http://schemas.openxmlformats.org/drawingml/2006/main">
+              <a:graphicData uri="http://schemas.openxmlformats.org/drawingml/2006/picture">
+                <pic:pic xmlns:pic="http://schemas.openxmlformats.org/drawingml/2006/picture">
+                  <pic:nvPicPr>
+                    <pic:cNvPr id="0" name="Picture 10"/>
+                    <pic:cNvPicPr>
+                      <a:picLocks noChangeAspect="1" noChangeArrowheads="1"/>
+                    </pic:cNvPicPr>
+                  </pic:nvPicPr>
+                  <pic:blipFill>
+                    <a:blip r:embed="rId11" cstate="print">
+                      <a:extLst>
+                        <a:ext uri="{28A0092B-C50C-407E-A947-70E740481C1C}">
+                          <a14:useLocalDpi xmlns:a14="http://schemas.microsoft.com/office/drawing/2010/main" val="0"/>
+                        </a:ext>
+                      </a:extLst>
+                    </a:blip>
+                    <a:srcRect/>
+                    <a:stretch>
+                      <a:fillRect/>
+                    </a:stretch>
+                  </pic:blipFill>
+                  <pic:spPr bwMode="auto">
+                    <a:xfrm>
+                      <a:off x="0" y="0"/>
+                      <a:ext cx="2960177" cy="8315190"/>
+                    </a:xfrm>
+                    <a:prstGeom prst="rect">
+                      <a:avLst/>
+                    </a:prstGeom>
+                    <a:noFill/>
+                    <a:ln>
+                      <a:noFill/>
+                    </a:ln>
+                  </pic:spPr>
+                </pic:pic>
+              </a:graphicData>
+            </a:graphic>
+          </wp:inline>
+        </w:drawing>
+      </w:r>
+    </w:p>
+    <w:p>
+      <w:pPr>
+        <w:jc w:val="center"/>
         <w:rPr>
           <w:b/>
           <w:sz w:val="28"/>
@@ -9940,6 +12490,67 @@
     </w:p>
     <w:p>
       <w:pPr>
+        <w:jc w:val="center"/>
+        <w:rPr>
+          <w:sz w:val="28"/>
+        </w:rPr>
+      </w:pPr>
+      <w:r>
+        <w:rPr>
+          <w:noProof/>
+        </w:rPr>
+        <w:drawing>
+          <wp:inline distT="0" distB="0" distL="0" distR="0" wp14:anchorId="19B33087" wp14:editId="737155BF">
+            <wp:extent cx="3067050" cy="1917700"/>
+            <wp:effectExtent l="0" t="0" r="0" b="6350"/>
+            <wp:docPr id="980570010" name="Рисунок 2"/>
+            <wp:cNvGraphicFramePr>
+              <a:graphicFrameLocks xmlns:a="http://schemas.openxmlformats.org/drawingml/2006/main" noChangeAspect="1"/>
+            </wp:cNvGraphicFramePr>
+            <a:graphic xmlns:a="http://schemas.openxmlformats.org/drawingml/2006/main">
+              <a:graphicData uri="http://schemas.openxmlformats.org/drawingml/2006/picture">
+                <pic:pic xmlns:pic="http://schemas.openxmlformats.org/drawingml/2006/picture">
+                  <pic:nvPicPr>
+                    <pic:cNvPr id="0" name="Picture 12"/>
+                    <pic:cNvPicPr>
+                      <a:picLocks noChangeAspect="1" noChangeArrowheads="1"/>
+                    </pic:cNvPicPr>
+                  </pic:nvPicPr>
+                  <pic:blipFill>
+                    <a:blip r:embed="rId12">
+                      <a:extLst>
+                        <a:ext uri="{28A0092B-C50C-407E-A947-70E740481C1C}">
+                          <a14:useLocalDpi xmlns:a14="http://schemas.microsoft.com/office/drawing/2010/main" val="0"/>
+                        </a:ext>
+                      </a:extLst>
+                    </a:blip>
+                    <a:srcRect/>
+                    <a:stretch>
+                      <a:fillRect/>
+                    </a:stretch>
+                  </pic:blipFill>
+                  <pic:spPr bwMode="auto">
+                    <a:xfrm>
+                      <a:off x="0" y="0"/>
+                      <a:ext cx="3067050" cy="1917700"/>
+                    </a:xfrm>
+                    <a:prstGeom prst="rect">
+                      <a:avLst/>
+                    </a:prstGeom>
+                    <a:noFill/>
+                    <a:ln>
+                      <a:noFill/>
+                    </a:ln>
+                  </pic:spPr>
+                </pic:pic>
+              </a:graphicData>
+            </a:graphic>
+          </wp:inline>
+        </w:drawing>
+      </w:r>
+    </w:p>
+    <w:p>
+      <w:pPr>
         <w:spacing w:after="200" w:line="276" w:lineRule="auto"/>
         <w:rPr>
           <w:sz w:val="28"/>
@@ -9954,7 +12565,7 @@
     </w:p>
     <w:p>
       <w:pPr>
-        <w:jc w:val="right"/>
+        <w:jc w:val="center"/>
         <w:rPr>
           <w:b/>
           <w:sz w:val="28"/>
@@ -10065,8 +12676,8 @@
       </w:pPr>
     </w:p>
     <w:sectPr>
-      <w:headerReference w:type="default" r:id="rId10"/>
-      <w:footerReference w:type="default" r:id="rId11"/>
+      <w:headerReference w:type="default" r:id="rId13"/>
+      <w:footerReference w:type="default" r:id="rId14"/>
       <w:pgSz w:w="11906" w:h="16838"/>
       <w:pgMar w:top="1440" w:right="1080" w:bottom="1440" w:left="1080" w:header="708" w:footer="550" w:gutter="0"/>
       <w:cols w:space="708"/>
@@ -18321,4 +20932,16 @@
   <a:objectDefaults/>
   <a:extraClrSchemeLst/>
 </a:theme>
+</file>
+
+<file path=customXml/item1.xml><?xml version="1.0" encoding="utf-8"?>
+<b:Sources xmlns:b="http://schemas.openxmlformats.org/officeDocument/2006/bibliography" xmlns="http://schemas.openxmlformats.org/officeDocument/2006/bibliography" SelectedStyle="\APASixthEditionOfficeOnline.xsl" StyleName="APA" Version="6"/>
+</file>
+
+<file path=customXml/itemProps1.xml><?xml version="1.0" encoding="utf-8"?>
+<ds:datastoreItem xmlns:ds="http://schemas.openxmlformats.org/officeDocument/2006/customXml" ds:itemID="{32F319CD-EB1F-4621-80F2-B2241790EB5E}">
+  <ds:schemaRefs>
+    <ds:schemaRef ds:uri="http://schemas.openxmlformats.org/officeDocument/2006/bibliography"/>
+  </ds:schemaRefs>
+</ds:datastoreItem>
 </file>